--- a/1.基础课程/副本0：基础数据结构快速使用.docx
+++ b/1.基础课程/副本0：基础数据结构快速使用.docx
@@ -106,6 +106,7 @@
     <w:p>
       <w:pPr>
         <w:numPr>
+          <w:ilvl w:val="0"/>
           <w:numId w:val="0"/>
         </w:numPr>
         <w:ind w:firstLine="420" w:firstLineChars="0"/>
@@ -125,6 +126,7 @@
     <w:p>
       <w:pPr>
         <w:numPr>
+          <w:ilvl w:val="0"/>
           <w:numId w:val="0"/>
         </w:numPr>
         <w:ind w:firstLine="420" w:firstLineChars="0"/>
@@ -244,6 +246,7 @@
     <w:p>
       <w:pPr>
         <w:numPr>
+          <w:ilvl w:val="0"/>
           <w:numId w:val="0"/>
         </w:numPr>
         <w:ind w:left="840" w:leftChars="0"/>
@@ -256,6 +259,7 @@
     <w:p>
       <w:pPr>
         <w:numPr>
+          <w:ilvl w:val="0"/>
           <w:numId w:val="0"/>
         </w:numPr>
         <w:ind w:firstLine="420" w:firstLineChars="0"/>
@@ -355,6 +359,7 @@
     <w:p>
       <w:pPr>
         <w:numPr>
+          <w:ilvl w:val="0"/>
           <w:numId w:val="0"/>
         </w:numPr>
         <w:ind w:left="840" w:leftChars="0"/>
@@ -367,6 +372,7 @@
     <w:p>
       <w:pPr>
         <w:numPr>
+          <w:ilvl w:val="0"/>
           <w:numId w:val="0"/>
         </w:numPr>
         <w:ind w:left="840" w:leftChars="0"/>
@@ -379,6 +385,7 @@
     <w:p>
       <w:pPr>
         <w:numPr>
+          <w:ilvl w:val="0"/>
           <w:numId w:val="0"/>
         </w:numPr>
         <w:ind w:firstLine="420" w:firstLineChars="0"/>
@@ -460,7 +467,6 @@
           <w:lang w:val="en-US" w:eastAsia="zh-CN"/>
         </w:rPr>
         <w:tab/>
-        <w:t/>
       </w:r>
       <w:r>
         <w:rPr>
@@ -468,6 +474,12 @@
           <w:lang w:val="en-US" w:eastAsia="zh-CN"/>
         </w:rPr>
         <w:tab/>
+      </w:r>
+      <w:r>
+        <w:rPr>
+          <w:rFonts w:hint="eastAsia"/>
+          <w:lang w:val="en-US" w:eastAsia="zh-CN"/>
+        </w:rPr>
         <w:t xml:space="preserve">  //清空容器</w:t>
       </w:r>
     </w:p>
@@ -496,6 +508,12 @@
           <w:lang w:val="en-US" w:eastAsia="zh-CN"/>
         </w:rPr>
         <w:tab/>
+      </w:r>
+      <w:r>
+        <w:rPr>
+          <w:rFonts w:hint="eastAsia"/>
+          <w:lang w:val="en-US" w:eastAsia="zh-CN"/>
+        </w:rPr>
         <w:t xml:space="preserve">  //返回起始迭代器</w:t>
       </w:r>
     </w:p>
@@ -524,7 +542,6 @@
           <w:lang w:val="en-US" w:eastAsia="zh-CN"/>
         </w:rPr>
         <w:tab/>
-        <w:t/>
       </w:r>
       <w:r>
         <w:rPr>
@@ -532,6 +549,12 @@
           <w:lang w:val="en-US" w:eastAsia="zh-CN"/>
         </w:rPr>
         <w:tab/>
+      </w:r>
+      <w:r>
+        <w:rPr>
+          <w:rFonts w:hint="eastAsia"/>
+          <w:lang w:val="en-US" w:eastAsia="zh-CN"/>
+        </w:rPr>
         <w:t xml:space="preserve">  //返回结束迭代器</w:t>
       </w:r>
     </w:p>
@@ -559,6 +582,7 @@
       <w:pPr>
         <w:widowControl w:val="0"/>
         <w:numPr>
+          <w:ilvl w:val="0"/>
           <w:numId w:val="0"/>
         </w:numPr>
         <w:ind w:firstLine="420" w:firstLineChars="0"/>
@@ -573,6 +597,7 @@
       <w:pPr>
         <w:widowControl w:val="0"/>
         <w:numPr>
+          <w:ilvl w:val="0"/>
           <w:numId w:val="0"/>
         </w:numPr>
         <w:ind w:firstLine="420" w:firstLineChars="0"/>
@@ -739,6 +764,7 @@
       <w:pPr>
         <w:widowControl w:val="0"/>
         <w:numPr>
+          <w:ilvl w:val="0"/>
           <w:numId w:val="0"/>
         </w:numPr>
         <w:ind w:left="420" w:leftChars="0" w:firstLine="420" w:firstLineChars="0"/>
@@ -760,6 +786,7 @@
       <w:pPr>
         <w:widowControl w:val="0"/>
         <w:numPr>
+          <w:ilvl w:val="0"/>
           <w:numId w:val="0"/>
         </w:numPr>
         <w:ind w:left="420" w:leftChars="0" w:firstLine="420" w:firstLineChars="0"/>
@@ -781,6 +808,7 @@
       <w:pPr>
         <w:widowControl w:val="0"/>
         <w:numPr>
+          <w:ilvl w:val="0"/>
           <w:numId w:val="0"/>
         </w:numPr>
         <w:ind w:left="420" w:leftChars="0" w:firstLine="420" w:firstLineChars="0"/>
@@ -802,6 +830,7 @@
       <w:pPr>
         <w:widowControl w:val="0"/>
         <w:numPr>
+          <w:ilvl w:val="0"/>
           <w:numId w:val="0"/>
         </w:numPr>
         <w:ind w:left="420" w:leftChars="0" w:firstLine="420" w:firstLineChars="0"/>
@@ -849,6 +878,7 @@
       <w:pPr>
         <w:widowControl w:val="0"/>
         <w:numPr>
+          <w:ilvl w:val="0"/>
           <w:numId w:val="0"/>
         </w:numPr>
         <w:ind w:left="420" w:leftChars="0" w:firstLine="420" w:firstLineChars="0"/>
@@ -884,11 +914,15 @@
         </w:rPr>
         <w:t>增加元素</w:t>
       </w:r>
+      <w:r>
+        <w:commentReference w:id="0"/>
+      </w:r>
     </w:p>
     <w:p>
       <w:pPr>
         <w:widowControl w:val="0"/>
         <w:numPr>
+          <w:ilvl w:val="0"/>
           <w:numId w:val="0"/>
         </w:numPr>
         <w:ind w:left="840" w:leftChars="0" w:firstLine="420" w:firstLineChars="0"/>
@@ -911,7 +945,34 @@
           <w:szCs w:val="24"/>
           <w:lang w:val="en-US" w:eastAsia="zh-CN"/>
         </w:rPr>
-        <w:t>void push_back(const T &amp;value)；</w:t>
+        <w:t xml:space="preserve">void </w:t>
+      </w:r>
+      <w:commentRangeStart w:id="1"/>
+      <w:r>
+        <w:rPr>
+          <w:rFonts w:hint="eastAsia"/>
+          <w:b w:val="0"/>
+          <w:bCs w:val="0"/>
+          <w:sz w:val="21"/>
+          <w:szCs w:val="24"/>
+          <w:lang w:val="en-US" w:eastAsia="zh-CN"/>
+        </w:rPr>
+        <w:t>push_back</w:t>
+      </w:r>
+      <w:commentRangeEnd w:id="1"/>
+      <w:r>
+        <w:commentReference w:id="1"/>
+      </w:r>
+      <w:r>
+        <w:rPr>
+          <w:rFonts w:hint="eastAsia"/>
+          <w:b w:val="0"/>
+          <w:bCs w:val="0"/>
+          <w:sz w:val="21"/>
+          <w:szCs w:val="24"/>
+          <w:lang w:val="en-US" w:eastAsia="zh-CN"/>
+        </w:rPr>
+        <w:t>(const T &amp;value)；</w:t>
       </w:r>
       <w:r>
         <w:rPr>
@@ -923,7 +984,6 @@
           <w:lang w:val="en-US" w:eastAsia="zh-CN"/>
         </w:rPr>
         <w:tab/>
-        <w:t/>
       </w:r>
       <w:r>
         <w:rPr>
@@ -935,6 +995,16 @@
           <w:lang w:val="en-US" w:eastAsia="zh-CN"/>
         </w:rPr>
         <w:tab/>
+      </w:r>
+      <w:r>
+        <w:rPr>
+          <w:rFonts w:hint="eastAsia"/>
+          <w:b w:val="0"/>
+          <w:bCs w:val="0"/>
+          <w:sz w:val="21"/>
+          <w:szCs w:val="24"/>
+          <w:lang w:val="en-US" w:eastAsia="zh-CN"/>
+        </w:rPr>
         <w:t>//尾部添加元素(拷贝)</w:t>
       </w:r>
     </w:p>
@@ -942,6 +1012,7 @@
       <w:pPr>
         <w:widowControl w:val="0"/>
         <w:numPr>
+          <w:ilvl w:val="0"/>
           <w:numId w:val="0"/>
         </w:numPr>
         <w:ind w:left="840" w:leftChars="0" w:firstLine="420" w:firstLineChars="0"/>
@@ -964,7 +1035,34 @@
           <w:szCs w:val="24"/>
           <w:lang w:val="en-US" w:eastAsia="zh-CN"/>
         </w:rPr>
-        <w:t>void push_back(T &amp;&amp;value);</w:t>
+        <w:t xml:space="preserve">void </w:t>
+      </w:r>
+      <w:commentRangeStart w:id="2"/>
+      <w:r>
+        <w:rPr>
+          <w:rFonts w:hint="eastAsia"/>
+          <w:b w:val="0"/>
+          <w:bCs w:val="0"/>
+          <w:sz w:val="21"/>
+          <w:szCs w:val="24"/>
+          <w:lang w:val="en-US" w:eastAsia="zh-CN"/>
+        </w:rPr>
+        <w:t>push_back</w:t>
+      </w:r>
+      <w:commentRangeEnd w:id="2"/>
+      <w:r>
+        <w:commentReference w:id="2"/>
+      </w:r>
+      <w:r>
+        <w:rPr>
+          <w:rFonts w:hint="eastAsia"/>
+          <w:b w:val="0"/>
+          <w:bCs w:val="0"/>
+          <w:sz w:val="21"/>
+          <w:szCs w:val="24"/>
+          <w:lang w:val="en-US" w:eastAsia="zh-CN"/>
+        </w:rPr>
+        <w:t>(T &amp;&amp;value);</w:t>
       </w:r>
       <w:r>
         <w:rPr>
@@ -976,7 +1074,6 @@
           <w:lang w:val="en-US" w:eastAsia="zh-CN"/>
         </w:rPr>
         <w:tab/>
-        <w:t/>
       </w:r>
       <w:r>
         <w:rPr>
@@ -988,7 +1085,6 @@
           <w:lang w:val="en-US" w:eastAsia="zh-CN"/>
         </w:rPr>
         <w:tab/>
-        <w:t/>
       </w:r>
       <w:r>
         <w:rPr>
@@ -1000,6 +1096,16 @@
           <w:lang w:val="en-US" w:eastAsia="zh-CN"/>
         </w:rPr>
         <w:tab/>
+      </w:r>
+      <w:r>
+        <w:rPr>
+          <w:rFonts w:hint="eastAsia"/>
+          <w:b w:val="0"/>
+          <w:bCs w:val="0"/>
+          <w:sz w:val="21"/>
+          <w:szCs w:val="24"/>
+          <w:lang w:val="en-US" w:eastAsia="zh-CN"/>
+        </w:rPr>
         <w:t>//尾部添加元素(移动)</w:t>
       </w:r>
     </w:p>
@@ -1007,6 +1113,7 @@
       <w:pPr>
         <w:widowControl w:val="0"/>
         <w:numPr>
+          <w:ilvl w:val="0"/>
           <w:numId w:val="0"/>
         </w:numPr>
         <w:ind w:left="840" w:leftChars="0" w:firstLine="420" w:firstLineChars="0"/>
@@ -1041,6 +1148,16 @@
           <w:lang w:val="en-US" w:eastAsia="zh-CN"/>
         </w:rPr>
         <w:tab/>
+      </w:r>
+      <w:r>
+        <w:rPr>
+          <w:rFonts w:hint="eastAsia"/>
+          <w:b w:val="0"/>
+          <w:bCs w:val="0"/>
+          <w:sz w:val="21"/>
+          <w:szCs w:val="24"/>
+          <w:lang w:val="en-US" w:eastAsia="zh-CN"/>
+        </w:rPr>
         <w:t>//尾部直接构造元素(C++11)</w:t>
       </w:r>
     </w:p>
@@ -1048,6 +1165,7 @@
       <w:pPr>
         <w:widowControl w:val="0"/>
         <w:numPr>
+          <w:ilvl w:val="0"/>
           <w:numId w:val="0"/>
         </w:numPr>
         <w:ind w:left="840" w:leftChars="0" w:firstLine="420" w:firstLineChars="0"/>
@@ -1082,6 +1200,16 @@
           <w:lang w:val="en-US" w:eastAsia="zh-CN"/>
         </w:rPr>
         <w:tab/>
+      </w:r>
+      <w:r>
+        <w:rPr>
+          <w:rFonts w:hint="eastAsia"/>
+          <w:b w:val="0"/>
+          <w:bCs w:val="0"/>
+          <w:sz w:val="21"/>
+          <w:szCs w:val="24"/>
+          <w:lang w:val="en-US" w:eastAsia="zh-CN"/>
+        </w:rPr>
         <w:t>// 指定位置插入</w:t>
       </w:r>
     </w:p>
@@ -1089,6 +1217,7 @@
       <w:pPr>
         <w:widowControl w:val="0"/>
         <w:numPr>
+          <w:ilvl w:val="0"/>
           <w:numId w:val="0"/>
         </w:numPr>
         <w:ind w:left="840" w:leftChars="0" w:firstLine="420" w:firstLineChars="0"/>
@@ -1107,6 +1236,7 @@
       <w:pPr>
         <w:widowControl w:val="0"/>
         <w:numPr>
+          <w:ilvl w:val="0"/>
           <w:numId w:val="0"/>
         </w:numPr>
         <w:ind w:left="840" w:leftChars="0" w:firstLine="420" w:firstLineChars="0"/>
@@ -1125,6 +1255,7 @@
       <w:pPr>
         <w:widowControl w:val="0"/>
         <w:numPr>
+          <w:ilvl w:val="0"/>
           <w:numId w:val="0"/>
         </w:numPr>
         <w:ind w:left="840" w:leftChars="0" w:firstLine="420" w:firstLineChars="0"/>
@@ -1200,7 +1331,6 @@
           <w:kern w:val="0"/>
           <w:sz w:val="14"/>
           <w:szCs w:val="14"/>
-          <w:bdr w:val="none" w:color="auto" w:sz="0" w:space="0"/>
           <w:shd w:val="clear" w:fill="FAFAFA"/>
           <w:lang w:val="en-US" w:eastAsia="zh-CN" w:bidi="ar"/>
         </w:rPr>
@@ -1217,7 +1347,6 @@
           <w:kern w:val="0"/>
           <w:sz w:val="14"/>
           <w:szCs w:val="14"/>
-          <w:bdr w:val="none" w:color="auto" w:sz="0" w:space="0"/>
           <w:shd w:val="clear" w:fill="FAFAFA"/>
           <w:lang w:val="en-US" w:eastAsia="zh-CN" w:bidi="ar"/>
         </w:rPr>
@@ -1234,7 +1363,6 @@
           <w:kern w:val="0"/>
           <w:sz w:val="14"/>
           <w:szCs w:val="14"/>
-          <w:bdr w:val="none" w:color="auto" w:sz="0" w:space="0"/>
           <w:shd w:val="clear" w:fill="FAFAFA"/>
           <w:lang w:val="en-US" w:eastAsia="zh-CN" w:bidi="ar"/>
         </w:rPr>
@@ -1251,7 +1379,6 @@
           <w:kern w:val="0"/>
           <w:sz w:val="14"/>
           <w:szCs w:val="14"/>
-          <w:bdr w:val="none" w:color="auto" w:sz="0" w:space="0"/>
           <w:shd w:val="clear" w:fill="FAFAFA"/>
           <w:lang w:val="en-US" w:eastAsia="zh-CN" w:bidi="ar"/>
         </w:rPr>
@@ -1296,7 +1423,6 @@
           <w:kern w:val="0"/>
           <w:sz w:val="14"/>
           <w:szCs w:val="14"/>
-          <w:bdr w:val="none" w:color="auto" w:sz="0" w:space="0"/>
           <w:shd w:val="clear" w:fill="F8F8F8"/>
           <w:lang w:val="en-US" w:eastAsia="zh-CN" w:bidi="ar"/>
         </w:rPr>
@@ -1313,7 +1439,6 @@
           <w:kern w:val="0"/>
           <w:sz w:val="14"/>
           <w:szCs w:val="14"/>
-          <w:bdr w:val="none" w:color="auto" w:sz="0" w:space="0"/>
           <w:shd w:val="clear" w:fill="F8F8F8"/>
           <w:lang w:val="en-US" w:eastAsia="zh-CN" w:bidi="ar"/>
         </w:rPr>
@@ -1330,7 +1455,6 @@
           <w:kern w:val="0"/>
           <w:sz w:val="14"/>
           <w:szCs w:val="14"/>
-          <w:bdr w:val="none" w:color="auto" w:sz="0" w:space="0"/>
           <w:shd w:val="clear" w:fill="F8F8F8"/>
           <w:lang w:val="en-US" w:eastAsia="zh-CN" w:bidi="ar"/>
         </w:rPr>
@@ -1347,7 +1471,6 @@
           <w:kern w:val="0"/>
           <w:sz w:val="14"/>
           <w:szCs w:val="14"/>
-          <w:bdr w:val="none" w:color="auto" w:sz="0" w:space="0"/>
           <w:shd w:val="clear" w:fill="F8F8F8"/>
           <w:lang w:val="en-US" w:eastAsia="zh-CN" w:bidi="ar"/>
         </w:rPr>
@@ -1392,7 +1515,6 @@
           <w:kern w:val="0"/>
           <w:sz w:val="14"/>
           <w:szCs w:val="14"/>
-          <w:bdr w:val="none" w:color="auto" w:sz="0" w:space="0"/>
           <w:shd w:val="clear" w:fill="F8F8F8"/>
           <w:lang w:val="en-US" w:eastAsia="zh-CN" w:bidi="ar"/>
         </w:rPr>
@@ -1409,7 +1531,6 @@
           <w:kern w:val="0"/>
           <w:sz w:val="14"/>
           <w:szCs w:val="14"/>
-          <w:bdr w:val="none" w:color="auto" w:sz="0" w:space="0"/>
           <w:shd w:val="clear" w:fill="F8F8F8"/>
           <w:lang w:val="en-US" w:eastAsia="zh-CN" w:bidi="ar"/>
         </w:rPr>
@@ -1426,7 +1547,6 @@
           <w:kern w:val="0"/>
           <w:sz w:val="14"/>
           <w:szCs w:val="14"/>
-          <w:bdr w:val="none" w:color="auto" w:sz="0" w:space="0"/>
           <w:shd w:val="clear" w:fill="F8F8F8"/>
           <w:lang w:val="en-US" w:eastAsia="zh-CN" w:bidi="ar"/>
         </w:rPr>
@@ -1443,7 +1563,6 @@
           <w:kern w:val="0"/>
           <w:sz w:val="14"/>
           <w:szCs w:val="14"/>
-          <w:bdr w:val="none" w:color="auto" w:sz="0" w:space="0"/>
           <w:shd w:val="clear" w:fill="F8F8F8"/>
           <w:lang w:val="en-US" w:eastAsia="zh-CN" w:bidi="ar"/>
         </w:rPr>
@@ -1488,7 +1607,6 @@
           <w:kern w:val="0"/>
           <w:sz w:val="14"/>
           <w:szCs w:val="14"/>
-          <w:bdr w:val="none" w:color="auto" w:sz="0" w:space="0"/>
           <w:shd w:val="clear" w:fill="FAFAFA"/>
           <w:lang w:val="en-US" w:eastAsia="zh-CN" w:bidi="ar"/>
         </w:rPr>
@@ -1505,7 +1623,6 @@
           <w:kern w:val="0"/>
           <w:sz w:val="14"/>
           <w:szCs w:val="14"/>
-          <w:bdr w:val="none" w:color="auto" w:sz="0" w:space="0"/>
           <w:shd w:val="clear" w:fill="FAFAFA"/>
           <w:lang w:val="en-US" w:eastAsia="zh-CN" w:bidi="ar"/>
         </w:rPr>
@@ -1522,7 +1639,6 @@
           <w:kern w:val="0"/>
           <w:sz w:val="14"/>
           <w:szCs w:val="14"/>
-          <w:bdr w:val="none" w:color="auto" w:sz="0" w:space="0"/>
           <w:shd w:val="clear" w:fill="FAFAFA"/>
           <w:lang w:val="en-US" w:eastAsia="zh-CN" w:bidi="ar"/>
         </w:rPr>
@@ -1567,7 +1683,6 @@
           <w:kern w:val="0"/>
           <w:sz w:val="14"/>
           <w:szCs w:val="14"/>
-          <w:bdr w:val="none" w:color="auto" w:sz="0" w:space="0"/>
           <w:shd w:val="clear" w:fill="FAFAFA"/>
           <w:lang w:val="en-US" w:eastAsia="zh-CN" w:bidi="ar"/>
         </w:rPr>
@@ -1584,7 +1699,6 @@
           <w:kern w:val="0"/>
           <w:sz w:val="14"/>
           <w:szCs w:val="14"/>
-          <w:bdr w:val="none" w:color="auto" w:sz="0" w:space="0"/>
           <w:shd w:val="clear" w:fill="FAFAFA"/>
           <w:lang w:val="en-US" w:eastAsia="zh-CN" w:bidi="ar"/>
         </w:rPr>
@@ -1601,7 +1715,6 @@
           <w:kern w:val="0"/>
           <w:sz w:val="14"/>
           <w:szCs w:val="14"/>
-          <w:bdr w:val="none" w:color="auto" w:sz="0" w:space="0"/>
           <w:shd w:val="clear" w:fill="FAFAFA"/>
           <w:lang w:val="en-US" w:eastAsia="zh-CN" w:bidi="ar"/>
         </w:rPr>
@@ -1618,7 +1731,6 @@
           <w:kern w:val="0"/>
           <w:sz w:val="14"/>
           <w:szCs w:val="14"/>
-          <w:bdr w:val="none" w:color="auto" w:sz="0" w:space="0"/>
           <w:shd w:val="clear" w:fill="FAFAFA"/>
           <w:lang w:val="en-US" w:eastAsia="zh-CN" w:bidi="ar"/>
         </w:rPr>
@@ -1635,7 +1747,6 @@
           <w:kern w:val="0"/>
           <w:sz w:val="14"/>
           <w:szCs w:val="14"/>
-          <w:bdr w:val="none" w:color="auto" w:sz="0" w:space="0"/>
           <w:shd w:val="clear" w:fill="FAFAFA"/>
           <w:lang w:val="en-US" w:eastAsia="zh-CN" w:bidi="ar"/>
         </w:rPr>
@@ -1680,7 +1791,6 @@
           <w:kern w:val="0"/>
           <w:sz w:val="14"/>
           <w:szCs w:val="14"/>
-          <w:bdr w:val="none" w:color="auto" w:sz="0" w:space="0"/>
           <w:shd w:val="clear" w:fill="F8F8F8"/>
           <w:lang w:val="en-US" w:eastAsia="zh-CN" w:bidi="ar"/>
         </w:rPr>
@@ -1697,7 +1807,6 @@
           <w:kern w:val="0"/>
           <w:sz w:val="14"/>
           <w:szCs w:val="14"/>
-          <w:bdr w:val="none" w:color="auto" w:sz="0" w:space="0"/>
           <w:shd w:val="clear" w:fill="F8F8F8"/>
           <w:lang w:val="en-US" w:eastAsia="zh-CN" w:bidi="ar"/>
         </w:rPr>
@@ -1714,7 +1823,6 @@
           <w:kern w:val="0"/>
           <w:sz w:val="14"/>
           <w:szCs w:val="14"/>
-          <w:bdr w:val="none" w:color="auto" w:sz="0" w:space="0"/>
           <w:shd w:val="clear" w:fill="F8F8F8"/>
           <w:lang w:val="en-US" w:eastAsia="zh-CN" w:bidi="ar"/>
         </w:rPr>
@@ -1731,7 +1839,6 @@
           <w:kern w:val="0"/>
           <w:sz w:val="14"/>
           <w:szCs w:val="14"/>
-          <w:bdr w:val="none" w:color="auto" w:sz="0" w:space="0"/>
           <w:shd w:val="clear" w:fill="F8F8F8"/>
           <w:lang w:val="en-US" w:eastAsia="zh-CN" w:bidi="ar"/>
         </w:rPr>
@@ -1748,7 +1855,6 @@
           <w:kern w:val="0"/>
           <w:sz w:val="14"/>
           <w:szCs w:val="14"/>
-          <w:bdr w:val="none" w:color="auto" w:sz="0" w:space="0"/>
           <w:shd w:val="clear" w:fill="F8F8F8"/>
           <w:lang w:val="en-US" w:eastAsia="zh-CN" w:bidi="ar"/>
         </w:rPr>
@@ -1793,7 +1899,6 @@
           <w:kern w:val="0"/>
           <w:sz w:val="14"/>
           <w:szCs w:val="14"/>
-          <w:bdr w:val="none" w:color="auto" w:sz="0" w:space="0"/>
           <w:shd w:val="clear" w:fill="FAFAFA"/>
           <w:lang w:val="en-US" w:eastAsia="zh-CN" w:bidi="ar"/>
         </w:rPr>
@@ -1810,7 +1915,6 @@
           <w:kern w:val="0"/>
           <w:sz w:val="14"/>
           <w:szCs w:val="14"/>
-          <w:bdr w:val="none" w:color="auto" w:sz="0" w:space="0"/>
           <w:shd w:val="clear" w:fill="FAFAFA"/>
           <w:lang w:val="en-US" w:eastAsia="zh-CN" w:bidi="ar"/>
         </w:rPr>
@@ -1827,7 +1931,6 @@
           <w:kern w:val="0"/>
           <w:sz w:val="14"/>
           <w:szCs w:val="14"/>
-          <w:bdr w:val="none" w:color="auto" w:sz="0" w:space="0"/>
           <w:shd w:val="clear" w:fill="FAFAFA"/>
           <w:lang w:val="en-US" w:eastAsia="zh-CN" w:bidi="ar"/>
         </w:rPr>
@@ -1844,7 +1947,6 @@
           <w:kern w:val="0"/>
           <w:sz w:val="14"/>
           <w:szCs w:val="14"/>
-          <w:bdr w:val="none" w:color="auto" w:sz="0" w:space="0"/>
           <w:shd w:val="clear" w:fill="FAFAFA"/>
           <w:lang w:val="en-US" w:eastAsia="zh-CN" w:bidi="ar"/>
         </w:rPr>
@@ -1861,7 +1963,6 @@
           <w:kern w:val="0"/>
           <w:sz w:val="14"/>
           <w:szCs w:val="14"/>
-          <w:bdr w:val="none" w:color="auto" w:sz="0" w:space="0"/>
           <w:shd w:val="clear" w:fill="FAFAFA"/>
           <w:lang w:val="en-US" w:eastAsia="zh-CN" w:bidi="ar"/>
         </w:rPr>
@@ -1878,7 +1979,6 @@
           <w:kern w:val="0"/>
           <w:sz w:val="14"/>
           <w:szCs w:val="14"/>
-          <w:bdr w:val="none" w:color="auto" w:sz="0" w:space="0"/>
           <w:shd w:val="clear" w:fill="FAFAFA"/>
           <w:lang w:val="en-US" w:eastAsia="zh-CN" w:bidi="ar"/>
         </w:rPr>
@@ -1895,7 +1995,6 @@
           <w:kern w:val="0"/>
           <w:sz w:val="14"/>
           <w:szCs w:val="14"/>
-          <w:bdr w:val="none" w:color="auto" w:sz="0" w:space="0"/>
           <w:shd w:val="clear" w:fill="FAFAFA"/>
           <w:lang w:val="en-US" w:eastAsia="zh-CN" w:bidi="ar"/>
         </w:rPr>
@@ -1912,7 +2011,6 @@
           <w:kern w:val="0"/>
           <w:sz w:val="14"/>
           <w:szCs w:val="14"/>
-          <w:bdr w:val="none" w:color="auto" w:sz="0" w:space="0"/>
           <w:shd w:val="clear" w:fill="FAFAFA"/>
           <w:lang w:val="en-US" w:eastAsia="zh-CN" w:bidi="ar"/>
         </w:rPr>
@@ -1929,7 +2027,6 @@
           <w:kern w:val="0"/>
           <w:sz w:val="14"/>
           <w:szCs w:val="14"/>
-          <w:bdr w:val="none" w:color="auto" w:sz="0" w:space="0"/>
           <w:shd w:val="clear" w:fill="FAFAFA"/>
           <w:lang w:val="en-US" w:eastAsia="zh-CN" w:bidi="ar"/>
         </w:rPr>
@@ -1974,7 +2071,6 @@
           <w:kern w:val="0"/>
           <w:sz w:val="14"/>
           <w:szCs w:val="14"/>
-          <w:bdr w:val="none" w:color="auto" w:sz="0" w:space="0"/>
           <w:shd w:val="clear" w:fill="FAFAFA"/>
           <w:lang w:val="en-US" w:eastAsia="zh-CN" w:bidi="ar"/>
         </w:rPr>
@@ -1991,7 +2087,6 @@
           <w:kern w:val="0"/>
           <w:sz w:val="14"/>
           <w:szCs w:val="14"/>
-          <w:bdr w:val="none" w:color="auto" w:sz="0" w:space="0"/>
           <w:shd w:val="clear" w:fill="FAFAFA"/>
           <w:lang w:val="en-US" w:eastAsia="zh-CN" w:bidi="ar"/>
         </w:rPr>
@@ -2008,7 +2103,6 @@
           <w:kern w:val="0"/>
           <w:sz w:val="14"/>
           <w:szCs w:val="14"/>
-          <w:bdr w:val="none" w:color="auto" w:sz="0" w:space="0"/>
           <w:shd w:val="clear" w:fill="FAFAFA"/>
           <w:lang w:val="en-US" w:eastAsia="zh-CN" w:bidi="ar"/>
         </w:rPr>
@@ -2025,7 +2119,6 @@
           <w:kern w:val="0"/>
           <w:sz w:val="14"/>
           <w:szCs w:val="14"/>
-          <w:bdr w:val="none" w:color="auto" w:sz="0" w:space="0"/>
           <w:shd w:val="clear" w:fill="FAFAFA"/>
           <w:lang w:val="en-US" w:eastAsia="zh-CN" w:bidi="ar"/>
         </w:rPr>
@@ -2042,7 +2135,6 @@
           <w:kern w:val="0"/>
           <w:sz w:val="14"/>
           <w:szCs w:val="14"/>
-          <w:bdr w:val="none" w:color="auto" w:sz="0" w:space="0"/>
           <w:shd w:val="clear" w:fill="FAFAFA"/>
           <w:lang w:val="en-US" w:eastAsia="zh-CN" w:bidi="ar"/>
         </w:rPr>
@@ -2087,7 +2179,6 @@
           <w:kern w:val="0"/>
           <w:sz w:val="14"/>
           <w:szCs w:val="14"/>
-          <w:bdr w:val="none" w:color="auto" w:sz="0" w:space="0"/>
           <w:shd w:val="clear" w:fill="F8F8F8"/>
           <w:lang w:val="en-US" w:eastAsia="zh-CN" w:bidi="ar"/>
         </w:rPr>
@@ -2132,7 +2223,6 @@
           <w:kern w:val="0"/>
           <w:sz w:val="14"/>
           <w:szCs w:val="14"/>
-          <w:bdr w:val="none" w:color="auto" w:sz="0" w:space="0"/>
           <w:shd w:val="clear" w:fill="F8F8F8"/>
           <w:lang w:val="en-US" w:eastAsia="zh-CN" w:bidi="ar"/>
         </w:rPr>
@@ -2149,7 +2239,6 @@
           <w:kern w:val="0"/>
           <w:sz w:val="14"/>
           <w:szCs w:val="14"/>
-          <w:bdr w:val="none" w:color="auto" w:sz="0" w:space="0"/>
           <w:shd w:val="clear" w:fill="F8F8F8"/>
           <w:lang w:val="en-US" w:eastAsia="zh-CN" w:bidi="ar"/>
         </w:rPr>
@@ -2166,7 +2255,6 @@
           <w:kern w:val="0"/>
           <w:sz w:val="14"/>
           <w:szCs w:val="14"/>
-          <w:bdr w:val="none" w:color="auto" w:sz="0" w:space="0"/>
           <w:shd w:val="clear" w:fill="F8F8F8"/>
           <w:lang w:val="en-US" w:eastAsia="zh-CN" w:bidi="ar"/>
         </w:rPr>
@@ -2183,7 +2271,6 @@
           <w:kern w:val="0"/>
           <w:sz w:val="14"/>
           <w:szCs w:val="14"/>
-          <w:bdr w:val="none" w:color="auto" w:sz="0" w:space="0"/>
           <w:shd w:val="clear" w:fill="F8F8F8"/>
           <w:lang w:val="en-US" w:eastAsia="zh-CN" w:bidi="ar"/>
         </w:rPr>
@@ -2200,7 +2287,6 @@
           <w:kern w:val="0"/>
           <w:sz w:val="14"/>
           <w:szCs w:val="14"/>
-          <w:bdr w:val="none" w:color="auto" w:sz="0" w:space="0"/>
           <w:shd w:val="clear" w:fill="F8F8F8"/>
           <w:lang w:val="en-US" w:eastAsia="zh-CN" w:bidi="ar"/>
         </w:rPr>
@@ -2245,7 +2331,6 @@
           <w:kern w:val="0"/>
           <w:sz w:val="14"/>
           <w:szCs w:val="14"/>
-          <w:bdr w:val="none" w:color="auto" w:sz="0" w:space="0"/>
           <w:shd w:val="clear" w:fill="FAFAFA"/>
           <w:lang w:val="en-US" w:eastAsia="zh-CN" w:bidi="ar"/>
         </w:rPr>
@@ -2256,6 +2341,7 @@
       <w:pPr>
         <w:widowControl w:val="0"/>
         <w:numPr>
+          <w:ilvl w:val="0"/>
           <w:numId w:val="0"/>
         </w:numPr>
         <w:ind w:left="840" w:leftChars="0" w:firstLine="420" w:firstLineChars="0"/>
@@ -2297,6 +2383,7 @@
       <w:pPr>
         <w:widowControl w:val="0"/>
         <w:numPr>
+          <w:ilvl w:val="0"/>
           <w:numId w:val="0"/>
         </w:numPr>
         <w:jc w:val="both"/>
@@ -2336,7 +2423,7 @@
                     </pic:cNvPicPr>
                   </pic:nvPicPr>
                   <pic:blipFill>
-                    <a:blip r:embed="rId4"/>
+                    <a:blip r:embed="rId6"/>
                     <a:stretch>
                       <a:fillRect/>
                     </a:stretch>
@@ -2360,11 +2447,14 @@
           </wp:inline>
         </w:drawing>
       </w:r>
+      <w:bookmarkStart w:id="0" w:name="_GoBack"/>
+      <w:bookmarkEnd w:id="0"/>
     </w:p>
     <w:p>
       <w:pPr>
         <w:widowControl w:val="0"/>
         <w:numPr>
+          <w:ilvl w:val="0"/>
           <w:numId w:val="0"/>
         </w:numPr>
         <w:ind w:left="840" w:leftChars="0" w:firstLine="420" w:firstLineChars="0"/>
@@ -2383,6 +2473,7 @@
       <w:pPr>
         <w:widowControl w:val="0"/>
         <w:numPr>
+          <w:ilvl w:val="0"/>
           <w:numId w:val="0"/>
         </w:numPr>
         <w:ind w:left="420" w:leftChars="0" w:firstLine="420" w:firstLineChars="0"/>
@@ -2412,6 +2503,7 @@
       <w:pPr>
         <w:widowControl w:val="0"/>
         <w:numPr>
+          <w:ilvl w:val="0"/>
           <w:numId w:val="0"/>
         </w:numPr>
         <w:ind w:left="840" w:leftChars="0" w:firstLine="420" w:firstLineChars="0"/>
@@ -2446,7 +2538,6 @@
           <w:lang w:val="en-US" w:eastAsia="zh-CN"/>
         </w:rPr>
         <w:tab/>
-        <w:t/>
       </w:r>
       <w:r>
         <w:rPr>
@@ -2458,6 +2549,16 @@
           <w:lang w:val="en-US" w:eastAsia="zh-CN"/>
         </w:rPr>
         <w:tab/>
+      </w:r>
+      <w:r>
+        <w:rPr>
+          <w:rFonts w:hint="eastAsia"/>
+          <w:b w:val="0"/>
+          <w:bCs w:val="0"/>
+          <w:sz w:val="21"/>
+          <w:szCs w:val="24"/>
+          <w:lang w:val="en-US" w:eastAsia="zh-CN"/>
+        </w:rPr>
         <w:t>//删除尾部元素</w:t>
       </w:r>
     </w:p>
@@ -2465,6 +2566,7 @@
       <w:pPr>
         <w:widowControl w:val="0"/>
         <w:numPr>
+          <w:ilvl w:val="0"/>
           <w:numId w:val="0"/>
         </w:numPr>
         <w:ind w:left="840" w:leftChars="0" w:firstLine="420" w:firstLineChars="0"/>
@@ -2499,7 +2601,6 @@
           <w:lang w:val="en-US" w:eastAsia="zh-CN"/>
         </w:rPr>
         <w:tab/>
-        <w:t/>
       </w:r>
       <w:r>
         <w:rPr>
@@ -2511,7 +2612,6 @@
           <w:lang w:val="en-US" w:eastAsia="zh-CN"/>
         </w:rPr>
         <w:tab/>
-        <w:t/>
       </w:r>
       <w:r>
         <w:rPr>
@@ -2523,6 +2623,16 @@
           <w:lang w:val="en-US" w:eastAsia="zh-CN"/>
         </w:rPr>
         <w:tab/>
+      </w:r>
+      <w:r>
+        <w:rPr>
+          <w:rFonts w:hint="eastAsia"/>
+          <w:b w:val="0"/>
+          <w:bCs w:val="0"/>
+          <w:sz w:val="21"/>
+          <w:szCs w:val="24"/>
+          <w:lang w:val="en-US" w:eastAsia="zh-CN"/>
+        </w:rPr>
         <w:t>//删除指定位置元素</w:t>
       </w:r>
     </w:p>
@@ -2530,6 +2640,7 @@
       <w:pPr>
         <w:widowControl w:val="0"/>
         <w:numPr>
+          <w:ilvl w:val="0"/>
           <w:numId w:val="0"/>
         </w:numPr>
         <w:ind w:left="840" w:leftChars="0" w:firstLine="420" w:firstLineChars="0"/>
@@ -2564,6 +2675,16 @@
           <w:lang w:val="en-US" w:eastAsia="zh-CN"/>
         </w:rPr>
         <w:tab/>
+      </w:r>
+      <w:r>
+        <w:rPr>
+          <w:rFonts w:hint="eastAsia"/>
+          <w:b w:val="0"/>
+          <w:bCs w:val="0"/>
+          <w:sz w:val="21"/>
+          <w:szCs w:val="24"/>
+          <w:lang w:val="en-US" w:eastAsia="zh-CN"/>
+        </w:rPr>
         <w:t>// 删除指定区间元素</w:t>
       </w:r>
     </w:p>
@@ -2571,6 +2692,7 @@
       <w:pPr>
         <w:widowControl w:val="0"/>
         <w:numPr>
+          <w:ilvl w:val="0"/>
           <w:numId w:val="0"/>
         </w:numPr>
         <w:ind w:left="840" w:leftChars="0" w:firstLine="420" w:firstLineChars="0"/>
@@ -2589,6 +2711,7 @@
       <w:pPr>
         <w:widowControl w:val="0"/>
         <w:numPr>
+          <w:ilvl w:val="0"/>
           <w:numId w:val="0"/>
         </w:numPr>
         <w:ind w:left="840" w:leftChars="0" w:firstLine="420" w:firstLineChars="0"/>
@@ -2654,7 +2777,6 @@
           <w:kern w:val="0"/>
           <w:sz w:val="14"/>
           <w:szCs w:val="14"/>
-          <w:bdr w:val="none" w:color="auto" w:sz="0" w:space="0"/>
           <w:shd w:val="clear" w:fill="FAFAFA"/>
           <w:lang w:val="en-US" w:eastAsia="zh-CN" w:bidi="ar"/>
         </w:rPr>
@@ -2671,7 +2793,6 @@
           <w:kern w:val="0"/>
           <w:sz w:val="14"/>
           <w:szCs w:val="14"/>
-          <w:bdr w:val="none" w:color="auto" w:sz="0" w:space="0"/>
           <w:shd w:val="clear" w:fill="FAFAFA"/>
           <w:lang w:val="en-US" w:eastAsia="zh-CN" w:bidi="ar"/>
         </w:rPr>
@@ -2688,7 +2809,6 @@
           <w:kern w:val="0"/>
           <w:sz w:val="14"/>
           <w:szCs w:val="14"/>
-          <w:bdr w:val="none" w:color="auto" w:sz="0" w:space="0"/>
           <w:shd w:val="clear" w:fill="FAFAFA"/>
           <w:lang w:val="en-US" w:eastAsia="zh-CN" w:bidi="ar"/>
         </w:rPr>
@@ -2705,7 +2825,6 @@
           <w:kern w:val="0"/>
           <w:sz w:val="14"/>
           <w:szCs w:val="14"/>
-          <w:bdr w:val="none" w:color="auto" w:sz="0" w:space="0"/>
           <w:shd w:val="clear" w:fill="FAFAFA"/>
           <w:lang w:val="en-US" w:eastAsia="zh-CN" w:bidi="ar"/>
         </w:rPr>
@@ -2750,7 +2869,6 @@
           <w:kern w:val="0"/>
           <w:sz w:val="14"/>
           <w:szCs w:val="14"/>
-          <w:bdr w:val="none" w:color="auto" w:sz="0" w:space="0"/>
           <w:shd w:val="clear" w:fill="F8F8F8"/>
           <w:lang w:val="en-US" w:eastAsia="zh-CN" w:bidi="ar"/>
         </w:rPr>
@@ -2767,7 +2885,6 @@
           <w:kern w:val="0"/>
           <w:sz w:val="14"/>
           <w:szCs w:val="14"/>
-          <w:bdr w:val="none" w:color="auto" w:sz="0" w:space="0"/>
           <w:shd w:val="clear" w:fill="F8F8F8"/>
           <w:lang w:val="en-US" w:eastAsia="zh-CN" w:bidi="ar"/>
         </w:rPr>
@@ -2784,7 +2901,6 @@
           <w:kern w:val="0"/>
           <w:sz w:val="14"/>
           <w:szCs w:val="14"/>
-          <w:bdr w:val="none" w:color="auto" w:sz="0" w:space="0"/>
           <w:shd w:val="clear" w:fill="F8F8F8"/>
           <w:lang w:val="en-US" w:eastAsia="zh-CN" w:bidi="ar"/>
         </w:rPr>
@@ -2801,7 +2917,6 @@
           <w:kern w:val="0"/>
           <w:sz w:val="14"/>
           <w:szCs w:val="14"/>
-          <w:bdr w:val="none" w:color="auto" w:sz="0" w:space="0"/>
           <w:shd w:val="clear" w:fill="F8F8F8"/>
           <w:lang w:val="en-US" w:eastAsia="zh-CN" w:bidi="ar"/>
         </w:rPr>
@@ -2846,7 +2961,6 @@
           <w:kern w:val="0"/>
           <w:sz w:val="14"/>
           <w:szCs w:val="14"/>
-          <w:bdr w:val="none" w:color="auto" w:sz="0" w:space="0"/>
           <w:shd w:val="clear" w:fill="F8F8F8"/>
           <w:lang w:val="en-US" w:eastAsia="zh-CN" w:bidi="ar"/>
         </w:rPr>
@@ -2863,7 +2977,6 @@
           <w:kern w:val="0"/>
           <w:sz w:val="14"/>
           <w:szCs w:val="14"/>
-          <w:bdr w:val="none" w:color="auto" w:sz="0" w:space="0"/>
           <w:shd w:val="clear" w:fill="F8F8F8"/>
           <w:lang w:val="en-US" w:eastAsia="zh-CN" w:bidi="ar"/>
         </w:rPr>
@@ -2880,7 +2993,6 @@
           <w:kern w:val="0"/>
           <w:sz w:val="14"/>
           <w:szCs w:val="14"/>
-          <w:bdr w:val="none" w:color="auto" w:sz="0" w:space="0"/>
           <w:shd w:val="clear" w:fill="F8F8F8"/>
           <w:lang w:val="en-US" w:eastAsia="zh-CN" w:bidi="ar"/>
         </w:rPr>
@@ -2897,7 +3009,6 @@
           <w:kern w:val="0"/>
           <w:sz w:val="14"/>
           <w:szCs w:val="14"/>
-          <w:bdr w:val="none" w:color="auto" w:sz="0" w:space="0"/>
           <w:shd w:val="clear" w:fill="F8F8F8"/>
           <w:lang w:val="en-US" w:eastAsia="zh-CN" w:bidi="ar"/>
         </w:rPr>
@@ -2942,7 +3053,6 @@
           <w:kern w:val="0"/>
           <w:sz w:val="14"/>
           <w:szCs w:val="14"/>
-          <w:bdr w:val="none" w:color="auto" w:sz="0" w:space="0"/>
           <w:shd w:val="clear" w:fill="FAFAFA"/>
           <w:lang w:val="en-US" w:eastAsia="zh-CN" w:bidi="ar"/>
         </w:rPr>
@@ -2959,7 +3069,6 @@
           <w:kern w:val="0"/>
           <w:sz w:val="14"/>
           <w:szCs w:val="14"/>
-          <w:bdr w:val="none" w:color="auto" w:sz="0" w:space="0"/>
           <w:shd w:val="clear" w:fill="FAFAFA"/>
           <w:lang w:val="en-US" w:eastAsia="zh-CN" w:bidi="ar"/>
         </w:rPr>
@@ -2976,7 +3085,6 @@
           <w:kern w:val="0"/>
           <w:sz w:val="14"/>
           <w:szCs w:val="14"/>
-          <w:bdr w:val="none" w:color="auto" w:sz="0" w:space="0"/>
           <w:shd w:val="clear" w:fill="FAFAFA"/>
           <w:lang w:val="en-US" w:eastAsia="zh-CN" w:bidi="ar"/>
         </w:rPr>
@@ -2993,7 +3101,6 @@
           <w:kern w:val="0"/>
           <w:sz w:val="14"/>
           <w:szCs w:val="14"/>
-          <w:bdr w:val="none" w:color="auto" w:sz="0" w:space="0"/>
           <w:shd w:val="clear" w:fill="FAFAFA"/>
           <w:lang w:val="en-US" w:eastAsia="zh-CN" w:bidi="ar"/>
         </w:rPr>
@@ -3010,7 +3117,6 @@
           <w:kern w:val="0"/>
           <w:sz w:val="14"/>
           <w:szCs w:val="14"/>
-          <w:bdr w:val="none" w:color="auto" w:sz="0" w:space="0"/>
           <w:shd w:val="clear" w:fill="FAFAFA"/>
           <w:lang w:val="en-US" w:eastAsia="zh-CN" w:bidi="ar"/>
         </w:rPr>
@@ -3027,7 +3133,6 @@
           <w:kern w:val="0"/>
           <w:sz w:val="14"/>
           <w:szCs w:val="14"/>
-          <w:bdr w:val="none" w:color="auto" w:sz="0" w:space="0"/>
           <w:shd w:val="clear" w:fill="FAFAFA"/>
           <w:lang w:val="en-US" w:eastAsia="zh-CN" w:bidi="ar"/>
         </w:rPr>
@@ -3044,7 +3149,6 @@
           <w:kern w:val="0"/>
           <w:sz w:val="14"/>
           <w:szCs w:val="14"/>
-          <w:bdr w:val="none" w:color="auto" w:sz="0" w:space="0"/>
           <w:shd w:val="clear" w:fill="FAFAFA"/>
           <w:lang w:val="en-US" w:eastAsia="zh-CN" w:bidi="ar"/>
         </w:rPr>
@@ -3061,7 +3165,6 @@
           <w:kern w:val="0"/>
           <w:sz w:val="14"/>
           <w:szCs w:val="14"/>
-          <w:bdr w:val="none" w:color="auto" w:sz="0" w:space="0"/>
           <w:shd w:val="clear" w:fill="FAFAFA"/>
           <w:lang w:val="en-US" w:eastAsia="zh-CN" w:bidi="ar"/>
         </w:rPr>
@@ -3078,7 +3181,6 @@
           <w:kern w:val="0"/>
           <w:sz w:val="14"/>
           <w:szCs w:val="14"/>
-          <w:bdr w:val="none" w:color="auto" w:sz="0" w:space="0"/>
           <w:shd w:val="clear" w:fill="FAFAFA"/>
           <w:lang w:val="en-US" w:eastAsia="zh-CN" w:bidi="ar"/>
         </w:rPr>
@@ -3095,7 +3197,6 @@
           <w:kern w:val="0"/>
           <w:sz w:val="14"/>
           <w:szCs w:val="14"/>
-          <w:bdr w:val="none" w:color="auto" w:sz="0" w:space="0"/>
           <w:shd w:val="clear" w:fill="FAFAFA"/>
           <w:lang w:val="en-US" w:eastAsia="zh-CN" w:bidi="ar"/>
         </w:rPr>
@@ -3112,7 +3213,6 @@
           <w:kern w:val="0"/>
           <w:sz w:val="14"/>
           <w:szCs w:val="14"/>
-          <w:bdr w:val="none" w:color="auto" w:sz="0" w:space="0"/>
           <w:shd w:val="clear" w:fill="FAFAFA"/>
           <w:lang w:val="en-US" w:eastAsia="zh-CN" w:bidi="ar"/>
         </w:rPr>
@@ -3129,7 +3229,6 @@
           <w:kern w:val="0"/>
           <w:sz w:val="14"/>
           <w:szCs w:val="14"/>
-          <w:bdr w:val="none" w:color="auto" w:sz="0" w:space="0"/>
           <w:shd w:val="clear" w:fill="FAFAFA"/>
           <w:lang w:val="en-US" w:eastAsia="zh-CN" w:bidi="ar"/>
         </w:rPr>
@@ -3146,7 +3245,6 @@
           <w:kern w:val="0"/>
           <w:sz w:val="14"/>
           <w:szCs w:val="14"/>
-          <w:bdr w:val="none" w:color="auto" w:sz="0" w:space="0"/>
           <w:shd w:val="clear" w:fill="FAFAFA"/>
           <w:lang w:val="en-US" w:eastAsia="zh-CN" w:bidi="ar"/>
         </w:rPr>
@@ -3163,7 +3261,6 @@
           <w:kern w:val="0"/>
           <w:sz w:val="14"/>
           <w:szCs w:val="14"/>
-          <w:bdr w:val="none" w:color="auto" w:sz="0" w:space="0"/>
           <w:shd w:val="clear" w:fill="FAFAFA"/>
           <w:lang w:val="en-US" w:eastAsia="zh-CN" w:bidi="ar"/>
         </w:rPr>
@@ -3180,7 +3277,6 @@
           <w:kern w:val="0"/>
           <w:sz w:val="14"/>
           <w:szCs w:val="14"/>
-          <w:bdr w:val="none" w:color="auto" w:sz="0" w:space="0"/>
           <w:shd w:val="clear" w:fill="FAFAFA"/>
           <w:lang w:val="en-US" w:eastAsia="zh-CN" w:bidi="ar"/>
         </w:rPr>
@@ -3225,7 +3321,6 @@
           <w:kern w:val="0"/>
           <w:sz w:val="14"/>
           <w:szCs w:val="14"/>
-          <w:bdr w:val="none" w:color="auto" w:sz="0" w:space="0"/>
           <w:shd w:val="clear" w:fill="FAFAFA"/>
           <w:lang w:val="en-US" w:eastAsia="zh-CN" w:bidi="ar"/>
         </w:rPr>
@@ -3242,7 +3337,6 @@
           <w:kern w:val="0"/>
           <w:sz w:val="14"/>
           <w:szCs w:val="14"/>
-          <w:bdr w:val="none" w:color="auto" w:sz="0" w:space="0"/>
           <w:shd w:val="clear" w:fill="FAFAFA"/>
           <w:lang w:val="en-US" w:eastAsia="zh-CN" w:bidi="ar"/>
         </w:rPr>
@@ -3259,7 +3353,6 @@
           <w:kern w:val="0"/>
           <w:sz w:val="14"/>
           <w:szCs w:val="14"/>
-          <w:bdr w:val="none" w:color="auto" w:sz="0" w:space="0"/>
           <w:shd w:val="clear" w:fill="FAFAFA"/>
           <w:lang w:val="en-US" w:eastAsia="zh-CN" w:bidi="ar"/>
         </w:rPr>
@@ -3276,7 +3369,6 @@
           <w:kern w:val="0"/>
           <w:sz w:val="14"/>
           <w:szCs w:val="14"/>
-          <w:bdr w:val="none" w:color="auto" w:sz="0" w:space="0"/>
           <w:shd w:val="clear" w:fill="FAFAFA"/>
           <w:lang w:val="en-US" w:eastAsia="zh-CN" w:bidi="ar"/>
         </w:rPr>
@@ -3293,7 +3385,6 @@
           <w:kern w:val="0"/>
           <w:sz w:val="14"/>
           <w:szCs w:val="14"/>
-          <w:bdr w:val="none" w:color="auto" w:sz="0" w:space="0"/>
           <w:shd w:val="clear" w:fill="FAFAFA"/>
           <w:lang w:val="en-US" w:eastAsia="zh-CN" w:bidi="ar"/>
         </w:rPr>
@@ -3338,7 +3429,6 @@
           <w:kern w:val="0"/>
           <w:sz w:val="14"/>
           <w:szCs w:val="14"/>
-          <w:bdr w:val="none" w:color="auto" w:sz="0" w:space="0"/>
           <w:shd w:val="clear" w:fill="F8F8F8"/>
           <w:lang w:val="en-US" w:eastAsia="zh-CN" w:bidi="ar"/>
         </w:rPr>
@@ -3383,7 +3473,6 @@
           <w:kern w:val="0"/>
           <w:sz w:val="14"/>
           <w:szCs w:val="14"/>
-          <w:bdr w:val="none" w:color="auto" w:sz="0" w:space="0"/>
           <w:shd w:val="clear" w:fill="F8F8F8"/>
           <w:lang w:val="en-US" w:eastAsia="zh-CN" w:bidi="ar"/>
         </w:rPr>
@@ -3400,7 +3489,6 @@
           <w:kern w:val="0"/>
           <w:sz w:val="14"/>
           <w:szCs w:val="14"/>
-          <w:bdr w:val="none" w:color="auto" w:sz="0" w:space="0"/>
           <w:shd w:val="clear" w:fill="F8F8F8"/>
           <w:lang w:val="en-US" w:eastAsia="zh-CN" w:bidi="ar"/>
         </w:rPr>
@@ -3417,7 +3505,6 @@
           <w:kern w:val="0"/>
           <w:sz w:val="14"/>
           <w:szCs w:val="14"/>
-          <w:bdr w:val="none" w:color="auto" w:sz="0" w:space="0"/>
           <w:shd w:val="clear" w:fill="F8F8F8"/>
           <w:lang w:val="en-US" w:eastAsia="zh-CN" w:bidi="ar"/>
         </w:rPr>
@@ -3462,7 +3549,6 @@
           <w:kern w:val="0"/>
           <w:sz w:val="14"/>
           <w:szCs w:val="14"/>
-          <w:bdr w:val="none" w:color="auto" w:sz="0" w:space="0"/>
           <w:shd w:val="clear" w:fill="F8F8F8"/>
           <w:lang w:val="en-US" w:eastAsia="zh-CN" w:bidi="ar"/>
         </w:rPr>
@@ -3479,7 +3565,6 @@
           <w:kern w:val="0"/>
           <w:sz w:val="14"/>
           <w:szCs w:val="14"/>
-          <w:bdr w:val="none" w:color="auto" w:sz="0" w:space="0"/>
           <w:shd w:val="clear" w:fill="F8F8F8"/>
           <w:lang w:val="en-US" w:eastAsia="zh-CN" w:bidi="ar"/>
         </w:rPr>
@@ -3496,7 +3581,6 @@
           <w:kern w:val="0"/>
           <w:sz w:val="14"/>
           <w:szCs w:val="14"/>
-          <w:bdr w:val="none" w:color="auto" w:sz="0" w:space="0"/>
           <w:shd w:val="clear" w:fill="F8F8F8"/>
           <w:lang w:val="en-US" w:eastAsia="zh-CN" w:bidi="ar"/>
         </w:rPr>
@@ -3513,7 +3597,6 @@
           <w:kern w:val="0"/>
           <w:sz w:val="14"/>
           <w:szCs w:val="14"/>
-          <w:bdr w:val="none" w:color="auto" w:sz="0" w:space="0"/>
           <w:shd w:val="clear" w:fill="F8F8F8"/>
           <w:lang w:val="en-US" w:eastAsia="zh-CN" w:bidi="ar"/>
         </w:rPr>
@@ -3530,7 +3613,6 @@
           <w:kern w:val="0"/>
           <w:sz w:val="14"/>
           <w:szCs w:val="14"/>
-          <w:bdr w:val="none" w:color="auto" w:sz="0" w:space="0"/>
           <w:shd w:val="clear" w:fill="F8F8F8"/>
           <w:lang w:val="en-US" w:eastAsia="zh-CN" w:bidi="ar"/>
         </w:rPr>
@@ -3547,7 +3629,6 @@
           <w:kern w:val="0"/>
           <w:sz w:val="14"/>
           <w:szCs w:val="14"/>
-          <w:bdr w:val="none" w:color="auto" w:sz="0" w:space="0"/>
           <w:shd w:val="clear" w:fill="F8F8F8"/>
           <w:lang w:val="en-US" w:eastAsia="zh-CN" w:bidi="ar"/>
         </w:rPr>
@@ -3564,7 +3645,6 @@
           <w:kern w:val="0"/>
           <w:sz w:val="14"/>
           <w:szCs w:val="14"/>
-          <w:bdr w:val="none" w:color="auto" w:sz="0" w:space="0"/>
           <w:shd w:val="clear" w:fill="F8F8F8"/>
           <w:lang w:val="en-US" w:eastAsia="zh-CN" w:bidi="ar"/>
         </w:rPr>
@@ -3609,7 +3689,6 @@
           <w:kern w:val="0"/>
           <w:sz w:val="14"/>
           <w:szCs w:val="14"/>
-          <w:bdr w:val="none" w:color="auto" w:sz="0" w:space="0"/>
           <w:shd w:val="clear" w:fill="FAFAFA"/>
           <w:lang w:val="en-US" w:eastAsia="zh-CN" w:bidi="ar"/>
         </w:rPr>
@@ -3626,7 +3705,6 @@
           <w:kern w:val="0"/>
           <w:sz w:val="14"/>
           <w:szCs w:val="14"/>
-          <w:bdr w:val="none" w:color="auto" w:sz="0" w:space="0"/>
           <w:shd w:val="clear" w:fill="FAFAFA"/>
           <w:lang w:val="en-US" w:eastAsia="zh-CN" w:bidi="ar"/>
         </w:rPr>
@@ -3643,7 +3721,6 @@
           <w:kern w:val="0"/>
           <w:sz w:val="14"/>
           <w:szCs w:val="14"/>
-          <w:bdr w:val="none" w:color="auto" w:sz="0" w:space="0"/>
           <w:shd w:val="clear" w:fill="FAFAFA"/>
           <w:lang w:val="en-US" w:eastAsia="zh-CN" w:bidi="ar"/>
         </w:rPr>
@@ -3660,7 +3737,6 @@
           <w:kern w:val="0"/>
           <w:sz w:val="14"/>
           <w:szCs w:val="14"/>
-          <w:bdr w:val="none" w:color="auto" w:sz="0" w:space="0"/>
           <w:shd w:val="clear" w:fill="FAFAFA"/>
           <w:lang w:val="en-US" w:eastAsia="zh-CN" w:bidi="ar"/>
         </w:rPr>
@@ -3677,7 +3753,6 @@
           <w:kern w:val="0"/>
           <w:sz w:val="14"/>
           <w:szCs w:val="14"/>
-          <w:bdr w:val="none" w:color="auto" w:sz="0" w:space="0"/>
           <w:shd w:val="clear" w:fill="FAFAFA"/>
           <w:lang w:val="en-US" w:eastAsia="zh-CN" w:bidi="ar"/>
         </w:rPr>
@@ -3694,7 +3769,6 @@
           <w:kern w:val="0"/>
           <w:sz w:val="14"/>
           <w:szCs w:val="14"/>
-          <w:bdr w:val="none" w:color="auto" w:sz="0" w:space="0"/>
           <w:shd w:val="clear" w:fill="FAFAFA"/>
           <w:lang w:val="en-US" w:eastAsia="zh-CN" w:bidi="ar"/>
         </w:rPr>
@@ -3711,7 +3785,6 @@
           <w:kern w:val="0"/>
           <w:sz w:val="14"/>
           <w:szCs w:val="14"/>
-          <w:bdr w:val="none" w:color="auto" w:sz="0" w:space="0"/>
           <w:shd w:val="clear" w:fill="FAFAFA"/>
           <w:lang w:val="en-US" w:eastAsia="zh-CN" w:bidi="ar"/>
         </w:rPr>
@@ -3728,7 +3801,6 @@
           <w:kern w:val="0"/>
           <w:sz w:val="14"/>
           <w:szCs w:val="14"/>
-          <w:bdr w:val="none" w:color="auto" w:sz="0" w:space="0"/>
           <w:shd w:val="clear" w:fill="FAFAFA"/>
           <w:lang w:val="en-US" w:eastAsia="zh-CN" w:bidi="ar"/>
         </w:rPr>
@@ -3745,7 +3817,6 @@
           <w:kern w:val="0"/>
           <w:sz w:val="14"/>
           <w:szCs w:val="14"/>
-          <w:bdr w:val="none" w:color="auto" w:sz="0" w:space="0"/>
           <w:shd w:val="clear" w:fill="FAFAFA"/>
           <w:lang w:val="en-US" w:eastAsia="zh-CN" w:bidi="ar"/>
         </w:rPr>
@@ -3790,7 +3861,6 @@
           <w:kern w:val="0"/>
           <w:sz w:val="14"/>
           <w:szCs w:val="14"/>
-          <w:bdr w:val="none" w:color="auto" w:sz="0" w:space="0"/>
           <w:shd w:val="clear" w:fill="F8F8F8"/>
           <w:lang w:val="en-US" w:eastAsia="zh-CN" w:bidi="ar"/>
         </w:rPr>
@@ -3807,7 +3877,6 @@
           <w:kern w:val="0"/>
           <w:sz w:val="14"/>
           <w:szCs w:val="14"/>
-          <w:bdr w:val="none" w:color="auto" w:sz="0" w:space="0"/>
           <w:shd w:val="clear" w:fill="F8F8F8"/>
           <w:lang w:val="en-US" w:eastAsia="zh-CN" w:bidi="ar"/>
         </w:rPr>
@@ -3824,7 +3893,6 @@
           <w:kern w:val="0"/>
           <w:sz w:val="14"/>
           <w:szCs w:val="14"/>
-          <w:bdr w:val="none" w:color="auto" w:sz="0" w:space="0"/>
           <w:shd w:val="clear" w:fill="F8F8F8"/>
           <w:lang w:val="en-US" w:eastAsia="zh-CN" w:bidi="ar"/>
         </w:rPr>
@@ -3869,7 +3937,6 @@
           <w:kern w:val="0"/>
           <w:sz w:val="14"/>
           <w:szCs w:val="14"/>
-          <w:bdr w:val="none" w:color="auto" w:sz="0" w:space="0"/>
           <w:shd w:val="clear" w:fill="FAFAFA"/>
           <w:lang w:val="en-US" w:eastAsia="zh-CN" w:bidi="ar"/>
         </w:rPr>
@@ -3914,7 +3981,6 @@
           <w:kern w:val="0"/>
           <w:sz w:val="14"/>
           <w:szCs w:val="14"/>
-          <w:bdr w:val="none" w:color="auto" w:sz="0" w:space="0"/>
           <w:shd w:val="clear" w:fill="F8F8F8"/>
           <w:lang w:val="en-US" w:eastAsia="zh-CN" w:bidi="ar"/>
         </w:rPr>
@@ -3931,7 +3997,6 @@
           <w:kern w:val="0"/>
           <w:sz w:val="14"/>
           <w:szCs w:val="14"/>
-          <w:bdr w:val="none" w:color="auto" w:sz="0" w:space="0"/>
           <w:shd w:val="clear" w:fill="F8F8F8"/>
           <w:lang w:val="en-US" w:eastAsia="zh-CN" w:bidi="ar"/>
         </w:rPr>
@@ -3948,7 +4013,6 @@
           <w:kern w:val="0"/>
           <w:sz w:val="14"/>
           <w:szCs w:val="14"/>
-          <w:bdr w:val="none" w:color="auto" w:sz="0" w:space="0"/>
           <w:shd w:val="clear" w:fill="F8F8F8"/>
           <w:lang w:val="en-US" w:eastAsia="zh-CN" w:bidi="ar"/>
         </w:rPr>
@@ -3965,7 +4029,6 @@
           <w:kern w:val="0"/>
           <w:sz w:val="14"/>
           <w:szCs w:val="14"/>
-          <w:bdr w:val="none" w:color="auto" w:sz="0" w:space="0"/>
           <w:shd w:val="clear" w:fill="F8F8F8"/>
           <w:lang w:val="en-US" w:eastAsia="zh-CN" w:bidi="ar"/>
         </w:rPr>
@@ -3982,7 +4045,6 @@
           <w:kern w:val="0"/>
           <w:sz w:val="14"/>
           <w:szCs w:val="14"/>
-          <w:bdr w:val="none" w:color="auto" w:sz="0" w:space="0"/>
           <w:shd w:val="clear" w:fill="F8F8F8"/>
           <w:lang w:val="en-US" w:eastAsia="zh-CN" w:bidi="ar"/>
         </w:rPr>
@@ -4025,7 +4087,6 @@
           <w:kern w:val="0"/>
           <w:sz w:val="14"/>
           <w:szCs w:val="14"/>
-          <w:bdr w:val="none" w:color="auto" w:sz="0" w:space="0"/>
           <w:shd w:val="clear" w:fill="FAFAFA"/>
           <w:lang w:val="en-US" w:eastAsia="zh-CN" w:bidi="ar"/>
         </w:rPr>
@@ -4036,6 +4097,7 @@
       <w:pPr>
         <w:widowControl w:val="0"/>
         <w:numPr>
+          <w:ilvl w:val="0"/>
           <w:numId w:val="0"/>
         </w:numPr>
         <w:ind w:left="840" w:leftChars="0" w:firstLine="420" w:firstLineChars="0"/>
@@ -4067,6 +4129,7 @@
       <w:pPr>
         <w:widowControl w:val="0"/>
         <w:numPr>
+          <w:ilvl w:val="0"/>
           <w:numId w:val="0"/>
         </w:numPr>
         <w:jc w:val="both"/>
@@ -4108,7 +4171,7 @@
                     </pic:cNvPicPr>
                   </pic:nvPicPr>
                   <pic:blipFill>
-                    <a:blip r:embed="rId5"/>
+                    <a:blip r:embed="rId7"/>
                     <a:stretch>
                       <a:fillRect/>
                     </a:stretch>
@@ -4137,6 +4200,7 @@
       <w:pPr>
         <w:widowControl w:val="0"/>
         <w:numPr>
+          <w:ilvl w:val="0"/>
           <w:numId w:val="0"/>
         </w:numPr>
         <w:ind w:left="840" w:leftChars="0" w:firstLine="420" w:firstLineChars="0"/>
@@ -4155,6 +4219,7 @@
       <w:pPr>
         <w:widowControl w:val="0"/>
         <w:numPr>
+          <w:ilvl w:val="0"/>
           <w:numId w:val="0"/>
         </w:numPr>
         <w:ind w:left="840" w:leftChars="0" w:firstLine="420" w:firstLineChars="0"/>
@@ -4173,6 +4238,7 @@
       <w:pPr>
         <w:widowControl w:val="0"/>
         <w:numPr>
+          <w:ilvl w:val="0"/>
           <w:numId w:val="0"/>
         </w:numPr>
         <w:ind w:left="420" w:leftChars="0" w:firstLine="420" w:firstLineChars="0"/>
@@ -4202,6 +4268,7 @@
       <w:pPr>
         <w:widowControl w:val="0"/>
         <w:numPr>
+          <w:ilvl w:val="0"/>
           <w:numId w:val="0"/>
         </w:numPr>
         <w:ind w:left="840" w:leftChars="0" w:firstLine="420" w:firstLineChars="0"/>
@@ -4236,7 +4303,6 @@
           <w:lang w:val="en-US" w:eastAsia="zh-CN"/>
         </w:rPr>
         <w:tab/>
-        <w:t/>
       </w:r>
       <w:r>
         <w:rPr>
@@ -4248,6 +4314,16 @@
           <w:lang w:val="en-US" w:eastAsia="zh-CN"/>
         </w:rPr>
         <w:tab/>
+      </w:r>
+      <w:r>
+        <w:rPr>
+          <w:rFonts w:hint="eastAsia"/>
+          <w:b w:val="0"/>
+          <w:bCs w:val="0"/>
+          <w:sz w:val="21"/>
+          <w:szCs w:val="24"/>
+          <w:lang w:val="en-US" w:eastAsia="zh-CN"/>
+        </w:rPr>
         <w:t>// 下标访问检测</w:t>
       </w:r>
     </w:p>
@@ -4255,6 +4331,7 @@
       <w:pPr>
         <w:widowControl w:val="0"/>
         <w:numPr>
+          <w:ilvl w:val="0"/>
           <w:numId w:val="0"/>
         </w:numPr>
         <w:ind w:left="840" w:leftChars="0" w:firstLine="420" w:firstLineChars="0"/>
@@ -4289,7 +4366,6 @@
           <w:lang w:val="en-US" w:eastAsia="zh-CN"/>
         </w:rPr>
         <w:tab/>
-        <w:t/>
       </w:r>
       <w:r>
         <w:rPr>
@@ -4301,7 +4377,6 @@
           <w:lang w:val="en-US" w:eastAsia="zh-CN"/>
         </w:rPr>
         <w:tab/>
-        <w:t/>
       </w:r>
       <w:r>
         <w:rPr>
@@ -4313,6 +4388,16 @@
           <w:lang w:val="en-US" w:eastAsia="zh-CN"/>
         </w:rPr>
         <w:tab/>
+      </w:r>
+      <w:r>
+        <w:rPr>
+          <w:rFonts w:hint="eastAsia"/>
+          <w:b w:val="0"/>
+          <w:bCs w:val="0"/>
+          <w:sz w:val="21"/>
+          <w:szCs w:val="24"/>
+          <w:lang w:val="en-US" w:eastAsia="zh-CN"/>
+        </w:rPr>
         <w:t>// 下标访问(带边缘检测)</w:t>
       </w:r>
     </w:p>
@@ -4320,6 +4405,7 @@
       <w:pPr>
         <w:widowControl w:val="0"/>
         <w:numPr>
+          <w:ilvl w:val="0"/>
           <w:numId w:val="0"/>
         </w:numPr>
         <w:ind w:left="840" w:leftChars="0" w:firstLine="420" w:firstLineChars="0"/>
@@ -4354,7 +4440,6 @@
           <w:lang w:val="en-US" w:eastAsia="zh-CN"/>
         </w:rPr>
         <w:tab/>
-        <w:t/>
       </w:r>
       <w:r>
         <w:rPr>
@@ -4366,6 +4451,16 @@
           <w:lang w:val="en-US" w:eastAsia="zh-CN"/>
         </w:rPr>
         <w:tab/>
+      </w:r>
+      <w:r>
+        <w:rPr>
+          <w:rFonts w:hint="eastAsia"/>
+          <w:b w:val="0"/>
+          <w:bCs w:val="0"/>
+          <w:sz w:val="21"/>
+          <w:szCs w:val="24"/>
+          <w:lang w:val="en-US" w:eastAsia="zh-CN"/>
+        </w:rPr>
         <w:t>// 改变容器大小</w:t>
       </w:r>
     </w:p>
@@ -4373,6 +4468,7 @@
       <w:pPr>
         <w:widowControl w:val="0"/>
         <w:numPr>
+          <w:ilvl w:val="0"/>
           <w:numId w:val="0"/>
         </w:numPr>
         <w:ind w:left="840" w:leftChars="0" w:firstLine="420" w:firstLineChars="0"/>
@@ -4407,6 +4503,16 @@
           <w:lang w:val="en-US" w:eastAsia="zh-CN"/>
         </w:rPr>
         <w:tab/>
+      </w:r>
+      <w:r>
+        <w:rPr>
+          <w:rFonts w:hint="eastAsia"/>
+          <w:b w:val="0"/>
+          <w:bCs w:val="0"/>
+          <w:sz w:val="21"/>
+          <w:szCs w:val="24"/>
+          <w:lang w:val="en-US" w:eastAsia="zh-CN"/>
+        </w:rPr>
         <w:t>// 预留空间</w:t>
       </w:r>
     </w:p>
@@ -4414,6 +4520,7 @@
       <w:pPr>
         <w:widowControl w:val="0"/>
         <w:numPr>
+          <w:ilvl w:val="0"/>
           <w:numId w:val="0"/>
         </w:numPr>
         <w:ind w:left="840" w:leftChars="0" w:firstLine="420" w:firstLineChars="0"/>
@@ -4432,6 +4539,7 @@
       <w:pPr>
         <w:widowControl w:val="0"/>
         <w:numPr>
+          <w:ilvl w:val="0"/>
           <w:numId w:val="0"/>
         </w:numPr>
         <w:ind w:left="840" w:leftChars="0" w:firstLine="420" w:firstLineChars="0"/>
@@ -4507,7 +4615,6 @@
           <w:kern w:val="0"/>
           <w:sz w:val="14"/>
           <w:szCs w:val="14"/>
-          <w:bdr w:val="none" w:color="auto" w:sz="0" w:space="0"/>
           <w:shd w:val="clear" w:fill="FAFAFA"/>
           <w:lang w:val="en-US" w:eastAsia="zh-CN" w:bidi="ar"/>
         </w:rPr>
@@ -4524,7 +4631,6 @@
           <w:kern w:val="0"/>
           <w:sz w:val="14"/>
           <w:szCs w:val="14"/>
-          <w:bdr w:val="none" w:color="auto" w:sz="0" w:space="0"/>
           <w:shd w:val="clear" w:fill="FAFAFA"/>
           <w:lang w:val="en-US" w:eastAsia="zh-CN" w:bidi="ar"/>
         </w:rPr>
@@ -4541,7 +4647,6 @@
           <w:kern w:val="0"/>
           <w:sz w:val="14"/>
           <w:szCs w:val="14"/>
-          <w:bdr w:val="none" w:color="auto" w:sz="0" w:space="0"/>
           <w:shd w:val="clear" w:fill="FAFAFA"/>
           <w:lang w:val="en-US" w:eastAsia="zh-CN" w:bidi="ar"/>
         </w:rPr>
@@ -4558,7 +4663,6 @@
           <w:kern w:val="0"/>
           <w:sz w:val="14"/>
           <w:szCs w:val="14"/>
-          <w:bdr w:val="none" w:color="auto" w:sz="0" w:space="0"/>
           <w:shd w:val="clear" w:fill="FAFAFA"/>
           <w:lang w:val="en-US" w:eastAsia="zh-CN" w:bidi="ar"/>
         </w:rPr>
@@ -4603,7 +4707,6 @@
           <w:kern w:val="0"/>
           <w:sz w:val="14"/>
           <w:szCs w:val="14"/>
-          <w:bdr w:val="none" w:color="auto" w:sz="0" w:space="0"/>
           <w:shd w:val="clear" w:fill="F8F8F8"/>
           <w:lang w:val="en-US" w:eastAsia="zh-CN" w:bidi="ar"/>
         </w:rPr>
@@ -4620,7 +4723,6 @@
           <w:kern w:val="0"/>
           <w:sz w:val="14"/>
           <w:szCs w:val="14"/>
-          <w:bdr w:val="none" w:color="auto" w:sz="0" w:space="0"/>
           <w:shd w:val="clear" w:fill="F8F8F8"/>
           <w:lang w:val="en-US" w:eastAsia="zh-CN" w:bidi="ar"/>
         </w:rPr>
@@ -4637,7 +4739,6 @@
           <w:kern w:val="0"/>
           <w:sz w:val="14"/>
           <w:szCs w:val="14"/>
-          <w:bdr w:val="none" w:color="auto" w:sz="0" w:space="0"/>
           <w:shd w:val="clear" w:fill="F8F8F8"/>
           <w:lang w:val="en-US" w:eastAsia="zh-CN" w:bidi="ar"/>
         </w:rPr>
@@ -4654,7 +4755,6 @@
           <w:kern w:val="0"/>
           <w:sz w:val="14"/>
           <w:szCs w:val="14"/>
-          <w:bdr w:val="none" w:color="auto" w:sz="0" w:space="0"/>
           <w:shd w:val="clear" w:fill="F8F8F8"/>
           <w:lang w:val="en-US" w:eastAsia="zh-CN" w:bidi="ar"/>
         </w:rPr>
@@ -4699,7 +4799,6 @@
           <w:kern w:val="0"/>
           <w:sz w:val="14"/>
           <w:szCs w:val="14"/>
-          <w:bdr w:val="none" w:color="auto" w:sz="0" w:space="0"/>
           <w:shd w:val="clear" w:fill="F8F8F8"/>
           <w:lang w:val="en-US" w:eastAsia="zh-CN" w:bidi="ar"/>
         </w:rPr>
@@ -4716,7 +4815,6 @@
           <w:kern w:val="0"/>
           <w:sz w:val="14"/>
           <w:szCs w:val="14"/>
-          <w:bdr w:val="none" w:color="auto" w:sz="0" w:space="0"/>
           <w:shd w:val="clear" w:fill="F8F8F8"/>
           <w:lang w:val="en-US" w:eastAsia="zh-CN" w:bidi="ar"/>
         </w:rPr>
@@ -4733,7 +4831,6 @@
           <w:kern w:val="0"/>
           <w:sz w:val="14"/>
           <w:szCs w:val="14"/>
-          <w:bdr w:val="none" w:color="auto" w:sz="0" w:space="0"/>
           <w:shd w:val="clear" w:fill="F8F8F8"/>
           <w:lang w:val="en-US" w:eastAsia="zh-CN" w:bidi="ar"/>
         </w:rPr>
@@ -4750,7 +4847,6 @@
           <w:kern w:val="0"/>
           <w:sz w:val="14"/>
           <w:szCs w:val="14"/>
-          <w:bdr w:val="none" w:color="auto" w:sz="0" w:space="0"/>
           <w:shd w:val="clear" w:fill="F8F8F8"/>
           <w:lang w:val="en-US" w:eastAsia="zh-CN" w:bidi="ar"/>
         </w:rPr>
@@ -4795,7 +4891,6 @@
           <w:kern w:val="0"/>
           <w:sz w:val="14"/>
           <w:szCs w:val="14"/>
-          <w:bdr w:val="none" w:color="auto" w:sz="0" w:space="0"/>
           <w:shd w:val="clear" w:fill="FAFAFA"/>
           <w:lang w:val="en-US" w:eastAsia="zh-CN" w:bidi="ar"/>
         </w:rPr>
@@ -4812,7 +4907,6 @@
           <w:kern w:val="0"/>
           <w:sz w:val="14"/>
           <w:szCs w:val="14"/>
-          <w:bdr w:val="none" w:color="auto" w:sz="0" w:space="0"/>
           <w:shd w:val="clear" w:fill="FAFAFA"/>
           <w:lang w:val="en-US" w:eastAsia="zh-CN" w:bidi="ar"/>
         </w:rPr>
@@ -4829,7 +4923,6 @@
           <w:kern w:val="0"/>
           <w:sz w:val="14"/>
           <w:szCs w:val="14"/>
-          <w:bdr w:val="none" w:color="auto" w:sz="0" w:space="0"/>
           <w:shd w:val="clear" w:fill="FAFAFA"/>
           <w:lang w:val="en-US" w:eastAsia="zh-CN" w:bidi="ar"/>
         </w:rPr>
@@ -4846,7 +4939,6 @@
           <w:kern w:val="0"/>
           <w:sz w:val="14"/>
           <w:szCs w:val="14"/>
-          <w:bdr w:val="none" w:color="auto" w:sz="0" w:space="0"/>
           <w:shd w:val="clear" w:fill="FAFAFA"/>
           <w:lang w:val="en-US" w:eastAsia="zh-CN" w:bidi="ar"/>
         </w:rPr>
@@ -4863,7 +4955,6 @@
           <w:kern w:val="0"/>
           <w:sz w:val="14"/>
           <w:szCs w:val="14"/>
-          <w:bdr w:val="none" w:color="auto" w:sz="0" w:space="0"/>
           <w:shd w:val="clear" w:fill="FAFAFA"/>
           <w:lang w:val="en-US" w:eastAsia="zh-CN" w:bidi="ar"/>
         </w:rPr>
@@ -4880,7 +4971,6 @@
           <w:kern w:val="0"/>
           <w:sz w:val="14"/>
           <w:szCs w:val="14"/>
-          <w:bdr w:val="none" w:color="auto" w:sz="0" w:space="0"/>
           <w:shd w:val="clear" w:fill="FAFAFA"/>
           <w:lang w:val="en-US" w:eastAsia="zh-CN" w:bidi="ar"/>
         </w:rPr>
@@ -4897,7 +4987,6 @@
           <w:kern w:val="0"/>
           <w:sz w:val="14"/>
           <w:szCs w:val="14"/>
-          <w:bdr w:val="none" w:color="auto" w:sz="0" w:space="0"/>
           <w:shd w:val="clear" w:fill="FAFAFA"/>
           <w:lang w:val="en-US" w:eastAsia="zh-CN" w:bidi="ar"/>
         </w:rPr>
@@ -4914,7 +5003,6 @@
           <w:kern w:val="0"/>
           <w:sz w:val="14"/>
           <w:szCs w:val="14"/>
-          <w:bdr w:val="none" w:color="auto" w:sz="0" w:space="0"/>
           <w:shd w:val="clear" w:fill="FAFAFA"/>
           <w:lang w:val="en-US" w:eastAsia="zh-CN" w:bidi="ar"/>
         </w:rPr>
@@ -4931,7 +5019,6 @@
           <w:kern w:val="0"/>
           <w:sz w:val="14"/>
           <w:szCs w:val="14"/>
-          <w:bdr w:val="none" w:color="auto" w:sz="0" w:space="0"/>
           <w:shd w:val="clear" w:fill="FAFAFA"/>
           <w:lang w:val="en-US" w:eastAsia="zh-CN" w:bidi="ar"/>
         </w:rPr>
@@ -4948,7 +5035,6 @@
           <w:kern w:val="0"/>
           <w:sz w:val="14"/>
           <w:szCs w:val="14"/>
-          <w:bdr w:val="none" w:color="auto" w:sz="0" w:space="0"/>
           <w:shd w:val="clear" w:fill="FAFAFA"/>
           <w:lang w:val="en-US" w:eastAsia="zh-CN" w:bidi="ar"/>
         </w:rPr>
@@ -4965,7 +5051,6 @@
           <w:kern w:val="0"/>
           <w:sz w:val="14"/>
           <w:szCs w:val="14"/>
-          <w:bdr w:val="none" w:color="auto" w:sz="0" w:space="0"/>
           <w:shd w:val="clear" w:fill="FAFAFA"/>
           <w:lang w:val="en-US" w:eastAsia="zh-CN" w:bidi="ar"/>
         </w:rPr>
@@ -4982,7 +5067,6 @@
           <w:kern w:val="0"/>
           <w:sz w:val="14"/>
           <w:szCs w:val="14"/>
-          <w:bdr w:val="none" w:color="auto" w:sz="0" w:space="0"/>
           <w:shd w:val="clear" w:fill="FAFAFA"/>
           <w:lang w:val="en-US" w:eastAsia="zh-CN" w:bidi="ar"/>
         </w:rPr>
@@ -4999,7 +5083,6 @@
           <w:kern w:val="0"/>
           <w:sz w:val="14"/>
           <w:szCs w:val="14"/>
-          <w:bdr w:val="none" w:color="auto" w:sz="0" w:space="0"/>
           <w:shd w:val="clear" w:fill="FAFAFA"/>
           <w:lang w:val="en-US" w:eastAsia="zh-CN" w:bidi="ar"/>
         </w:rPr>
@@ -5016,7 +5099,6 @@
           <w:kern w:val="0"/>
           <w:sz w:val="14"/>
           <w:szCs w:val="14"/>
-          <w:bdr w:val="none" w:color="auto" w:sz="0" w:space="0"/>
           <w:shd w:val="clear" w:fill="FAFAFA"/>
           <w:lang w:val="en-US" w:eastAsia="zh-CN" w:bidi="ar"/>
         </w:rPr>
@@ -5033,7 +5115,6 @@
           <w:kern w:val="0"/>
           <w:sz w:val="14"/>
           <w:szCs w:val="14"/>
-          <w:bdr w:val="none" w:color="auto" w:sz="0" w:space="0"/>
           <w:shd w:val="clear" w:fill="FAFAFA"/>
           <w:lang w:val="en-US" w:eastAsia="zh-CN" w:bidi="ar"/>
         </w:rPr>
@@ -5078,7 +5159,6 @@
           <w:kern w:val="0"/>
           <w:sz w:val="14"/>
           <w:szCs w:val="14"/>
-          <w:bdr w:val="none" w:color="auto" w:sz="0" w:space="0"/>
           <w:shd w:val="clear" w:fill="FAFAFA"/>
           <w:lang w:val="en-US" w:eastAsia="zh-CN" w:bidi="ar"/>
         </w:rPr>
@@ -5095,7 +5175,6 @@
           <w:kern w:val="0"/>
           <w:sz w:val="14"/>
           <w:szCs w:val="14"/>
-          <w:bdr w:val="none" w:color="auto" w:sz="0" w:space="0"/>
           <w:shd w:val="clear" w:fill="FAFAFA"/>
           <w:lang w:val="en-US" w:eastAsia="zh-CN" w:bidi="ar"/>
         </w:rPr>
@@ -5112,7 +5191,6 @@
           <w:kern w:val="0"/>
           <w:sz w:val="14"/>
           <w:szCs w:val="14"/>
-          <w:bdr w:val="none" w:color="auto" w:sz="0" w:space="0"/>
           <w:shd w:val="clear" w:fill="FAFAFA"/>
           <w:lang w:val="en-US" w:eastAsia="zh-CN" w:bidi="ar"/>
         </w:rPr>
@@ -5129,7 +5207,6 @@
           <w:kern w:val="0"/>
           <w:sz w:val="14"/>
           <w:szCs w:val="14"/>
-          <w:bdr w:val="none" w:color="auto" w:sz="0" w:space="0"/>
           <w:shd w:val="clear" w:fill="FAFAFA"/>
           <w:lang w:val="en-US" w:eastAsia="zh-CN" w:bidi="ar"/>
         </w:rPr>
@@ -5146,7 +5223,6 @@
           <w:kern w:val="0"/>
           <w:sz w:val="14"/>
           <w:szCs w:val="14"/>
-          <w:bdr w:val="none" w:color="auto" w:sz="0" w:space="0"/>
           <w:shd w:val="clear" w:fill="FAFAFA"/>
           <w:lang w:val="en-US" w:eastAsia="zh-CN" w:bidi="ar"/>
         </w:rPr>
@@ -5191,7 +5267,6 @@
           <w:kern w:val="0"/>
           <w:sz w:val="14"/>
           <w:szCs w:val="14"/>
-          <w:bdr w:val="none" w:color="auto" w:sz="0" w:space="0"/>
           <w:shd w:val="clear" w:fill="F8F8F8"/>
           <w:lang w:val="en-US" w:eastAsia="zh-CN" w:bidi="ar"/>
         </w:rPr>
@@ -5208,7 +5283,6 @@
           <w:kern w:val="0"/>
           <w:sz w:val="14"/>
           <w:szCs w:val="14"/>
-          <w:bdr w:val="none" w:color="auto" w:sz="0" w:space="0"/>
           <w:shd w:val="clear" w:fill="F8F8F8"/>
           <w:lang w:val="en-US" w:eastAsia="zh-CN" w:bidi="ar"/>
         </w:rPr>
@@ -5225,7 +5299,6 @@
           <w:kern w:val="0"/>
           <w:sz w:val="14"/>
           <w:szCs w:val="14"/>
-          <w:bdr w:val="none" w:color="auto" w:sz="0" w:space="0"/>
           <w:shd w:val="clear" w:fill="F8F8F8"/>
           <w:lang w:val="en-US" w:eastAsia="zh-CN" w:bidi="ar"/>
         </w:rPr>
@@ -5270,7 +5343,6 @@
           <w:kern w:val="0"/>
           <w:sz w:val="14"/>
           <w:szCs w:val="14"/>
-          <w:bdr w:val="none" w:color="auto" w:sz="0" w:space="0"/>
           <w:shd w:val="clear" w:fill="FAFAFA"/>
           <w:lang w:val="en-US" w:eastAsia="zh-CN" w:bidi="ar"/>
         </w:rPr>
@@ -5315,7 +5387,6 @@
           <w:kern w:val="0"/>
           <w:sz w:val="14"/>
           <w:szCs w:val="14"/>
-          <w:bdr w:val="none" w:color="auto" w:sz="0" w:space="0"/>
           <w:shd w:val="clear" w:fill="FAFAFA"/>
           <w:lang w:val="en-US" w:eastAsia="zh-CN" w:bidi="ar"/>
         </w:rPr>
@@ -5332,7 +5403,6 @@
           <w:kern w:val="0"/>
           <w:sz w:val="14"/>
           <w:szCs w:val="14"/>
-          <w:bdr w:val="none" w:color="auto" w:sz="0" w:space="0"/>
           <w:shd w:val="clear" w:fill="FAFAFA"/>
           <w:lang w:val="en-US" w:eastAsia="zh-CN" w:bidi="ar"/>
         </w:rPr>
@@ -5349,7 +5419,6 @@
           <w:kern w:val="0"/>
           <w:sz w:val="14"/>
           <w:szCs w:val="14"/>
-          <w:bdr w:val="none" w:color="auto" w:sz="0" w:space="0"/>
           <w:shd w:val="clear" w:fill="FAFAFA"/>
           <w:lang w:val="en-US" w:eastAsia="zh-CN" w:bidi="ar"/>
         </w:rPr>
@@ -5366,7 +5435,6 @@
           <w:kern w:val="0"/>
           <w:sz w:val="14"/>
           <w:szCs w:val="14"/>
-          <w:bdr w:val="none" w:color="auto" w:sz="0" w:space="0"/>
           <w:shd w:val="clear" w:fill="FAFAFA"/>
           <w:lang w:val="en-US" w:eastAsia="zh-CN" w:bidi="ar"/>
         </w:rPr>
@@ -5383,7 +5451,6 @@
           <w:kern w:val="0"/>
           <w:sz w:val="14"/>
           <w:szCs w:val="14"/>
-          <w:bdr w:val="none" w:color="auto" w:sz="0" w:space="0"/>
           <w:shd w:val="clear" w:fill="FAFAFA"/>
           <w:lang w:val="en-US" w:eastAsia="zh-CN" w:bidi="ar"/>
         </w:rPr>
@@ -5428,7 +5495,6 @@
           <w:kern w:val="0"/>
           <w:sz w:val="14"/>
           <w:szCs w:val="14"/>
-          <w:bdr w:val="none" w:color="auto" w:sz="0" w:space="0"/>
           <w:shd w:val="clear" w:fill="F8F8F8"/>
           <w:lang w:val="en-US" w:eastAsia="zh-CN" w:bidi="ar"/>
         </w:rPr>
@@ -5445,7 +5511,6 @@
           <w:kern w:val="0"/>
           <w:sz w:val="14"/>
           <w:szCs w:val="14"/>
-          <w:bdr w:val="none" w:color="auto" w:sz="0" w:space="0"/>
           <w:shd w:val="clear" w:fill="F8F8F8"/>
           <w:lang w:val="en-US" w:eastAsia="zh-CN" w:bidi="ar"/>
         </w:rPr>
@@ -5462,7 +5527,6 @@
           <w:kern w:val="0"/>
           <w:sz w:val="14"/>
           <w:szCs w:val="14"/>
-          <w:bdr w:val="none" w:color="auto" w:sz="0" w:space="0"/>
           <w:shd w:val="clear" w:fill="F8F8F8"/>
           <w:lang w:val="en-US" w:eastAsia="zh-CN" w:bidi="ar"/>
         </w:rPr>
@@ -5479,7 +5543,6 @@
           <w:kern w:val="0"/>
           <w:sz w:val="14"/>
           <w:szCs w:val="14"/>
-          <w:bdr w:val="none" w:color="auto" w:sz="0" w:space="0"/>
           <w:shd w:val="clear" w:fill="F8F8F8"/>
           <w:lang w:val="en-US" w:eastAsia="zh-CN" w:bidi="ar"/>
         </w:rPr>
@@ -5496,7 +5559,6 @@
           <w:kern w:val="0"/>
           <w:sz w:val="14"/>
           <w:szCs w:val="14"/>
-          <w:bdr w:val="none" w:color="auto" w:sz="0" w:space="0"/>
           <w:shd w:val="clear" w:fill="F8F8F8"/>
           <w:lang w:val="en-US" w:eastAsia="zh-CN" w:bidi="ar"/>
         </w:rPr>
@@ -5513,7 +5575,6 @@
           <w:kern w:val="0"/>
           <w:sz w:val="14"/>
           <w:szCs w:val="14"/>
-          <w:bdr w:val="none" w:color="auto" w:sz="0" w:space="0"/>
           <w:shd w:val="clear" w:fill="F8F8F8"/>
           <w:lang w:val="en-US" w:eastAsia="zh-CN" w:bidi="ar"/>
         </w:rPr>
@@ -5530,7 +5591,6 @@
           <w:kern w:val="0"/>
           <w:sz w:val="14"/>
           <w:szCs w:val="14"/>
-          <w:bdr w:val="none" w:color="auto" w:sz="0" w:space="0"/>
           <w:shd w:val="clear" w:fill="F8F8F8"/>
           <w:lang w:val="en-US" w:eastAsia="zh-CN" w:bidi="ar"/>
         </w:rPr>
@@ -5575,7 +5635,6 @@
           <w:kern w:val="0"/>
           <w:sz w:val="14"/>
           <w:szCs w:val="14"/>
-          <w:bdr w:val="none" w:color="auto" w:sz="0" w:space="0"/>
           <w:shd w:val="clear" w:fill="FAFAFA"/>
           <w:lang w:val="en-US" w:eastAsia="zh-CN" w:bidi="ar"/>
         </w:rPr>
@@ -5592,7 +5651,6 @@
           <w:kern w:val="0"/>
           <w:sz w:val="14"/>
           <w:szCs w:val="14"/>
-          <w:bdr w:val="none" w:color="auto" w:sz="0" w:space="0"/>
           <w:shd w:val="clear" w:fill="FAFAFA"/>
           <w:lang w:val="en-US" w:eastAsia="zh-CN" w:bidi="ar"/>
         </w:rPr>
@@ -5609,7 +5667,6 @@
           <w:kern w:val="0"/>
           <w:sz w:val="14"/>
           <w:szCs w:val="14"/>
-          <w:bdr w:val="none" w:color="auto" w:sz="0" w:space="0"/>
           <w:shd w:val="clear" w:fill="FAFAFA"/>
           <w:lang w:val="en-US" w:eastAsia="zh-CN" w:bidi="ar"/>
         </w:rPr>
@@ -5626,7 +5683,6 @@
           <w:kern w:val="0"/>
           <w:sz w:val="14"/>
           <w:szCs w:val="14"/>
-          <w:bdr w:val="none" w:color="auto" w:sz="0" w:space="0"/>
           <w:shd w:val="clear" w:fill="FAFAFA"/>
           <w:lang w:val="en-US" w:eastAsia="zh-CN" w:bidi="ar"/>
         </w:rPr>
@@ -5643,7 +5699,6 @@
           <w:kern w:val="0"/>
           <w:sz w:val="14"/>
           <w:szCs w:val="14"/>
-          <w:bdr w:val="none" w:color="auto" w:sz="0" w:space="0"/>
           <w:shd w:val="clear" w:fill="FAFAFA"/>
           <w:lang w:val="en-US" w:eastAsia="zh-CN" w:bidi="ar"/>
         </w:rPr>
@@ -5688,7 +5743,6 @@
           <w:kern w:val="0"/>
           <w:sz w:val="14"/>
           <w:szCs w:val="14"/>
-          <w:bdr w:val="none" w:color="auto" w:sz="0" w:space="0"/>
           <w:shd w:val="clear" w:fill="F8F8F8"/>
           <w:lang w:val="en-US" w:eastAsia="zh-CN" w:bidi="ar"/>
         </w:rPr>
@@ -5705,7 +5759,6 @@
           <w:kern w:val="0"/>
           <w:sz w:val="14"/>
           <w:szCs w:val="14"/>
-          <w:bdr w:val="none" w:color="auto" w:sz="0" w:space="0"/>
           <w:shd w:val="clear" w:fill="F8F8F8"/>
           <w:lang w:val="en-US" w:eastAsia="zh-CN" w:bidi="ar"/>
         </w:rPr>
@@ -5722,7 +5775,6 @@
           <w:kern w:val="0"/>
           <w:sz w:val="14"/>
           <w:szCs w:val="14"/>
-          <w:bdr w:val="none" w:color="auto" w:sz="0" w:space="0"/>
           <w:shd w:val="clear" w:fill="F8F8F8"/>
           <w:lang w:val="en-US" w:eastAsia="zh-CN" w:bidi="ar"/>
         </w:rPr>
@@ -5739,7 +5791,6 @@
           <w:kern w:val="0"/>
           <w:sz w:val="14"/>
           <w:szCs w:val="14"/>
-          <w:bdr w:val="none" w:color="auto" w:sz="0" w:space="0"/>
           <w:shd w:val="clear" w:fill="F8F8F8"/>
           <w:lang w:val="en-US" w:eastAsia="zh-CN" w:bidi="ar"/>
         </w:rPr>
@@ -5756,7 +5807,6 @@
           <w:kern w:val="0"/>
           <w:sz w:val="14"/>
           <w:szCs w:val="14"/>
-          <w:bdr w:val="none" w:color="auto" w:sz="0" w:space="0"/>
           <w:shd w:val="clear" w:fill="F8F8F8"/>
           <w:lang w:val="en-US" w:eastAsia="zh-CN" w:bidi="ar"/>
         </w:rPr>
@@ -5801,7 +5851,6 @@
           <w:kern w:val="0"/>
           <w:sz w:val="14"/>
           <w:szCs w:val="14"/>
-          <w:bdr w:val="none" w:color="auto" w:sz="0" w:space="0"/>
           <w:shd w:val="clear" w:fill="F8F8F8"/>
           <w:lang w:val="en-US" w:eastAsia="zh-CN" w:bidi="ar"/>
         </w:rPr>
@@ -5818,7 +5867,6 @@
           <w:kern w:val="0"/>
           <w:sz w:val="14"/>
           <w:szCs w:val="14"/>
-          <w:bdr w:val="none" w:color="auto" w:sz="0" w:space="0"/>
           <w:shd w:val="clear" w:fill="F8F8F8"/>
           <w:lang w:val="en-US" w:eastAsia="zh-CN" w:bidi="ar"/>
         </w:rPr>
@@ -5835,7 +5883,6 @@
           <w:kern w:val="0"/>
           <w:sz w:val="14"/>
           <w:szCs w:val="14"/>
-          <w:bdr w:val="none" w:color="auto" w:sz="0" w:space="0"/>
           <w:shd w:val="clear" w:fill="F8F8F8"/>
           <w:lang w:val="en-US" w:eastAsia="zh-CN" w:bidi="ar"/>
         </w:rPr>
@@ -5852,7 +5899,6 @@
           <w:kern w:val="0"/>
           <w:sz w:val="14"/>
           <w:szCs w:val="14"/>
-          <w:bdr w:val="none" w:color="auto" w:sz="0" w:space="0"/>
           <w:shd w:val="clear" w:fill="F8F8F8"/>
           <w:lang w:val="en-US" w:eastAsia="zh-CN" w:bidi="ar"/>
         </w:rPr>
@@ -5869,7 +5915,6 @@
           <w:kern w:val="0"/>
           <w:sz w:val="14"/>
           <w:szCs w:val="14"/>
-          <w:bdr w:val="none" w:color="auto" w:sz="0" w:space="0"/>
           <w:shd w:val="clear" w:fill="F8F8F8"/>
           <w:lang w:val="en-US" w:eastAsia="zh-CN" w:bidi="ar"/>
         </w:rPr>
@@ -5914,7 +5959,6 @@
           <w:kern w:val="0"/>
           <w:sz w:val="14"/>
           <w:szCs w:val="14"/>
-          <w:bdr w:val="none" w:color="auto" w:sz="0" w:space="0"/>
           <w:shd w:val="clear" w:fill="FAFAFA"/>
           <w:lang w:val="en-US" w:eastAsia="zh-CN" w:bidi="ar"/>
         </w:rPr>
@@ -5931,7 +5975,6 @@
           <w:kern w:val="0"/>
           <w:sz w:val="14"/>
           <w:szCs w:val="14"/>
-          <w:bdr w:val="none" w:color="auto" w:sz="0" w:space="0"/>
           <w:shd w:val="clear" w:fill="FAFAFA"/>
           <w:lang w:val="en-US" w:eastAsia="zh-CN" w:bidi="ar"/>
         </w:rPr>
@@ -5948,7 +5991,6 @@
           <w:kern w:val="0"/>
           <w:sz w:val="14"/>
           <w:szCs w:val="14"/>
-          <w:bdr w:val="none" w:color="auto" w:sz="0" w:space="0"/>
           <w:shd w:val="clear" w:fill="FAFAFA"/>
           <w:lang w:val="en-US" w:eastAsia="zh-CN" w:bidi="ar"/>
         </w:rPr>
@@ -5993,7 +6035,6 @@
           <w:kern w:val="0"/>
           <w:sz w:val="14"/>
           <w:szCs w:val="14"/>
-          <w:bdr w:val="none" w:color="auto" w:sz="0" w:space="0"/>
           <w:shd w:val="clear" w:fill="F8F8F8"/>
           <w:lang w:val="en-US" w:eastAsia="zh-CN" w:bidi="ar"/>
         </w:rPr>
@@ -6038,7 +6079,6 @@
           <w:kern w:val="0"/>
           <w:sz w:val="14"/>
           <w:szCs w:val="14"/>
-          <w:bdr w:val="none" w:color="auto" w:sz="0" w:space="0"/>
           <w:shd w:val="clear" w:fill="F8F8F8"/>
           <w:lang w:val="en-US" w:eastAsia="zh-CN" w:bidi="ar"/>
         </w:rPr>
@@ -6055,7 +6095,6 @@
           <w:kern w:val="0"/>
           <w:sz w:val="14"/>
           <w:szCs w:val="14"/>
-          <w:bdr w:val="none" w:color="auto" w:sz="0" w:space="0"/>
           <w:shd w:val="clear" w:fill="F8F8F8"/>
           <w:lang w:val="en-US" w:eastAsia="zh-CN" w:bidi="ar"/>
         </w:rPr>
@@ -6072,7 +6111,6 @@
           <w:kern w:val="0"/>
           <w:sz w:val="14"/>
           <w:szCs w:val="14"/>
-          <w:bdr w:val="none" w:color="auto" w:sz="0" w:space="0"/>
           <w:shd w:val="clear" w:fill="F8F8F8"/>
           <w:lang w:val="en-US" w:eastAsia="zh-CN" w:bidi="ar"/>
         </w:rPr>
@@ -6089,7 +6127,6 @@
           <w:kern w:val="0"/>
           <w:sz w:val="14"/>
           <w:szCs w:val="14"/>
-          <w:bdr w:val="none" w:color="auto" w:sz="0" w:space="0"/>
           <w:shd w:val="clear" w:fill="F8F8F8"/>
           <w:lang w:val="en-US" w:eastAsia="zh-CN" w:bidi="ar"/>
         </w:rPr>
@@ -6106,7 +6143,6 @@
           <w:kern w:val="0"/>
           <w:sz w:val="14"/>
           <w:szCs w:val="14"/>
-          <w:bdr w:val="none" w:color="auto" w:sz="0" w:space="0"/>
           <w:shd w:val="clear" w:fill="F8F8F8"/>
           <w:lang w:val="en-US" w:eastAsia="zh-CN" w:bidi="ar"/>
         </w:rPr>
@@ -6151,7 +6187,6 @@
           <w:kern w:val="0"/>
           <w:sz w:val="14"/>
           <w:szCs w:val="14"/>
-          <w:bdr w:val="none" w:color="auto" w:sz="0" w:space="0"/>
           <w:shd w:val="clear" w:fill="FAFAFA"/>
           <w:lang w:val="en-US" w:eastAsia="zh-CN" w:bidi="ar"/>
         </w:rPr>
@@ -6162,6 +6197,7 @@
       <w:pPr>
         <w:widowControl w:val="0"/>
         <w:numPr>
+          <w:ilvl w:val="0"/>
           <w:numId w:val="0"/>
         </w:numPr>
         <w:jc w:val="both"/>
@@ -6211,6 +6247,7 @@
       <w:pPr>
         <w:widowControl w:val="0"/>
         <w:numPr>
+          <w:ilvl w:val="0"/>
           <w:numId w:val="0"/>
         </w:numPr>
         <w:jc w:val="both"/>
@@ -6250,7 +6287,7 @@
                     </pic:cNvPicPr>
                   </pic:nvPicPr>
                   <pic:blipFill>
-                    <a:blip r:embed="rId6"/>
+                    <a:blip r:embed="rId8"/>
                     <a:stretch>
                       <a:fillRect/>
                     </a:stretch>
@@ -6279,6 +6316,7 @@
       <w:pPr>
         <w:widowControl w:val="0"/>
         <w:numPr>
+          <w:ilvl w:val="0"/>
           <w:numId w:val="0"/>
         </w:numPr>
         <w:ind w:left="420" w:leftChars="0" w:firstLine="420" w:firstLineChars="0"/>
@@ -6297,6 +6335,7 @@
       <w:pPr>
         <w:widowControl w:val="0"/>
         <w:numPr>
+          <w:ilvl w:val="0"/>
           <w:numId w:val="0"/>
         </w:numPr>
         <w:ind w:left="420" w:leftChars="0" w:firstLine="420" w:firstLineChars="0"/>
@@ -6326,6 +6365,7 @@
       <w:pPr>
         <w:widowControl w:val="0"/>
         <w:numPr>
+          <w:ilvl w:val="0"/>
           <w:numId w:val="0"/>
         </w:numPr>
         <w:ind w:left="840" w:leftChars="0" w:firstLine="420" w:firstLineChars="0"/>
@@ -6401,7 +6441,6 @@
           <w:kern w:val="0"/>
           <w:sz w:val="14"/>
           <w:szCs w:val="14"/>
-          <w:bdr w:val="none" w:color="auto" w:sz="0" w:space="0"/>
           <w:shd w:val="clear" w:fill="FAFAFA"/>
           <w:lang w:val="en-US" w:eastAsia="zh-CN" w:bidi="ar"/>
         </w:rPr>
@@ -6418,7 +6457,6 @@
           <w:kern w:val="0"/>
           <w:sz w:val="14"/>
           <w:szCs w:val="14"/>
-          <w:bdr w:val="none" w:color="auto" w:sz="0" w:space="0"/>
           <w:shd w:val="clear" w:fill="FAFAFA"/>
           <w:lang w:val="en-US" w:eastAsia="zh-CN" w:bidi="ar"/>
         </w:rPr>
@@ -6435,7 +6473,6 @@
           <w:kern w:val="0"/>
           <w:sz w:val="14"/>
           <w:szCs w:val="14"/>
-          <w:bdr w:val="none" w:color="auto" w:sz="0" w:space="0"/>
           <w:shd w:val="clear" w:fill="FAFAFA"/>
           <w:lang w:val="en-US" w:eastAsia="zh-CN" w:bidi="ar"/>
         </w:rPr>
@@ -6452,7 +6489,6 @@
           <w:kern w:val="0"/>
           <w:sz w:val="14"/>
           <w:szCs w:val="14"/>
-          <w:bdr w:val="none" w:color="auto" w:sz="0" w:space="0"/>
           <w:shd w:val="clear" w:fill="FAFAFA"/>
           <w:lang w:val="en-US" w:eastAsia="zh-CN" w:bidi="ar"/>
         </w:rPr>
@@ -6497,7 +6533,6 @@
           <w:kern w:val="0"/>
           <w:sz w:val="14"/>
           <w:szCs w:val="14"/>
-          <w:bdr w:val="none" w:color="auto" w:sz="0" w:space="0"/>
           <w:shd w:val="clear" w:fill="F8F8F8"/>
           <w:lang w:val="en-US" w:eastAsia="zh-CN" w:bidi="ar"/>
         </w:rPr>
@@ -6514,7 +6549,6 @@
           <w:kern w:val="0"/>
           <w:sz w:val="14"/>
           <w:szCs w:val="14"/>
-          <w:bdr w:val="none" w:color="auto" w:sz="0" w:space="0"/>
           <w:shd w:val="clear" w:fill="F8F8F8"/>
           <w:lang w:val="en-US" w:eastAsia="zh-CN" w:bidi="ar"/>
         </w:rPr>
@@ -6531,7 +6565,6 @@
           <w:kern w:val="0"/>
           <w:sz w:val="14"/>
           <w:szCs w:val="14"/>
-          <w:bdr w:val="none" w:color="auto" w:sz="0" w:space="0"/>
           <w:shd w:val="clear" w:fill="F8F8F8"/>
           <w:lang w:val="en-US" w:eastAsia="zh-CN" w:bidi="ar"/>
         </w:rPr>
@@ -6548,7 +6581,6 @@
           <w:kern w:val="0"/>
           <w:sz w:val="14"/>
           <w:szCs w:val="14"/>
-          <w:bdr w:val="none" w:color="auto" w:sz="0" w:space="0"/>
           <w:shd w:val="clear" w:fill="F8F8F8"/>
           <w:lang w:val="en-US" w:eastAsia="zh-CN" w:bidi="ar"/>
         </w:rPr>
@@ -6593,7 +6625,6 @@
           <w:kern w:val="0"/>
           <w:sz w:val="14"/>
           <w:szCs w:val="14"/>
-          <w:bdr w:val="none" w:color="auto" w:sz="0" w:space="0"/>
           <w:shd w:val="clear" w:fill="FAFAFA"/>
           <w:lang w:val="en-US" w:eastAsia="zh-CN" w:bidi="ar"/>
         </w:rPr>
@@ -6610,7 +6641,6 @@
           <w:kern w:val="0"/>
           <w:sz w:val="14"/>
           <w:szCs w:val="14"/>
-          <w:bdr w:val="none" w:color="auto" w:sz="0" w:space="0"/>
           <w:shd w:val="clear" w:fill="FAFAFA"/>
           <w:lang w:val="en-US" w:eastAsia="zh-CN" w:bidi="ar"/>
         </w:rPr>
@@ -6627,7 +6657,6 @@
           <w:kern w:val="0"/>
           <w:sz w:val="14"/>
           <w:szCs w:val="14"/>
-          <w:bdr w:val="none" w:color="auto" w:sz="0" w:space="0"/>
           <w:shd w:val="clear" w:fill="FAFAFA"/>
           <w:lang w:val="en-US" w:eastAsia="zh-CN" w:bidi="ar"/>
         </w:rPr>
@@ -6644,7 +6673,6 @@
           <w:kern w:val="0"/>
           <w:sz w:val="14"/>
           <w:szCs w:val="14"/>
-          <w:bdr w:val="none" w:color="auto" w:sz="0" w:space="0"/>
           <w:shd w:val="clear" w:fill="FAFAFA"/>
           <w:lang w:val="en-US" w:eastAsia="zh-CN" w:bidi="ar"/>
         </w:rPr>
@@ -6689,7 +6717,6 @@
           <w:kern w:val="0"/>
           <w:sz w:val="14"/>
           <w:szCs w:val="14"/>
-          <w:bdr w:val="none" w:color="auto" w:sz="0" w:space="0"/>
           <w:shd w:val="clear" w:fill="F8F8F8"/>
           <w:lang w:val="en-US" w:eastAsia="zh-CN" w:bidi="ar"/>
         </w:rPr>
@@ -6706,7 +6733,6 @@
           <w:kern w:val="0"/>
           <w:sz w:val="14"/>
           <w:szCs w:val="14"/>
-          <w:bdr w:val="none" w:color="auto" w:sz="0" w:space="0"/>
           <w:shd w:val="clear" w:fill="F8F8F8"/>
           <w:lang w:val="en-US" w:eastAsia="zh-CN" w:bidi="ar"/>
         </w:rPr>
@@ -6723,7 +6749,6 @@
           <w:kern w:val="0"/>
           <w:sz w:val="14"/>
           <w:szCs w:val="14"/>
-          <w:bdr w:val="none" w:color="auto" w:sz="0" w:space="0"/>
           <w:shd w:val="clear" w:fill="F8F8F8"/>
           <w:lang w:val="en-US" w:eastAsia="zh-CN" w:bidi="ar"/>
         </w:rPr>
@@ -6740,7 +6765,6 @@
           <w:kern w:val="0"/>
           <w:sz w:val="14"/>
           <w:szCs w:val="14"/>
-          <w:bdr w:val="none" w:color="auto" w:sz="0" w:space="0"/>
           <w:shd w:val="clear" w:fill="F8F8F8"/>
           <w:lang w:val="en-US" w:eastAsia="zh-CN" w:bidi="ar"/>
         </w:rPr>
@@ -6785,7 +6809,6 @@
           <w:kern w:val="0"/>
           <w:sz w:val="14"/>
           <w:szCs w:val="14"/>
-          <w:bdr w:val="none" w:color="auto" w:sz="0" w:space="0"/>
           <w:shd w:val="clear" w:fill="F8F8F8"/>
           <w:lang w:val="en-US" w:eastAsia="zh-CN" w:bidi="ar"/>
         </w:rPr>
@@ -6802,7 +6825,6 @@
           <w:kern w:val="0"/>
           <w:sz w:val="14"/>
           <w:szCs w:val="14"/>
-          <w:bdr w:val="none" w:color="auto" w:sz="0" w:space="0"/>
           <w:shd w:val="clear" w:fill="F8F8F8"/>
           <w:lang w:val="en-US" w:eastAsia="zh-CN" w:bidi="ar"/>
         </w:rPr>
@@ -6819,7 +6841,6 @@
           <w:kern w:val="0"/>
           <w:sz w:val="14"/>
           <w:szCs w:val="14"/>
-          <w:bdr w:val="none" w:color="auto" w:sz="0" w:space="0"/>
           <w:shd w:val="clear" w:fill="F8F8F8"/>
           <w:lang w:val="en-US" w:eastAsia="zh-CN" w:bidi="ar"/>
         </w:rPr>
@@ -6836,7 +6857,6 @@
           <w:kern w:val="0"/>
           <w:sz w:val="14"/>
           <w:szCs w:val="14"/>
-          <w:bdr w:val="none" w:color="auto" w:sz="0" w:space="0"/>
           <w:shd w:val="clear" w:fill="F8F8F8"/>
           <w:lang w:val="en-US" w:eastAsia="zh-CN" w:bidi="ar"/>
         </w:rPr>
@@ -6881,7 +6901,6 @@
           <w:kern w:val="0"/>
           <w:sz w:val="14"/>
           <w:szCs w:val="14"/>
-          <w:bdr w:val="none" w:color="auto" w:sz="0" w:space="0"/>
           <w:shd w:val="clear" w:fill="FAFAFA"/>
           <w:lang w:val="en-US" w:eastAsia="zh-CN" w:bidi="ar"/>
         </w:rPr>
@@ -6898,7 +6917,6 @@
           <w:kern w:val="0"/>
           <w:sz w:val="14"/>
           <w:szCs w:val="14"/>
-          <w:bdr w:val="none" w:color="auto" w:sz="0" w:space="0"/>
           <w:shd w:val="clear" w:fill="FAFAFA"/>
           <w:lang w:val="en-US" w:eastAsia="zh-CN" w:bidi="ar"/>
         </w:rPr>
@@ -6915,7 +6933,6 @@
           <w:kern w:val="0"/>
           <w:sz w:val="14"/>
           <w:szCs w:val="14"/>
-          <w:bdr w:val="none" w:color="auto" w:sz="0" w:space="0"/>
           <w:shd w:val="clear" w:fill="FAFAFA"/>
           <w:lang w:val="en-US" w:eastAsia="zh-CN" w:bidi="ar"/>
         </w:rPr>
@@ -6932,7 +6949,6 @@
           <w:kern w:val="0"/>
           <w:sz w:val="14"/>
           <w:szCs w:val="14"/>
-          <w:bdr w:val="none" w:color="auto" w:sz="0" w:space="0"/>
           <w:shd w:val="clear" w:fill="FAFAFA"/>
           <w:lang w:val="en-US" w:eastAsia="zh-CN" w:bidi="ar"/>
         </w:rPr>
@@ -6949,7 +6965,6 @@
           <w:kern w:val="0"/>
           <w:sz w:val="14"/>
           <w:szCs w:val="14"/>
-          <w:bdr w:val="none" w:color="auto" w:sz="0" w:space="0"/>
           <w:shd w:val="clear" w:fill="FAFAFA"/>
           <w:lang w:val="en-US" w:eastAsia="zh-CN" w:bidi="ar"/>
         </w:rPr>
@@ -6966,7 +6981,6 @@
           <w:kern w:val="0"/>
           <w:sz w:val="14"/>
           <w:szCs w:val="14"/>
-          <w:bdr w:val="none" w:color="auto" w:sz="0" w:space="0"/>
           <w:shd w:val="clear" w:fill="FAFAFA"/>
           <w:lang w:val="en-US" w:eastAsia="zh-CN" w:bidi="ar"/>
         </w:rPr>
@@ -6983,7 +6997,6 @@
           <w:kern w:val="0"/>
           <w:sz w:val="14"/>
           <w:szCs w:val="14"/>
-          <w:bdr w:val="none" w:color="auto" w:sz="0" w:space="0"/>
           <w:shd w:val="clear" w:fill="FAFAFA"/>
           <w:lang w:val="en-US" w:eastAsia="zh-CN" w:bidi="ar"/>
         </w:rPr>
@@ -7000,7 +7013,6 @@
           <w:kern w:val="0"/>
           <w:sz w:val="14"/>
           <w:szCs w:val="14"/>
-          <w:bdr w:val="none" w:color="auto" w:sz="0" w:space="0"/>
           <w:shd w:val="clear" w:fill="FAFAFA"/>
           <w:lang w:val="en-US" w:eastAsia="zh-CN" w:bidi="ar"/>
         </w:rPr>
@@ -7017,7 +7029,6 @@
           <w:kern w:val="0"/>
           <w:sz w:val="14"/>
           <w:szCs w:val="14"/>
-          <w:bdr w:val="none" w:color="auto" w:sz="0" w:space="0"/>
           <w:shd w:val="clear" w:fill="FAFAFA"/>
           <w:lang w:val="en-US" w:eastAsia="zh-CN" w:bidi="ar"/>
         </w:rPr>
@@ -7034,7 +7045,6 @@
           <w:kern w:val="0"/>
           <w:sz w:val="14"/>
           <w:szCs w:val="14"/>
-          <w:bdr w:val="none" w:color="auto" w:sz="0" w:space="0"/>
           <w:shd w:val="clear" w:fill="FAFAFA"/>
           <w:lang w:val="en-US" w:eastAsia="zh-CN" w:bidi="ar"/>
         </w:rPr>
@@ -7051,7 +7061,6 @@
           <w:kern w:val="0"/>
           <w:sz w:val="14"/>
           <w:szCs w:val="14"/>
-          <w:bdr w:val="none" w:color="auto" w:sz="0" w:space="0"/>
           <w:shd w:val="clear" w:fill="FAFAFA"/>
           <w:lang w:val="en-US" w:eastAsia="zh-CN" w:bidi="ar"/>
         </w:rPr>
@@ -7068,7 +7077,6 @@
           <w:kern w:val="0"/>
           <w:sz w:val="14"/>
           <w:szCs w:val="14"/>
-          <w:bdr w:val="none" w:color="auto" w:sz="0" w:space="0"/>
           <w:shd w:val="clear" w:fill="FAFAFA"/>
           <w:lang w:val="en-US" w:eastAsia="zh-CN" w:bidi="ar"/>
         </w:rPr>
@@ -7085,7 +7093,6 @@
           <w:kern w:val="0"/>
           <w:sz w:val="14"/>
           <w:szCs w:val="14"/>
-          <w:bdr w:val="none" w:color="auto" w:sz="0" w:space="0"/>
           <w:shd w:val="clear" w:fill="FAFAFA"/>
           <w:lang w:val="en-US" w:eastAsia="zh-CN" w:bidi="ar"/>
         </w:rPr>
@@ -7102,7 +7109,6 @@
           <w:kern w:val="0"/>
           <w:sz w:val="14"/>
           <w:szCs w:val="14"/>
-          <w:bdr w:val="none" w:color="auto" w:sz="0" w:space="0"/>
           <w:shd w:val="clear" w:fill="FAFAFA"/>
           <w:lang w:val="en-US" w:eastAsia="zh-CN" w:bidi="ar"/>
         </w:rPr>
@@ -7119,7 +7125,6 @@
           <w:kern w:val="0"/>
           <w:sz w:val="14"/>
           <w:szCs w:val="14"/>
-          <w:bdr w:val="none" w:color="auto" w:sz="0" w:space="0"/>
           <w:shd w:val="clear" w:fill="FAFAFA"/>
           <w:lang w:val="en-US" w:eastAsia="zh-CN" w:bidi="ar"/>
         </w:rPr>
@@ -7164,7 +7169,6 @@
           <w:kern w:val="0"/>
           <w:sz w:val="14"/>
           <w:szCs w:val="14"/>
-          <w:bdr w:val="none" w:color="auto" w:sz="0" w:space="0"/>
           <w:shd w:val="clear" w:fill="F8F8F8"/>
           <w:lang w:val="en-US" w:eastAsia="zh-CN" w:bidi="ar"/>
         </w:rPr>
@@ -7181,7 +7185,6 @@
           <w:kern w:val="0"/>
           <w:sz w:val="14"/>
           <w:szCs w:val="14"/>
-          <w:bdr w:val="none" w:color="auto" w:sz="0" w:space="0"/>
           <w:shd w:val="clear" w:fill="F8F8F8"/>
           <w:lang w:val="en-US" w:eastAsia="zh-CN" w:bidi="ar"/>
         </w:rPr>
@@ -7198,7 +7201,6 @@
           <w:kern w:val="0"/>
           <w:sz w:val="14"/>
           <w:szCs w:val="14"/>
-          <w:bdr w:val="none" w:color="auto" w:sz="0" w:space="0"/>
           <w:shd w:val="clear" w:fill="F8F8F8"/>
           <w:lang w:val="en-US" w:eastAsia="zh-CN" w:bidi="ar"/>
         </w:rPr>
@@ -7215,7 +7217,6 @@
           <w:kern w:val="0"/>
           <w:sz w:val="14"/>
           <w:szCs w:val="14"/>
-          <w:bdr w:val="none" w:color="auto" w:sz="0" w:space="0"/>
           <w:shd w:val="clear" w:fill="F8F8F8"/>
           <w:lang w:val="en-US" w:eastAsia="zh-CN" w:bidi="ar"/>
         </w:rPr>
@@ -7232,7 +7233,6 @@
           <w:kern w:val="0"/>
           <w:sz w:val="14"/>
           <w:szCs w:val="14"/>
-          <w:bdr w:val="none" w:color="auto" w:sz="0" w:space="0"/>
           <w:shd w:val="clear" w:fill="F8F8F8"/>
           <w:lang w:val="en-US" w:eastAsia="zh-CN" w:bidi="ar"/>
         </w:rPr>
@@ -7277,7 +7277,6 @@
           <w:kern w:val="0"/>
           <w:sz w:val="14"/>
           <w:szCs w:val="14"/>
-          <w:bdr w:val="none" w:color="auto" w:sz="0" w:space="0"/>
           <w:shd w:val="clear" w:fill="F8F8F8"/>
           <w:lang w:val="en-US" w:eastAsia="zh-CN" w:bidi="ar"/>
         </w:rPr>
@@ -7294,7 +7293,6 @@
           <w:kern w:val="0"/>
           <w:sz w:val="14"/>
           <w:szCs w:val="14"/>
-          <w:bdr w:val="none" w:color="auto" w:sz="0" w:space="0"/>
           <w:shd w:val="clear" w:fill="F8F8F8"/>
           <w:lang w:val="en-US" w:eastAsia="zh-CN" w:bidi="ar"/>
         </w:rPr>
@@ -7311,7 +7309,6 @@
           <w:kern w:val="0"/>
           <w:sz w:val="14"/>
           <w:szCs w:val="14"/>
-          <w:bdr w:val="none" w:color="auto" w:sz="0" w:space="0"/>
           <w:shd w:val="clear" w:fill="F8F8F8"/>
           <w:lang w:val="en-US" w:eastAsia="zh-CN" w:bidi="ar"/>
         </w:rPr>
@@ -7328,7 +7325,6 @@
           <w:kern w:val="0"/>
           <w:sz w:val="14"/>
           <w:szCs w:val="14"/>
-          <w:bdr w:val="none" w:color="auto" w:sz="0" w:space="0"/>
           <w:shd w:val="clear" w:fill="F8F8F8"/>
           <w:lang w:val="en-US" w:eastAsia="zh-CN" w:bidi="ar"/>
         </w:rPr>
@@ -7345,7 +7341,6 @@
           <w:kern w:val="0"/>
           <w:sz w:val="14"/>
           <w:szCs w:val="14"/>
-          <w:bdr w:val="none" w:color="auto" w:sz="0" w:space="0"/>
           <w:shd w:val="clear" w:fill="F8F8F8"/>
           <w:lang w:val="en-US" w:eastAsia="zh-CN" w:bidi="ar"/>
         </w:rPr>
@@ -7362,7 +7357,6 @@
           <w:kern w:val="0"/>
           <w:sz w:val="14"/>
           <w:szCs w:val="14"/>
-          <w:bdr w:val="none" w:color="auto" w:sz="0" w:space="0"/>
           <w:shd w:val="clear" w:fill="F8F8F8"/>
           <w:lang w:val="en-US" w:eastAsia="zh-CN" w:bidi="ar"/>
         </w:rPr>
@@ -7379,7 +7373,6 @@
           <w:kern w:val="0"/>
           <w:sz w:val="14"/>
           <w:szCs w:val="14"/>
-          <w:bdr w:val="none" w:color="auto" w:sz="0" w:space="0"/>
           <w:shd w:val="clear" w:fill="F8F8F8"/>
           <w:lang w:val="en-US" w:eastAsia="zh-CN" w:bidi="ar"/>
         </w:rPr>
@@ -7396,7 +7389,6 @@
           <w:kern w:val="0"/>
           <w:sz w:val="14"/>
           <w:szCs w:val="14"/>
-          <w:bdr w:val="none" w:color="auto" w:sz="0" w:space="0"/>
           <w:shd w:val="clear" w:fill="F8F8F8"/>
           <w:lang w:val="en-US" w:eastAsia="zh-CN" w:bidi="ar"/>
         </w:rPr>
@@ -7413,7 +7405,6 @@
           <w:kern w:val="0"/>
           <w:sz w:val="14"/>
           <w:szCs w:val="14"/>
-          <w:bdr w:val="none" w:color="auto" w:sz="0" w:space="0"/>
           <w:shd w:val="clear" w:fill="F8F8F8"/>
           <w:lang w:val="en-US" w:eastAsia="zh-CN" w:bidi="ar"/>
         </w:rPr>
@@ -7458,7 +7449,6 @@
           <w:kern w:val="0"/>
           <w:sz w:val="14"/>
           <w:szCs w:val="14"/>
-          <w:bdr w:val="none" w:color="auto" w:sz="0" w:space="0"/>
           <w:shd w:val="clear" w:fill="FAFAFA"/>
           <w:lang w:val="en-US" w:eastAsia="zh-CN" w:bidi="ar"/>
         </w:rPr>
@@ -7475,7 +7465,6 @@
           <w:kern w:val="0"/>
           <w:sz w:val="14"/>
           <w:szCs w:val="14"/>
-          <w:bdr w:val="none" w:color="auto" w:sz="0" w:space="0"/>
           <w:shd w:val="clear" w:fill="FAFAFA"/>
           <w:lang w:val="en-US" w:eastAsia="zh-CN" w:bidi="ar"/>
         </w:rPr>
@@ -7492,7 +7481,6 @@
           <w:kern w:val="0"/>
           <w:sz w:val="14"/>
           <w:szCs w:val="14"/>
-          <w:bdr w:val="none" w:color="auto" w:sz="0" w:space="0"/>
           <w:shd w:val="clear" w:fill="FAFAFA"/>
           <w:lang w:val="en-US" w:eastAsia="zh-CN" w:bidi="ar"/>
         </w:rPr>
@@ -7509,7 +7497,6 @@
           <w:kern w:val="0"/>
           <w:sz w:val="14"/>
           <w:szCs w:val="14"/>
-          <w:bdr w:val="none" w:color="auto" w:sz="0" w:space="0"/>
           <w:shd w:val="clear" w:fill="FAFAFA"/>
           <w:lang w:val="en-US" w:eastAsia="zh-CN" w:bidi="ar"/>
         </w:rPr>
@@ -7526,7 +7513,6 @@
           <w:kern w:val="0"/>
           <w:sz w:val="14"/>
           <w:szCs w:val="14"/>
-          <w:bdr w:val="none" w:color="auto" w:sz="0" w:space="0"/>
           <w:shd w:val="clear" w:fill="FAFAFA"/>
           <w:lang w:val="en-US" w:eastAsia="zh-CN" w:bidi="ar"/>
         </w:rPr>
@@ -7559,23 +7545,21 @@
           <w:kern w:val="0"/>
           <w:sz w:val="14"/>
           <w:szCs w:val="14"/>
-          <w:bdr w:val="none" w:color="auto" w:sz="0" w:space="0"/>
-          <w:shd w:val="clear" w:fill="F8F8F8"/>
-          <w:lang w:val="en-US" w:eastAsia="zh-CN" w:bidi="ar"/>
-        </w:rPr>
-      </w:pPr>
-      <w:r>
-        <w:rPr>
-          <w:rFonts w:hint="default" w:ascii="Consolas" w:hAnsi="Consolas" w:eastAsia="Consolas" w:cs="Consolas"/>
-          <w:i w:val="0"/>
-          <w:iCs w:val="0"/>
-          <w:caps w:val="0"/>
-          <w:color w:val="383A42"/>
-          <w:spacing w:val="0"/>
-          <w:kern w:val="0"/>
-          <w:sz w:val="14"/>
-          <w:szCs w:val="14"/>
-          <w:bdr w:val="none" w:color="auto" w:sz="0" w:space="0"/>
+          <w:shd w:val="clear" w:fill="F8F8F8"/>
+          <w:lang w:val="en-US" w:eastAsia="zh-CN" w:bidi="ar"/>
+        </w:rPr>
+      </w:pPr>
+      <w:r>
+        <w:rPr>
+          <w:rFonts w:hint="default" w:ascii="Consolas" w:hAnsi="Consolas" w:eastAsia="Consolas" w:cs="Consolas"/>
+          <w:i w:val="0"/>
+          <w:iCs w:val="0"/>
+          <w:caps w:val="0"/>
+          <w:color w:val="383A42"/>
+          <w:spacing w:val="0"/>
+          <w:kern w:val="0"/>
+          <w:sz w:val="14"/>
+          <w:szCs w:val="14"/>
           <w:shd w:val="clear" w:fill="F8F8F8"/>
           <w:lang w:val="en-US" w:eastAsia="zh-CN" w:bidi="ar"/>
         </w:rPr>
@@ -7592,7 +7576,6 @@
           <w:kern w:val="0"/>
           <w:sz w:val="14"/>
           <w:szCs w:val="14"/>
-          <w:bdr w:val="none" w:color="auto" w:sz="0" w:space="0"/>
           <w:shd w:val="clear" w:fill="F8F8F8"/>
           <w:lang w:val="en-US" w:eastAsia="zh-CN" w:bidi="ar"/>
         </w:rPr>
@@ -7609,7 +7592,6 @@
           <w:kern w:val="0"/>
           <w:sz w:val="14"/>
           <w:szCs w:val="14"/>
-          <w:bdr w:val="none" w:color="auto" w:sz="0" w:space="0"/>
           <w:shd w:val="clear" w:fill="F8F8F8"/>
           <w:lang w:val="en-US" w:eastAsia="zh-CN" w:bidi="ar"/>
         </w:rPr>
@@ -7642,7 +7624,6 @@
           <w:kern w:val="0"/>
           <w:sz w:val="14"/>
           <w:szCs w:val="14"/>
-          <w:bdr w:val="none" w:color="auto" w:sz="0" w:space="0"/>
           <w:shd w:val="clear" w:fill="F8F8F8"/>
           <w:lang w:val="en-US" w:eastAsia="zh-CN" w:bidi="ar"/>
         </w:rPr>
@@ -7658,7 +7639,6 @@
           <w:kern w:val="0"/>
           <w:sz w:val="14"/>
           <w:szCs w:val="14"/>
-          <w:bdr w:val="none" w:color="auto" w:sz="0" w:space="0"/>
           <w:shd w:val="clear" w:fill="F8F8F8"/>
           <w:lang w:val="en-US" w:eastAsia="zh-CN" w:bidi="ar"/>
         </w:rPr>
@@ -7690,7 +7670,6 @@
           <w:kern w:val="0"/>
           <w:sz w:val="14"/>
           <w:szCs w:val="14"/>
-          <w:bdr w:val="none" w:color="auto" w:sz="0" w:space="0"/>
           <w:shd w:val="clear" w:fill="F8F8F8"/>
           <w:lang w:val="en-US" w:eastAsia="zh-CN" w:bidi="ar"/>
         </w:rPr>
@@ -7706,7 +7685,6 @@
           <w:kern w:val="0"/>
           <w:sz w:val="14"/>
           <w:szCs w:val="14"/>
-          <w:bdr w:val="none" w:color="auto" w:sz="0" w:space="0"/>
           <w:shd w:val="clear" w:fill="F8F8F8"/>
           <w:lang w:val="en-US" w:eastAsia="zh-CN" w:bidi="ar"/>
         </w:rPr>
@@ -7717,6 +7695,7 @@
       <w:pPr>
         <w:widowControl w:val="0"/>
         <w:numPr>
+          <w:ilvl w:val="0"/>
           <w:numId w:val="0"/>
         </w:numPr>
         <w:jc w:val="both"/>
@@ -7766,6 +7745,7 @@
       <w:pPr>
         <w:widowControl w:val="0"/>
         <w:numPr>
+          <w:ilvl w:val="0"/>
           <w:numId w:val="0"/>
         </w:numPr>
         <w:jc w:val="both"/>
@@ -7805,7 +7785,7 @@
                     </pic:cNvPicPr>
                   </pic:nvPicPr>
                   <pic:blipFill>
-                    <a:blip r:embed="rId7"/>
+                    <a:blip r:embed="rId9"/>
                     <a:stretch>
                       <a:fillRect/>
                     </a:stretch>
@@ -7834,6 +7814,7 @@
       <w:pPr>
         <w:widowControl w:val="0"/>
         <w:numPr>
+          <w:ilvl w:val="0"/>
           <w:numId w:val="0"/>
         </w:numPr>
         <w:ind w:left="840" w:leftChars="0" w:firstLine="420" w:firstLineChars="0"/>
@@ -7878,7 +7859,7 @@
     </w:p>
     <w:tbl>
       <w:tblPr>
-        <w:tblStyle w:val="4"/>
+        <w:tblStyle w:val="5"/>
         <w:tblW w:w="0" w:type="auto"/>
         <w:tblInd w:w="0" w:type="dxa"/>
         <w:tblBorders>
@@ -7891,7 +7872,9 @@
         </w:tblBorders>
         <w:tblLayout w:type="autofit"/>
         <w:tblCellMar>
+          <w:top w:w="0" w:type="dxa"/>
           <w:left w:w="108" w:type="dxa"/>
+          <w:bottom w:w="0" w:type="dxa"/>
           <w:right w:w="108" w:type="dxa"/>
         </w:tblCellMar>
       </w:tblPr>
@@ -7911,7 +7894,9 @@
             <w:insideV w:val="single" w:color="auto" w:sz="4" w:space="0"/>
           </w:tblBorders>
           <w:tblCellMar>
+            <w:top w:w="0" w:type="dxa"/>
             <w:left w:w="108" w:type="dxa"/>
+            <w:bottom w:w="0" w:type="dxa"/>
             <w:right w:w="108" w:type="dxa"/>
           </w:tblCellMar>
         </w:tblPrEx>
@@ -7924,6 +7909,7 @@
             <w:pPr>
               <w:widowControl w:val="0"/>
               <w:numPr>
+                <w:ilvl w:val="0"/>
                 <w:numId w:val="0"/>
               </w:numPr>
               <w:jc w:val="both"/>
@@ -7960,6 +7946,7 @@
             <w:pPr>
               <w:widowControl w:val="0"/>
               <w:numPr>
+                <w:ilvl w:val="0"/>
                 <w:numId w:val="0"/>
               </w:numPr>
               <w:jc w:val="both"/>
@@ -7996,6 +7983,7 @@
             <w:pPr>
               <w:widowControl w:val="0"/>
               <w:numPr>
+                <w:ilvl w:val="0"/>
                 <w:numId w:val="0"/>
               </w:numPr>
               <w:jc w:val="both"/>
@@ -8035,7 +8023,9 @@
             <w:insideV w:val="single" w:color="auto" w:sz="4" w:space="0"/>
           </w:tblBorders>
           <w:tblCellMar>
+            <w:top w:w="0" w:type="dxa"/>
             <w:left w:w="108" w:type="dxa"/>
+            <w:bottom w:w="0" w:type="dxa"/>
             <w:right w:w="108" w:type="dxa"/>
           </w:tblCellMar>
         </w:tblPrEx>
@@ -8047,6 +8037,7 @@
             <w:pPr>
               <w:widowControl w:val="0"/>
               <w:numPr>
+                <w:ilvl w:val="0"/>
                 <w:numId w:val="0"/>
               </w:numPr>
               <w:jc w:val="both"/>
@@ -8082,6 +8073,7 @@
             <w:pPr>
               <w:widowControl w:val="0"/>
               <w:numPr>
+                <w:ilvl w:val="0"/>
                 <w:numId w:val="0"/>
               </w:numPr>
               <w:jc w:val="both"/>
@@ -8117,6 +8109,7 @@
             <w:pPr>
               <w:widowControl w:val="0"/>
               <w:numPr>
+                <w:ilvl w:val="0"/>
                 <w:numId w:val="0"/>
               </w:numPr>
               <w:jc w:val="both"/>
@@ -8156,7 +8149,9 @@
             <w:insideV w:val="single" w:color="auto" w:sz="4" w:space="0"/>
           </w:tblBorders>
           <w:tblCellMar>
+            <w:top w:w="0" w:type="dxa"/>
             <w:left w:w="108" w:type="dxa"/>
+            <w:bottom w:w="0" w:type="dxa"/>
             <w:right w:w="108" w:type="dxa"/>
           </w:tblCellMar>
         </w:tblPrEx>
@@ -8168,6 +8163,7 @@
             <w:pPr>
               <w:widowControl w:val="0"/>
               <w:numPr>
+                <w:ilvl w:val="0"/>
                 <w:numId w:val="0"/>
               </w:numPr>
               <w:jc w:val="both"/>
@@ -8203,6 +8199,7 @@
             <w:pPr>
               <w:widowControl w:val="0"/>
               <w:numPr>
+                <w:ilvl w:val="0"/>
                 <w:numId w:val="0"/>
               </w:numPr>
               <w:jc w:val="both"/>
@@ -8238,6 +8235,7 @@
             <w:pPr>
               <w:widowControl w:val="0"/>
               <w:numPr>
+                <w:ilvl w:val="0"/>
                 <w:numId w:val="0"/>
               </w:numPr>
               <w:jc w:val="both"/>
@@ -8277,7 +8275,9 @@
             <w:insideV w:val="single" w:color="auto" w:sz="4" w:space="0"/>
           </w:tblBorders>
           <w:tblCellMar>
+            <w:top w:w="0" w:type="dxa"/>
             <w:left w:w="108" w:type="dxa"/>
+            <w:bottom w:w="0" w:type="dxa"/>
             <w:right w:w="108" w:type="dxa"/>
           </w:tblCellMar>
         </w:tblPrEx>
@@ -8289,6 +8289,7 @@
             <w:pPr>
               <w:widowControl w:val="0"/>
               <w:numPr>
+                <w:ilvl w:val="0"/>
                 <w:numId w:val="0"/>
               </w:numPr>
               <w:jc w:val="both"/>
@@ -8324,6 +8325,7 @@
             <w:pPr>
               <w:widowControl w:val="0"/>
               <w:numPr>
+                <w:ilvl w:val="0"/>
                 <w:numId w:val="0"/>
               </w:numPr>
               <w:jc w:val="both"/>
@@ -8359,6 +8361,7 @@
             <w:pPr>
               <w:widowControl w:val="0"/>
               <w:numPr>
+                <w:ilvl w:val="0"/>
                 <w:numId w:val="0"/>
               </w:numPr>
               <w:jc w:val="both"/>
@@ -8398,7 +8401,9 @@
             <w:insideV w:val="single" w:color="auto" w:sz="4" w:space="0"/>
           </w:tblBorders>
           <w:tblCellMar>
+            <w:top w:w="0" w:type="dxa"/>
             <w:left w:w="108" w:type="dxa"/>
+            <w:bottom w:w="0" w:type="dxa"/>
             <w:right w:w="108" w:type="dxa"/>
           </w:tblCellMar>
         </w:tblPrEx>
@@ -8410,6 +8415,7 @@
             <w:pPr>
               <w:widowControl w:val="0"/>
               <w:numPr>
+                <w:ilvl w:val="0"/>
                 <w:numId w:val="0"/>
               </w:numPr>
               <w:jc w:val="both"/>
@@ -8445,6 +8451,7 @@
             <w:pPr>
               <w:widowControl w:val="0"/>
               <w:numPr>
+                <w:ilvl w:val="0"/>
                 <w:numId w:val="0"/>
               </w:numPr>
               <w:jc w:val="both"/>
@@ -8480,6 +8487,7 @@
             <w:pPr>
               <w:widowControl w:val="0"/>
               <w:numPr>
+                <w:ilvl w:val="0"/>
                 <w:numId w:val="0"/>
               </w:numPr>
               <w:jc w:val="both"/>
@@ -8519,7 +8527,9 @@
             <w:insideV w:val="single" w:color="auto" w:sz="4" w:space="0"/>
           </w:tblBorders>
           <w:tblCellMar>
+            <w:top w:w="0" w:type="dxa"/>
             <w:left w:w="108" w:type="dxa"/>
+            <w:bottom w:w="0" w:type="dxa"/>
             <w:right w:w="108" w:type="dxa"/>
           </w:tblCellMar>
         </w:tblPrEx>
@@ -8531,6 +8541,7 @@
             <w:pPr>
               <w:widowControl w:val="0"/>
               <w:numPr>
+                <w:ilvl w:val="0"/>
                 <w:numId w:val="0"/>
               </w:numPr>
               <w:jc w:val="both"/>
@@ -8566,6 +8577,7 @@
             <w:pPr>
               <w:widowControl w:val="0"/>
               <w:numPr>
+                <w:ilvl w:val="0"/>
                 <w:numId w:val="0"/>
               </w:numPr>
               <w:jc w:val="both"/>
@@ -8601,6 +8613,7 @@
             <w:pPr>
               <w:widowControl w:val="0"/>
               <w:numPr>
+                <w:ilvl w:val="0"/>
                 <w:numId w:val="0"/>
               </w:numPr>
               <w:jc w:val="both"/>
@@ -8628,7 +8641,9 @@
             <w:insideV w:val="single" w:color="auto" w:sz="4" w:space="0"/>
           </w:tblBorders>
           <w:tblCellMar>
+            <w:top w:w="0" w:type="dxa"/>
             <w:left w:w="108" w:type="dxa"/>
+            <w:bottom w:w="0" w:type="dxa"/>
             <w:right w:w="108" w:type="dxa"/>
           </w:tblCellMar>
         </w:tblPrEx>
@@ -8640,6 +8655,7 @@
             <w:pPr>
               <w:widowControl w:val="0"/>
               <w:numPr>
+                <w:ilvl w:val="0"/>
                 <w:numId w:val="0"/>
               </w:numPr>
               <w:jc w:val="both"/>
@@ -8675,6 +8691,7 @@
             <w:pPr>
               <w:widowControl w:val="0"/>
               <w:numPr>
+                <w:ilvl w:val="0"/>
                 <w:numId w:val="0"/>
               </w:numPr>
               <w:jc w:val="both"/>
@@ -8710,6 +8727,7 @@
             <w:pPr>
               <w:widowControl w:val="0"/>
               <w:numPr>
+                <w:ilvl w:val="0"/>
                 <w:numId w:val="0"/>
               </w:numPr>
               <w:jc w:val="both"/>
@@ -8749,7 +8767,9 @@
             <w:insideV w:val="single" w:color="auto" w:sz="4" w:space="0"/>
           </w:tblBorders>
           <w:tblCellMar>
+            <w:top w:w="0" w:type="dxa"/>
             <w:left w:w="108" w:type="dxa"/>
+            <w:bottom w:w="0" w:type="dxa"/>
             <w:right w:w="108" w:type="dxa"/>
           </w:tblCellMar>
         </w:tblPrEx>
@@ -8761,6 +8781,7 @@
             <w:pPr>
               <w:widowControl w:val="0"/>
               <w:numPr>
+                <w:ilvl w:val="0"/>
                 <w:numId w:val="0"/>
               </w:numPr>
               <w:jc w:val="both"/>
@@ -8796,6 +8817,7 @@
             <w:pPr>
               <w:widowControl w:val="0"/>
               <w:numPr>
+                <w:ilvl w:val="0"/>
                 <w:numId w:val="0"/>
               </w:numPr>
               <w:jc w:val="both"/>
@@ -8831,6 +8853,7 @@
             <w:pPr>
               <w:widowControl w:val="0"/>
               <w:numPr>
+                <w:ilvl w:val="0"/>
                 <w:numId w:val="0"/>
               </w:numPr>
               <w:jc w:val="both"/>
@@ -8864,6 +8887,7 @@
       <w:pPr>
         <w:widowControl w:val="0"/>
         <w:numPr>
+          <w:ilvl w:val="0"/>
           <w:numId w:val="0"/>
         </w:numPr>
         <w:jc w:val="both"/>
@@ -9029,6 +9053,7 @@
       <w:pPr>
         <w:widowControl w:val="0"/>
         <w:numPr>
+          <w:ilvl w:val="0"/>
           <w:numId w:val="0"/>
         </w:numPr>
         <w:jc w:val="both"/>
@@ -9096,6 +9121,7 @@
     <w:p>
       <w:pPr>
         <w:numPr>
+          <w:ilvl w:val="0"/>
           <w:numId w:val="0"/>
         </w:numPr>
         <w:ind w:left="420" w:leftChars="0" w:firstLine="420" w:firstLineChars="0"/>
@@ -9145,6 +9171,7 @@
     <w:p>
       <w:pPr>
         <w:numPr>
+          <w:ilvl w:val="0"/>
           <w:numId w:val="0"/>
         </w:numPr>
         <w:ind w:left="420" w:leftChars="0" w:firstLine="420" w:firstLineChars="0"/>
@@ -9183,6 +9210,7 @@
     <w:p>
       <w:pPr>
         <w:numPr>
+          <w:ilvl w:val="0"/>
           <w:numId w:val="0"/>
         </w:numPr>
         <w:ind w:left="420" w:leftChars="0" w:firstLine="420" w:firstLineChars="0"/>
@@ -9221,6 +9249,7 @@
     <w:p>
       <w:pPr>
         <w:numPr>
+          <w:ilvl w:val="0"/>
           <w:numId w:val="0"/>
         </w:numPr>
         <w:ind w:left="420" w:leftChars="0" w:firstLine="420" w:firstLineChars="0"/>
@@ -9259,6 +9288,7 @@
     <w:p>
       <w:pPr>
         <w:numPr>
+          <w:ilvl w:val="0"/>
           <w:numId w:val="0"/>
         </w:numPr>
         <w:ind w:left="420" w:leftChars="0" w:firstLine="420" w:firstLineChars="0"/>
@@ -9271,8 +9301,6 @@
           <w:lang w:val="en-US" w:eastAsia="zh-CN"/>
         </w:rPr>
       </w:pPr>
-      <w:bookmarkStart w:id="0" w:name="_GoBack"/>
-      <w:bookmarkEnd w:id="0"/>
     </w:p>
     <w:p>
       <w:pPr>
@@ -9414,6 +9442,7 @@
       <w:pPr>
         <w:widowControl w:val="0"/>
         <w:numPr>
+          <w:ilvl w:val="0"/>
           <w:numId w:val="0"/>
         </w:numPr>
         <w:jc w:val="both"/>
@@ -9434,6 +9463,106 @@
     </w:sectPr>
   </w:body>
 </w:document>
+</file>
+
+<file path=word/comments.xml><?xml version="1.0" encoding="utf-8"?>
+<w:comments xmlns:wpc="http://schemas.microsoft.com/office/word/2010/wordprocessingCanvas" xmlns:mc="http://schemas.openxmlformats.org/markup-compatibility/2006" xmlns:o="urn:schemas-microsoft-com:office:office" xmlns:r="http://schemas.openxmlformats.org/officeDocument/2006/relationships" xmlns:m="http://schemas.openxmlformats.org/officeDocument/2006/math" xmlns:v="urn:schemas-microsoft-com:vml" xmlns:wp14="http://schemas.microsoft.com/office/word/2010/wordprocessingDrawing" xmlns:wp="http://schemas.openxmlformats.org/drawingml/2006/wordprocessingDrawing" xmlns:w="http://schemas.openxmlformats.org/wordprocessingml/2006/main" xmlns:w14="http://schemas.microsoft.com/office/word/2010/wordml" xmlns:w15="http://schemas.microsoft.com/office/word/2012/wordml" xmlns:w10="urn:schemas-microsoft-com:office:word" xmlns:wpg="http://schemas.microsoft.com/office/word/2010/wordprocessingGroup" xmlns:wpi="http://schemas.microsoft.com/office/word/2010/wordprocessingInk" xmlns:wne="http://schemas.microsoft.com/office/word/2006/wordml" xmlns:wps="http://schemas.microsoft.com/office/word/2010/wordprocessingShape" xmlns:wpsCustomData="http://www.wps.cn/officeDocument/2013/wpsCustomData" mc:Ignorable="w14 w15 wp14">
+  <w:comment w:id="0" w:author="ReoNa" w:date="2026-01-07T10:04:58Z" w:initials="">
+    <w:p>
+      <w:pPr>
+        <w:pStyle w:val="2"/>
+      </w:pPr>
+      <w:r>
+        <w:t>调用开销：构造函数 &lt; 移动构造函数 &lt; 拷贝构造函数（尤其是大对象）。</w:t>
+      </w:r>
+    </w:p>
+  </w:comment>
+  <w:comment w:id="1" w:author="ReoNa" w:date="2026-01-07T09:57:18Z" w:initials="">
+    <w:p>
+      <w:pPr>
+        <w:pStyle w:val="2"/>
+        <w:rPr>
+          <w:rFonts w:hint="default" w:eastAsiaTheme="minorEastAsia"/>
+          <w:lang w:val="en-US" w:eastAsia="zh-CN"/>
+        </w:rPr>
+      </w:pPr>
+      <w:r>
+        <w:rPr>
+          <w:rFonts w:hint="eastAsia"/>
+          <w:lang w:val="en-US" w:eastAsia="zh-CN"/>
+        </w:rPr>
+        <w:t>适用于左值(或右值)，有变量名和地址的数据，会将数据从一块区域拷贝到另一块数据。拷贝完成后，不影响原有数据。</w:t>
+      </w:r>
+    </w:p>
+  </w:comment>
+  <w:comment w:id="2" w:author="ReoNa" w:date="2026-01-07T09:58:46Z" w:initials="">
+    <w:p>
+      <w:pPr>
+        <w:pStyle w:val="2"/>
+        <w:rPr>
+          <w:rFonts w:hint="eastAsia"/>
+          <w:lang w:val="en-US" w:eastAsia="zh-CN"/>
+        </w:rPr>
+      </w:pPr>
+      <w:r>
+        <w:rPr>
+          <w:rFonts w:hint="eastAsia"/>
+          <w:lang w:val="en-US" w:eastAsia="zh-CN"/>
+        </w:rPr>
+        <w:t>使用于右值(或使用std::move()的左值),会将原有数据的指针指向新地址。</w:t>
+      </w:r>
+      <w:r>
+        <w:rPr>
+          <w:rFonts w:hint="eastAsia"/>
+          <w:lang w:val="en-US" w:eastAsia="zh-CN"/>
+        </w:rPr>
+        <w:br w:type="textWrapping"/>
+      </w:r>
+      <w:r>
+        <w:rPr>
+          <w:rFonts w:hint="eastAsia"/>
+          <w:lang w:val="en-US" w:eastAsia="zh-CN"/>
+        </w:rPr>
+        <w:t>注意使用std::move后，左值原有资源便会无法调用，处于有数据但无定义的状态，除非重新赋值。</w:t>
+      </w:r>
+    </w:p>
+    <w:p>
+      <w:pPr>
+        <w:pStyle w:val="2"/>
+        <w:rPr>
+          <w:rFonts w:hint="eastAsia"/>
+          <w:lang w:val="en-US" w:eastAsia="zh-CN"/>
+        </w:rPr>
+      </w:pPr>
+    </w:p>
+    <w:p>
+      <w:pPr>
+        <w:pStyle w:val="2"/>
+        <w:rPr>
+          <w:rFonts w:hint="default"/>
+          <w:color w:val="FF0000"/>
+          <w:lang w:val="en-US" w:eastAsia="zh-CN"/>
+        </w:rPr>
+      </w:pPr>
+      <w:r>
+        <w:rPr>
+          <w:rFonts w:hint="eastAsia"/>
+          <w:color w:val="FF0000"/>
+          <w:lang w:val="en-US" w:eastAsia="zh-CN"/>
+        </w:rPr>
+        <w:t>这两种在小数据基本相差不大，但是对于字符串等数组，移动更具有优势。</w:t>
+      </w:r>
+    </w:p>
+  </w:comment>
+</w:comments>
+</file>
+
+<file path=word/commentsExtended.xml><?xml version="1.0" encoding="utf-8"?>
+<w15:commentsEx xmlns:wpc="http://schemas.microsoft.com/office/word/2010/wordprocessingCanvas" xmlns:mc="http://schemas.openxmlformats.org/markup-compatibility/2006" xmlns:o="urn:schemas-microsoft-com:office:office" xmlns:r="http://schemas.openxmlformats.org/officeDocument/2006/relationships" xmlns:m="http://schemas.openxmlformats.org/officeDocument/2006/math" xmlns:v="urn:schemas-microsoft-com:vml" xmlns:wp14="http://schemas.microsoft.com/office/word/2010/wordprocessingDrawing" xmlns:wp="http://schemas.openxmlformats.org/drawingml/2006/wordprocessingDrawing" xmlns:w="http://schemas.openxmlformats.org/wordprocessingml/2006/main" xmlns:w14="http://schemas.microsoft.com/office/word/2010/wordml" xmlns:w15="http://schemas.microsoft.com/office/word/2012/wordml" xmlns:w10="urn:schemas-microsoft-com:office:word" xmlns:wpg="http://schemas.microsoft.com/office/word/2010/wordprocessingGroup" xmlns:wpi="http://schemas.microsoft.com/office/word/2010/wordprocessingInk" xmlns:wne="http://schemas.microsoft.com/office/word/2006/wordml" xmlns:wps="http://schemas.microsoft.com/office/word/2010/wordprocessingShape" xmlns:wpsCustomData="http://www.wps.cn/officeDocument/2013/wpsCustomData" mc:Ignorable="w14 w15 wp14">
+  <w15:commentEx w15:paraId="70445296" w15:done="0"/>
+  <w15:commentEx w15:paraId="74BA81F0" w15:done="0"/>
+  <w15:commentEx w15:paraId="5B2B96F7" w15:done="0"/>
+</w15:commentsEx>
 </file>
 
 <file path=word/numbering.xml><?xml version="1.0" encoding="utf-8"?>
@@ -9570,6 +9699,14 @@
     <w:abstractNumId w:val="2"/>
   </w:num>
 </w:numbering>
+</file>
+
+<file path=word/people.xml><?xml version="1.0" encoding="utf-8"?>
+<w15:people xmlns:wpc="http://schemas.microsoft.com/office/word/2010/wordprocessingCanvas" xmlns:mc="http://schemas.openxmlformats.org/markup-compatibility/2006" xmlns:o="urn:schemas-microsoft-com:office:office" xmlns:r="http://schemas.openxmlformats.org/officeDocument/2006/relationships" xmlns:m="http://schemas.openxmlformats.org/officeDocument/2006/math" xmlns:v="urn:schemas-microsoft-com:vml" xmlns:wp14="http://schemas.microsoft.com/office/word/2010/wordprocessingDrawing" xmlns:wp="http://schemas.openxmlformats.org/drawingml/2006/wordprocessingDrawing" xmlns:w="http://schemas.openxmlformats.org/wordprocessingml/2006/main" xmlns:w14="http://schemas.microsoft.com/office/word/2010/wordml" xmlns:w15="http://schemas.microsoft.com/office/word/2012/wordml" xmlns:w10="urn:schemas-microsoft-com:office:word" xmlns:wpg="http://schemas.microsoft.com/office/word/2010/wordprocessingGroup" xmlns:wpi="http://schemas.microsoft.com/office/word/2010/wordprocessingInk" xmlns:wne="http://schemas.microsoft.com/office/word/2006/wordml" xmlns:wps="http://schemas.microsoft.com/office/word/2010/wordprocessingShape" xmlns:wpsCustomData="http://www.wps.cn/officeDocument/2013/wpsCustomData" mc:Ignorable="w14 w15 wp14">
+  <w15:person w15:author="ReoNa">
+    <w15:presenceInfo w15:providerId="WPS Office" w15:userId="4840351997"/>
+  </w15:person>
+</w15:people>
 </file>
 
 <file path=word/styles.xml><?xml version="1.0" encoding="utf-8"?>
@@ -9848,12 +9985,12 @@
       <w:lang w:val="en-US" w:eastAsia="zh-CN" w:bidi="ar-SA"/>
     </w:rPr>
   </w:style>
-  <w:style w:type="character" w:default="1" w:styleId="5">
+  <w:style w:type="character" w:default="1" w:styleId="6">
     <w:name w:val="Default Paragraph Font"/>
     <w:semiHidden/>
     <w:uiPriority w:val="0"/>
   </w:style>
-  <w:style w:type="table" w:default="1" w:styleId="3">
+  <w:style w:type="table" w:default="1" w:styleId="4">
     <w:name w:val="Normal Table"/>
     <w:semiHidden/>
     <w:uiPriority w:val="0"/>
@@ -9867,6 +10004,14 @@
     </w:tblPr>
   </w:style>
   <w:style w:type="paragraph" w:styleId="2">
+    <w:name w:val="annotation text"/>
+    <w:basedOn w:val="1"/>
+    <w:uiPriority w:val="0"/>
+    <w:pPr>
+      <w:jc w:val="left"/>
+    </w:pPr>
+  </w:style>
+  <w:style w:type="paragraph" w:styleId="3">
     <w:name w:val="HTML Preformatted"/>
     <w:basedOn w:val="1"/>
     <w:uiPriority w:val="0"/>
@@ -9899,9 +10044,9 @@
       <w:lang w:val="en-US" w:eastAsia="zh-CN" w:bidi="ar"/>
     </w:rPr>
   </w:style>
-  <w:style w:type="table" w:styleId="4">
+  <w:style w:type="table" w:styleId="5">
     <w:name w:val="Table Grid"/>
-    <w:basedOn w:val="3"/>
+    <w:basedOn w:val="4"/>
     <w:uiPriority w:val="0"/>
     <w:pPr>
       <w:widowControl w:val="0"/>

--- a/1.基础课程/副本0：基础数据结构快速使用.docx
+++ b/1.基础课程/副本0：基础数据结构快速使用.docx
@@ -1136,7 +1136,34 @@
           <w:szCs w:val="24"/>
           <w:lang w:val="en-US" w:eastAsia="zh-CN"/>
         </w:rPr>
-        <w:t>void emplace_back(Args&amp;&amp;.. args);</w:t>
+        <w:t xml:space="preserve">void </w:t>
+      </w:r>
+      <w:commentRangeStart w:id="3"/>
+      <w:r>
+        <w:rPr>
+          <w:rFonts w:hint="eastAsia"/>
+          <w:b w:val="0"/>
+          <w:bCs w:val="0"/>
+          <w:sz w:val="21"/>
+          <w:szCs w:val="24"/>
+          <w:lang w:val="en-US" w:eastAsia="zh-CN"/>
+        </w:rPr>
+        <w:t>emplace_back</w:t>
+      </w:r>
+      <w:commentRangeEnd w:id="3"/>
+      <w:r>
+        <w:commentReference w:id="3"/>
+      </w:r>
+      <w:r>
+        <w:rPr>
+          <w:rFonts w:hint="eastAsia"/>
+          <w:b w:val="0"/>
+          <w:bCs w:val="0"/>
+          <w:sz w:val="21"/>
+          <w:szCs w:val="24"/>
+          <w:lang w:val="en-US" w:eastAsia="zh-CN"/>
+        </w:rPr>
+        <w:t>(Args&amp;&amp;.. args);</w:t>
       </w:r>
       <w:r>
         <w:rPr>
@@ -2360,7 +2387,7 @@
           <w:rFonts w:hint="eastAsia"/>
           <w:b w:val="0"/>
           <w:bCs w:val="0"/>
-          <w:color w:val="00B050"/>
+          <w:color w:val="FF0000"/>
           <w:sz w:val="21"/>
           <w:szCs w:val="24"/>
           <w:lang w:val="en-US" w:eastAsia="zh-CN"/>
@@ -2447,8 +2474,3842 @@
           </wp:inline>
         </w:drawing>
       </w:r>
+    </w:p>
+    <w:p>
+      <w:pPr>
+        <w:widowControl w:val="0"/>
+        <w:numPr>
+          <w:ilvl w:val="0"/>
+          <w:numId w:val="0"/>
+        </w:numPr>
+        <w:ind w:left="840" w:leftChars="0" w:firstLine="420" w:firstLineChars="0"/>
+        <w:jc w:val="both"/>
+        <w:rPr>
+          <w:rFonts w:hint="eastAsia"/>
+          <w:b/>
+          <w:bCs/>
+          <w:color w:val="7030A0"/>
+          <w:sz w:val="21"/>
+          <w:szCs w:val="24"/>
+          <w:lang w:val="en-US" w:eastAsia="zh-CN"/>
+        </w:rPr>
+      </w:pPr>
+    </w:p>
+    <w:p>
+      <w:pPr>
+        <w:widowControl w:val="0"/>
+        <w:numPr>
+          <w:ilvl w:val="0"/>
+          <w:numId w:val="0"/>
+        </w:numPr>
+        <w:ind w:left="840" w:leftChars="0" w:firstLine="420" w:firstLineChars="0"/>
+        <w:jc w:val="both"/>
+        <w:rPr>
+          <w:rFonts w:hint="eastAsia"/>
+          <w:b/>
+          <w:bCs/>
+          <w:color w:val="7030A0"/>
+          <w:sz w:val="21"/>
+          <w:szCs w:val="24"/>
+          <w:lang w:val="en-US" w:eastAsia="zh-CN"/>
+        </w:rPr>
+      </w:pPr>
+    </w:p>
+    <w:p>
+      <w:pPr>
+        <w:widowControl w:val="0"/>
+        <w:numPr>
+          <w:ilvl w:val="0"/>
+          <w:numId w:val="0"/>
+        </w:numPr>
+        <w:ind w:left="840" w:leftChars="0" w:firstLine="420" w:firstLineChars="0"/>
+        <w:jc w:val="both"/>
+        <w:rPr>
+          <w:rFonts w:hint="eastAsia"/>
+          <w:b w:val="0"/>
+          <w:bCs w:val="0"/>
+          <w:sz w:val="21"/>
+          <w:szCs w:val="24"/>
+          <w:lang w:val="en-US" w:eastAsia="zh-CN"/>
+        </w:rPr>
+      </w:pPr>
+      <w:r>
+        <w:rPr>
+          <w:rFonts w:hint="eastAsia"/>
+          <w:b/>
+          <w:bCs/>
+          <w:color w:val="7030A0"/>
+          <w:sz w:val="21"/>
+          <w:szCs w:val="24"/>
+          <w:lang w:val="en-US" w:eastAsia="zh-CN"/>
+        </w:rPr>
+        <w:t>增加元素的高阶介绍</w:t>
+      </w:r>
+      <w:r>
+        <w:rPr>
+          <w:rFonts w:hint="eastAsia"/>
+          <w:b w:val="0"/>
+          <w:bCs w:val="0"/>
+          <w:sz w:val="21"/>
+          <w:szCs w:val="24"/>
+          <w:lang w:val="en-US" w:eastAsia="zh-CN"/>
+        </w:rPr>
+        <w:t>：</w:t>
+      </w:r>
+    </w:p>
+    <w:p>
+      <w:pPr>
+        <w:keepNext w:val="0"/>
+        <w:keepLines w:val="0"/>
+        <w:widowControl/>
+        <w:suppressLineNumbers w:val="0"/>
+        <w:pBdr>
+          <w:top w:val="none" w:color="auto" w:sz="0" w:space="0"/>
+          <w:left w:val="none" w:color="auto" w:sz="0" w:space="0"/>
+          <w:bottom w:val="none" w:color="auto" w:sz="0" w:space="0"/>
+          <w:right w:val="none" w:color="auto" w:sz="0" w:space="0"/>
+        </w:pBdr>
+        <w:shd w:val="clear" w:fill="FAFAFA"/>
+        <w:spacing w:before="0" w:beforeAutospacing="0" w:after="0" w:afterAutospacing="0"/>
+        <w:ind w:left="0" w:firstLine="0"/>
+        <w:jc w:val="left"/>
+        <w:rPr>
+          <w:rFonts w:ascii="Consolas" w:hAnsi="Consolas" w:eastAsia="Consolas" w:cs="Consolas"/>
+          <w:i w:val="0"/>
+          <w:iCs w:val="0"/>
+          <w:caps w:val="0"/>
+          <w:color w:val="383A42"/>
+          <w:spacing w:val="0"/>
+          <w:sz w:val="14"/>
+          <w:szCs w:val="14"/>
+        </w:rPr>
+      </w:pPr>
+      <w:r>
+        <w:rPr>
+          <w:rFonts w:hint="default" w:ascii="Consolas" w:hAnsi="Consolas" w:eastAsia="Consolas" w:cs="Consolas"/>
+          <w:i w:val="0"/>
+          <w:iCs w:val="0"/>
+          <w:caps w:val="0"/>
+          <w:color w:val="4078F2"/>
+          <w:spacing w:val="0"/>
+          <w:kern w:val="0"/>
+          <w:sz w:val="14"/>
+          <w:szCs w:val="14"/>
+          <w:bdr w:val="none" w:color="auto" w:sz="0" w:space="0"/>
+          <w:shd w:val="clear" w:fill="FAFAFA"/>
+          <w:lang w:val="en-US" w:eastAsia="zh-CN" w:bidi="ar"/>
+        </w:rPr>
+        <w:t>#</w:t>
+      </w:r>
+      <w:r>
+        <w:rPr>
+          <w:rFonts w:hint="default" w:ascii="Consolas" w:hAnsi="Consolas" w:eastAsia="Consolas" w:cs="Consolas"/>
+          <w:i w:val="0"/>
+          <w:iCs w:val="0"/>
+          <w:caps w:val="0"/>
+          <w:color w:val="A626A4"/>
+          <w:spacing w:val="0"/>
+          <w:kern w:val="0"/>
+          <w:sz w:val="14"/>
+          <w:szCs w:val="14"/>
+          <w:bdr w:val="none" w:color="auto" w:sz="0" w:space="0"/>
+          <w:shd w:val="clear" w:fill="FAFAFA"/>
+          <w:lang w:val="en-US" w:eastAsia="zh-CN" w:bidi="ar"/>
+        </w:rPr>
+        <w:t>include</w:t>
+      </w:r>
+      <w:r>
+        <w:rPr>
+          <w:rFonts w:hint="default" w:ascii="Consolas" w:hAnsi="Consolas" w:eastAsia="Consolas" w:cs="Consolas"/>
+          <w:i w:val="0"/>
+          <w:iCs w:val="0"/>
+          <w:caps w:val="0"/>
+          <w:color w:val="4078F2"/>
+          <w:spacing w:val="0"/>
+          <w:kern w:val="0"/>
+          <w:sz w:val="14"/>
+          <w:szCs w:val="14"/>
+          <w:bdr w:val="none" w:color="auto" w:sz="0" w:space="0"/>
+          <w:shd w:val="clear" w:fill="FAFAFA"/>
+          <w:lang w:val="en-US" w:eastAsia="zh-CN" w:bidi="ar"/>
+        </w:rPr>
+        <w:t> </w:t>
+      </w:r>
+      <w:r>
+        <w:rPr>
+          <w:rFonts w:hint="default" w:ascii="Consolas" w:hAnsi="Consolas" w:eastAsia="Consolas" w:cs="Consolas"/>
+          <w:i w:val="0"/>
+          <w:iCs w:val="0"/>
+          <w:caps w:val="0"/>
+          <w:color w:val="50A14F"/>
+          <w:spacing w:val="0"/>
+          <w:kern w:val="0"/>
+          <w:sz w:val="14"/>
+          <w:szCs w:val="14"/>
+          <w:bdr w:val="none" w:color="auto" w:sz="0" w:space="0"/>
+          <w:shd w:val="clear" w:fill="FAFAFA"/>
+          <w:lang w:val="en-US" w:eastAsia="zh-CN" w:bidi="ar"/>
+        </w:rPr>
+        <w:t>&lt;iostream&gt;</w:t>
+      </w:r>
+    </w:p>
+    <w:p>
+      <w:pPr>
+        <w:keepNext w:val="0"/>
+        <w:keepLines w:val="0"/>
+        <w:widowControl/>
+        <w:suppressLineNumbers w:val="0"/>
+        <w:pBdr>
+          <w:top w:val="none" w:color="auto" w:sz="0" w:space="0"/>
+          <w:left w:val="none" w:color="auto" w:sz="0" w:space="0"/>
+          <w:bottom w:val="none" w:color="auto" w:sz="0" w:space="0"/>
+          <w:right w:val="none" w:color="auto" w:sz="0" w:space="0"/>
+        </w:pBdr>
+        <w:shd w:val="clear" w:fill="F8F8F8"/>
+        <w:spacing w:before="0" w:beforeAutospacing="0" w:after="0" w:afterAutospacing="0"/>
+        <w:ind w:left="0" w:firstLine="0"/>
+        <w:jc w:val="left"/>
+        <w:rPr>
+          <w:rFonts w:hint="default" w:ascii="Consolas" w:hAnsi="Consolas" w:eastAsia="Consolas" w:cs="Consolas"/>
+          <w:i w:val="0"/>
+          <w:iCs w:val="0"/>
+          <w:caps w:val="0"/>
+          <w:color w:val="383A42"/>
+          <w:spacing w:val="0"/>
+          <w:sz w:val="14"/>
+          <w:szCs w:val="14"/>
+        </w:rPr>
+      </w:pPr>
+      <w:r>
+        <w:rPr>
+          <w:rFonts w:hint="default" w:ascii="Consolas" w:hAnsi="Consolas" w:eastAsia="Consolas" w:cs="Consolas"/>
+          <w:i w:val="0"/>
+          <w:iCs w:val="0"/>
+          <w:caps w:val="0"/>
+          <w:color w:val="4078F2"/>
+          <w:spacing w:val="0"/>
+          <w:kern w:val="0"/>
+          <w:sz w:val="14"/>
+          <w:szCs w:val="14"/>
+          <w:bdr w:val="none" w:color="auto" w:sz="0" w:space="0"/>
+          <w:shd w:val="clear" w:fill="F8F8F8"/>
+          <w:lang w:val="en-US" w:eastAsia="zh-CN" w:bidi="ar"/>
+        </w:rPr>
+        <w:t>#</w:t>
+      </w:r>
+      <w:r>
+        <w:rPr>
+          <w:rFonts w:hint="default" w:ascii="Consolas" w:hAnsi="Consolas" w:eastAsia="Consolas" w:cs="Consolas"/>
+          <w:i w:val="0"/>
+          <w:iCs w:val="0"/>
+          <w:caps w:val="0"/>
+          <w:color w:val="A626A4"/>
+          <w:spacing w:val="0"/>
+          <w:kern w:val="0"/>
+          <w:sz w:val="14"/>
+          <w:szCs w:val="14"/>
+          <w:bdr w:val="none" w:color="auto" w:sz="0" w:space="0"/>
+          <w:shd w:val="clear" w:fill="F8F8F8"/>
+          <w:lang w:val="en-US" w:eastAsia="zh-CN" w:bidi="ar"/>
+        </w:rPr>
+        <w:t>include</w:t>
+      </w:r>
+      <w:r>
+        <w:rPr>
+          <w:rFonts w:hint="default" w:ascii="Consolas" w:hAnsi="Consolas" w:eastAsia="Consolas" w:cs="Consolas"/>
+          <w:i w:val="0"/>
+          <w:iCs w:val="0"/>
+          <w:caps w:val="0"/>
+          <w:color w:val="4078F2"/>
+          <w:spacing w:val="0"/>
+          <w:kern w:val="0"/>
+          <w:sz w:val="14"/>
+          <w:szCs w:val="14"/>
+          <w:bdr w:val="none" w:color="auto" w:sz="0" w:space="0"/>
+          <w:shd w:val="clear" w:fill="F8F8F8"/>
+          <w:lang w:val="en-US" w:eastAsia="zh-CN" w:bidi="ar"/>
+        </w:rPr>
+        <w:t> </w:t>
+      </w:r>
+      <w:r>
+        <w:rPr>
+          <w:rFonts w:hint="default" w:ascii="Consolas" w:hAnsi="Consolas" w:eastAsia="Consolas" w:cs="Consolas"/>
+          <w:i w:val="0"/>
+          <w:iCs w:val="0"/>
+          <w:caps w:val="0"/>
+          <w:color w:val="50A14F"/>
+          <w:spacing w:val="0"/>
+          <w:kern w:val="0"/>
+          <w:sz w:val="14"/>
+          <w:szCs w:val="14"/>
+          <w:bdr w:val="none" w:color="auto" w:sz="0" w:space="0"/>
+          <w:shd w:val="clear" w:fill="F8F8F8"/>
+          <w:lang w:val="en-US" w:eastAsia="zh-CN" w:bidi="ar"/>
+        </w:rPr>
+        <w:t>&lt;vector&gt;</w:t>
+      </w:r>
+    </w:p>
+    <w:p>
+      <w:pPr>
+        <w:keepNext w:val="0"/>
+        <w:keepLines w:val="0"/>
+        <w:widowControl/>
+        <w:suppressLineNumbers w:val="0"/>
+        <w:pBdr>
+          <w:top w:val="none" w:color="auto" w:sz="0" w:space="0"/>
+          <w:left w:val="none" w:color="auto" w:sz="0" w:space="0"/>
+          <w:bottom w:val="none" w:color="auto" w:sz="0" w:space="0"/>
+          <w:right w:val="none" w:color="auto" w:sz="0" w:space="0"/>
+        </w:pBdr>
+        <w:shd w:val="clear" w:fill="FAFAFA"/>
+        <w:spacing w:before="0" w:beforeAutospacing="0" w:after="0" w:afterAutospacing="0"/>
+        <w:ind w:left="0" w:firstLine="0"/>
+        <w:jc w:val="left"/>
+        <w:rPr>
+          <w:rFonts w:hint="default" w:ascii="Consolas" w:hAnsi="Consolas" w:eastAsia="Consolas" w:cs="Consolas"/>
+          <w:i w:val="0"/>
+          <w:iCs w:val="0"/>
+          <w:caps w:val="0"/>
+          <w:color w:val="383A42"/>
+          <w:spacing w:val="0"/>
+          <w:sz w:val="14"/>
+          <w:szCs w:val="14"/>
+        </w:rPr>
+      </w:pPr>
+      <w:r>
+        <w:rPr>
+          <w:rFonts w:hint="default" w:ascii="Consolas" w:hAnsi="Consolas" w:eastAsia="Consolas" w:cs="Consolas"/>
+          <w:i w:val="0"/>
+          <w:iCs w:val="0"/>
+          <w:caps w:val="0"/>
+          <w:color w:val="4078F2"/>
+          <w:spacing w:val="0"/>
+          <w:kern w:val="0"/>
+          <w:sz w:val="14"/>
+          <w:szCs w:val="14"/>
+          <w:bdr w:val="none" w:color="auto" w:sz="0" w:space="0"/>
+          <w:shd w:val="clear" w:fill="FAFAFA"/>
+          <w:lang w:val="en-US" w:eastAsia="zh-CN" w:bidi="ar"/>
+        </w:rPr>
+        <w:t>#</w:t>
+      </w:r>
+      <w:r>
+        <w:rPr>
+          <w:rFonts w:hint="default" w:ascii="Consolas" w:hAnsi="Consolas" w:eastAsia="Consolas" w:cs="Consolas"/>
+          <w:i w:val="0"/>
+          <w:iCs w:val="0"/>
+          <w:caps w:val="0"/>
+          <w:color w:val="A626A4"/>
+          <w:spacing w:val="0"/>
+          <w:kern w:val="0"/>
+          <w:sz w:val="14"/>
+          <w:szCs w:val="14"/>
+          <w:bdr w:val="none" w:color="auto" w:sz="0" w:space="0"/>
+          <w:shd w:val="clear" w:fill="FAFAFA"/>
+          <w:lang w:val="en-US" w:eastAsia="zh-CN" w:bidi="ar"/>
+        </w:rPr>
+        <w:t>include</w:t>
+      </w:r>
+      <w:r>
+        <w:rPr>
+          <w:rFonts w:hint="default" w:ascii="Consolas" w:hAnsi="Consolas" w:eastAsia="Consolas" w:cs="Consolas"/>
+          <w:i w:val="0"/>
+          <w:iCs w:val="0"/>
+          <w:caps w:val="0"/>
+          <w:color w:val="4078F2"/>
+          <w:spacing w:val="0"/>
+          <w:kern w:val="0"/>
+          <w:sz w:val="14"/>
+          <w:szCs w:val="14"/>
+          <w:bdr w:val="none" w:color="auto" w:sz="0" w:space="0"/>
+          <w:shd w:val="clear" w:fill="FAFAFA"/>
+          <w:lang w:val="en-US" w:eastAsia="zh-CN" w:bidi="ar"/>
+        </w:rPr>
+        <w:t> </w:t>
+      </w:r>
+      <w:r>
+        <w:rPr>
+          <w:rFonts w:hint="default" w:ascii="Consolas" w:hAnsi="Consolas" w:eastAsia="Consolas" w:cs="Consolas"/>
+          <w:i w:val="0"/>
+          <w:iCs w:val="0"/>
+          <w:caps w:val="0"/>
+          <w:color w:val="50A14F"/>
+          <w:spacing w:val="0"/>
+          <w:kern w:val="0"/>
+          <w:sz w:val="14"/>
+          <w:szCs w:val="14"/>
+          <w:bdr w:val="none" w:color="auto" w:sz="0" w:space="0"/>
+          <w:shd w:val="clear" w:fill="FAFAFA"/>
+          <w:lang w:val="en-US" w:eastAsia="zh-CN" w:bidi="ar"/>
+        </w:rPr>
+        <w:t>&lt;string.h&gt;</w:t>
+      </w:r>
+    </w:p>
+    <w:p>
+      <w:pPr>
+        <w:keepNext w:val="0"/>
+        <w:keepLines w:val="0"/>
+        <w:widowControl/>
+        <w:suppressLineNumbers w:val="0"/>
+        <w:pBdr>
+          <w:top w:val="none" w:color="auto" w:sz="0" w:space="0"/>
+          <w:left w:val="none" w:color="auto" w:sz="0" w:space="0"/>
+          <w:bottom w:val="none" w:color="auto" w:sz="0" w:space="0"/>
+          <w:right w:val="none" w:color="auto" w:sz="0" w:space="0"/>
+        </w:pBdr>
+        <w:shd w:val="clear" w:fill="FAFAFA"/>
+        <w:spacing w:before="0" w:beforeAutospacing="0" w:after="0" w:afterAutospacing="0"/>
+        <w:ind w:left="0" w:firstLine="0"/>
+        <w:jc w:val="left"/>
+        <w:rPr>
+          <w:rFonts w:hint="default" w:ascii="Consolas" w:hAnsi="Consolas" w:eastAsia="Consolas" w:cs="Consolas"/>
+          <w:i w:val="0"/>
+          <w:iCs w:val="0"/>
+          <w:caps w:val="0"/>
+          <w:color w:val="383A42"/>
+          <w:spacing w:val="0"/>
+          <w:sz w:val="14"/>
+          <w:szCs w:val="14"/>
+        </w:rPr>
+      </w:pPr>
+      <w:r>
+        <w:rPr>
+          <w:rFonts w:hint="default" w:ascii="Consolas" w:hAnsi="Consolas" w:eastAsia="Consolas" w:cs="Consolas"/>
+          <w:i w:val="0"/>
+          <w:iCs w:val="0"/>
+          <w:caps w:val="0"/>
+          <w:color w:val="A626A4"/>
+          <w:spacing w:val="0"/>
+          <w:kern w:val="0"/>
+          <w:sz w:val="14"/>
+          <w:szCs w:val="14"/>
+          <w:bdr w:val="none" w:color="auto" w:sz="0" w:space="0"/>
+          <w:shd w:val="clear" w:fill="FAFAFA"/>
+          <w:lang w:val="en-US" w:eastAsia="zh-CN" w:bidi="ar"/>
+        </w:rPr>
+        <w:t>class</w:t>
+      </w:r>
+      <w:r>
+        <w:rPr>
+          <w:rFonts w:hint="default" w:ascii="Consolas" w:hAnsi="Consolas" w:eastAsia="Consolas" w:cs="Consolas"/>
+          <w:i w:val="0"/>
+          <w:iCs w:val="0"/>
+          <w:caps w:val="0"/>
+          <w:color w:val="383A42"/>
+          <w:spacing w:val="0"/>
+          <w:kern w:val="0"/>
+          <w:sz w:val="14"/>
+          <w:szCs w:val="14"/>
+          <w:bdr w:val="none" w:color="auto" w:sz="0" w:space="0"/>
+          <w:shd w:val="clear" w:fill="FAFAFA"/>
+          <w:lang w:val="en-US" w:eastAsia="zh-CN" w:bidi="ar"/>
+        </w:rPr>
+        <w:t> Person{</w:t>
+      </w:r>
       <w:bookmarkStart w:id="0" w:name="_GoBack"/>
       <w:bookmarkEnd w:id="0"/>
+    </w:p>
+    <w:p>
+      <w:pPr>
+        <w:keepNext w:val="0"/>
+        <w:keepLines w:val="0"/>
+        <w:widowControl/>
+        <w:suppressLineNumbers w:val="0"/>
+        <w:pBdr>
+          <w:top w:val="none" w:color="auto" w:sz="0" w:space="0"/>
+          <w:left w:val="none" w:color="auto" w:sz="0" w:space="0"/>
+          <w:bottom w:val="none" w:color="auto" w:sz="0" w:space="0"/>
+          <w:right w:val="none" w:color="auto" w:sz="0" w:space="0"/>
+        </w:pBdr>
+        <w:shd w:val="clear" w:fill="F8F8F8"/>
+        <w:spacing w:before="0" w:beforeAutospacing="0" w:after="0" w:afterAutospacing="0"/>
+        <w:ind w:left="0" w:firstLine="0"/>
+        <w:jc w:val="left"/>
+        <w:rPr>
+          <w:rFonts w:hint="default" w:ascii="Consolas" w:hAnsi="Consolas" w:eastAsia="Consolas" w:cs="Consolas"/>
+          <w:i w:val="0"/>
+          <w:iCs w:val="0"/>
+          <w:caps w:val="0"/>
+          <w:color w:val="383A42"/>
+          <w:spacing w:val="0"/>
+          <w:sz w:val="14"/>
+          <w:szCs w:val="14"/>
+        </w:rPr>
+      </w:pPr>
+      <w:r>
+        <w:rPr>
+          <w:rFonts w:hint="default" w:ascii="Consolas" w:hAnsi="Consolas" w:eastAsia="Consolas" w:cs="Consolas"/>
+          <w:i w:val="0"/>
+          <w:iCs w:val="0"/>
+          <w:caps w:val="0"/>
+          <w:color w:val="383A42"/>
+          <w:spacing w:val="0"/>
+          <w:kern w:val="0"/>
+          <w:sz w:val="14"/>
+          <w:szCs w:val="14"/>
+          <w:bdr w:val="none" w:color="auto" w:sz="0" w:space="0"/>
+          <w:shd w:val="clear" w:fill="F8F8F8"/>
+          <w:lang w:val="en-US" w:eastAsia="zh-CN" w:bidi="ar"/>
+        </w:rPr>
+        <w:t>        </w:t>
+      </w:r>
+      <w:r>
+        <w:rPr>
+          <w:rFonts w:hint="default" w:ascii="Consolas" w:hAnsi="Consolas" w:eastAsia="Consolas" w:cs="Consolas"/>
+          <w:i w:val="0"/>
+          <w:iCs w:val="0"/>
+          <w:caps w:val="0"/>
+          <w:color w:val="A626A4"/>
+          <w:spacing w:val="0"/>
+          <w:kern w:val="0"/>
+          <w:sz w:val="14"/>
+          <w:szCs w:val="14"/>
+          <w:bdr w:val="none" w:color="auto" w:sz="0" w:space="0"/>
+          <w:shd w:val="clear" w:fill="F8F8F8"/>
+          <w:lang w:val="en-US" w:eastAsia="zh-CN" w:bidi="ar"/>
+        </w:rPr>
+        <w:t>public</w:t>
+      </w:r>
+      <w:r>
+        <w:rPr>
+          <w:rFonts w:hint="default" w:ascii="Consolas" w:hAnsi="Consolas" w:eastAsia="Consolas" w:cs="Consolas"/>
+          <w:i w:val="0"/>
+          <w:iCs w:val="0"/>
+          <w:caps w:val="0"/>
+          <w:color w:val="383A42"/>
+          <w:spacing w:val="0"/>
+          <w:kern w:val="0"/>
+          <w:sz w:val="14"/>
+          <w:szCs w:val="14"/>
+          <w:bdr w:val="none" w:color="auto" w:sz="0" w:space="0"/>
+          <w:shd w:val="clear" w:fill="F8F8F8"/>
+          <w:lang w:val="en-US" w:eastAsia="zh-CN" w:bidi="ar"/>
+        </w:rPr>
+        <w:t>:</w:t>
+      </w:r>
+    </w:p>
+    <w:p>
+      <w:pPr>
+        <w:keepNext w:val="0"/>
+        <w:keepLines w:val="0"/>
+        <w:widowControl/>
+        <w:suppressLineNumbers w:val="0"/>
+        <w:pBdr>
+          <w:top w:val="none" w:color="auto" w:sz="0" w:space="0"/>
+          <w:left w:val="none" w:color="auto" w:sz="0" w:space="0"/>
+          <w:bottom w:val="none" w:color="auto" w:sz="0" w:space="0"/>
+          <w:right w:val="none" w:color="auto" w:sz="0" w:space="0"/>
+        </w:pBdr>
+        <w:shd w:val="clear" w:fill="FAFAFA"/>
+        <w:spacing w:before="0" w:beforeAutospacing="0" w:after="0" w:afterAutospacing="0"/>
+        <w:ind w:left="0" w:firstLine="0"/>
+        <w:jc w:val="left"/>
+        <w:rPr>
+          <w:rFonts w:hint="default" w:ascii="Consolas" w:hAnsi="Consolas" w:eastAsia="Consolas" w:cs="Consolas"/>
+          <w:i w:val="0"/>
+          <w:iCs w:val="0"/>
+          <w:caps w:val="0"/>
+          <w:color w:val="383A42"/>
+          <w:spacing w:val="0"/>
+          <w:sz w:val="14"/>
+          <w:szCs w:val="14"/>
+        </w:rPr>
+      </w:pPr>
+      <w:r>
+        <w:rPr>
+          <w:rFonts w:hint="default" w:ascii="Consolas" w:hAnsi="Consolas" w:eastAsia="Consolas" w:cs="Consolas"/>
+          <w:i w:val="0"/>
+          <w:iCs w:val="0"/>
+          <w:caps w:val="0"/>
+          <w:color w:val="383A42"/>
+          <w:spacing w:val="0"/>
+          <w:kern w:val="0"/>
+          <w:sz w:val="14"/>
+          <w:szCs w:val="14"/>
+          <w:bdr w:val="none" w:color="auto" w:sz="0" w:space="0"/>
+          <w:shd w:val="clear" w:fill="FAFAFA"/>
+          <w:lang w:val="en-US" w:eastAsia="zh-CN" w:bidi="ar"/>
+        </w:rPr>
+        <w:t>                </w:t>
+      </w:r>
+      <w:r>
+        <w:rPr>
+          <w:rFonts w:hint="default" w:ascii="Consolas" w:hAnsi="Consolas" w:eastAsia="Consolas" w:cs="Consolas"/>
+          <w:i w:val="0"/>
+          <w:iCs w:val="0"/>
+          <w:caps w:val="0"/>
+          <w:color w:val="C18401"/>
+          <w:spacing w:val="0"/>
+          <w:kern w:val="0"/>
+          <w:sz w:val="14"/>
+          <w:szCs w:val="14"/>
+          <w:bdr w:val="none" w:color="auto" w:sz="0" w:space="0"/>
+          <w:shd w:val="clear" w:fill="FAFAFA"/>
+          <w:lang w:val="en-US" w:eastAsia="zh-CN" w:bidi="ar"/>
+        </w:rPr>
+        <w:t>Person</w:t>
+      </w:r>
+      <w:r>
+        <w:rPr>
+          <w:rFonts w:hint="default" w:ascii="Consolas" w:hAnsi="Consolas" w:eastAsia="Consolas" w:cs="Consolas"/>
+          <w:i w:val="0"/>
+          <w:iCs w:val="0"/>
+          <w:caps w:val="0"/>
+          <w:color w:val="383A42"/>
+          <w:spacing w:val="0"/>
+          <w:kern w:val="0"/>
+          <w:sz w:val="14"/>
+          <w:szCs w:val="14"/>
+          <w:bdr w:val="none" w:color="auto" w:sz="0" w:space="0"/>
+          <w:shd w:val="clear" w:fill="FAFAFA"/>
+          <w:lang w:val="en-US" w:eastAsia="zh-CN" w:bidi="ar"/>
+        </w:rPr>
+        <w:t>(std::string name, </w:t>
+      </w:r>
+      <w:r>
+        <w:rPr>
+          <w:rFonts w:hint="default" w:ascii="Consolas" w:hAnsi="Consolas" w:eastAsia="Consolas" w:cs="Consolas"/>
+          <w:i w:val="0"/>
+          <w:iCs w:val="0"/>
+          <w:caps w:val="0"/>
+          <w:color w:val="986801"/>
+          <w:spacing w:val="0"/>
+          <w:kern w:val="0"/>
+          <w:sz w:val="14"/>
+          <w:szCs w:val="14"/>
+          <w:bdr w:val="none" w:color="auto" w:sz="0" w:space="0"/>
+          <w:shd w:val="clear" w:fill="FAFAFA"/>
+          <w:lang w:val="en-US" w:eastAsia="zh-CN" w:bidi="ar"/>
+        </w:rPr>
+        <w:t>int</w:t>
+      </w:r>
+      <w:r>
+        <w:rPr>
+          <w:rFonts w:hint="default" w:ascii="Consolas" w:hAnsi="Consolas" w:eastAsia="Consolas" w:cs="Consolas"/>
+          <w:i w:val="0"/>
+          <w:iCs w:val="0"/>
+          <w:caps w:val="0"/>
+          <w:color w:val="383A42"/>
+          <w:spacing w:val="0"/>
+          <w:kern w:val="0"/>
+          <w:sz w:val="14"/>
+          <w:szCs w:val="14"/>
+          <w:bdr w:val="none" w:color="auto" w:sz="0" w:space="0"/>
+          <w:shd w:val="clear" w:fill="FAFAFA"/>
+          <w:lang w:val="en-US" w:eastAsia="zh-CN" w:bidi="ar"/>
+        </w:rPr>
+        <w:t> age): </w:t>
+      </w:r>
+      <w:r>
+        <w:rPr>
+          <w:rFonts w:hint="default" w:ascii="Consolas" w:hAnsi="Consolas" w:eastAsia="Consolas" w:cs="Consolas"/>
+          <w:i w:val="0"/>
+          <w:iCs w:val="0"/>
+          <w:caps w:val="0"/>
+          <w:color w:val="C18401"/>
+          <w:spacing w:val="0"/>
+          <w:kern w:val="0"/>
+          <w:sz w:val="14"/>
+          <w:szCs w:val="14"/>
+          <w:bdr w:val="none" w:color="auto" w:sz="0" w:space="0"/>
+          <w:shd w:val="clear" w:fill="FAFAFA"/>
+          <w:lang w:val="en-US" w:eastAsia="zh-CN" w:bidi="ar"/>
+        </w:rPr>
+        <w:t>name</w:t>
+      </w:r>
+      <w:r>
+        <w:rPr>
+          <w:rFonts w:hint="default" w:ascii="Consolas" w:hAnsi="Consolas" w:eastAsia="Consolas" w:cs="Consolas"/>
+          <w:i w:val="0"/>
+          <w:iCs w:val="0"/>
+          <w:caps w:val="0"/>
+          <w:color w:val="383A42"/>
+          <w:spacing w:val="0"/>
+          <w:kern w:val="0"/>
+          <w:sz w:val="14"/>
+          <w:szCs w:val="14"/>
+          <w:bdr w:val="none" w:color="auto" w:sz="0" w:space="0"/>
+          <w:shd w:val="clear" w:fill="FAFAFA"/>
+          <w:lang w:val="en-US" w:eastAsia="zh-CN" w:bidi="ar"/>
+        </w:rPr>
+        <w:t>(std::</w:t>
+      </w:r>
+      <w:r>
+        <w:rPr>
+          <w:rFonts w:hint="default" w:ascii="Consolas" w:hAnsi="Consolas" w:eastAsia="Consolas" w:cs="Consolas"/>
+          <w:i w:val="0"/>
+          <w:iCs w:val="0"/>
+          <w:caps w:val="0"/>
+          <w:color w:val="C18401"/>
+          <w:spacing w:val="0"/>
+          <w:kern w:val="0"/>
+          <w:sz w:val="14"/>
+          <w:szCs w:val="14"/>
+          <w:bdr w:val="none" w:color="auto" w:sz="0" w:space="0"/>
+          <w:shd w:val="clear" w:fill="FAFAFA"/>
+          <w:lang w:val="en-US" w:eastAsia="zh-CN" w:bidi="ar"/>
+        </w:rPr>
+        <w:t>move</w:t>
+      </w:r>
+      <w:r>
+        <w:rPr>
+          <w:rFonts w:hint="default" w:ascii="Consolas" w:hAnsi="Consolas" w:eastAsia="Consolas" w:cs="Consolas"/>
+          <w:i w:val="0"/>
+          <w:iCs w:val="0"/>
+          <w:caps w:val="0"/>
+          <w:color w:val="383A42"/>
+          <w:spacing w:val="0"/>
+          <w:kern w:val="0"/>
+          <w:sz w:val="14"/>
+          <w:szCs w:val="14"/>
+          <w:bdr w:val="none" w:color="auto" w:sz="0" w:space="0"/>
+          <w:shd w:val="clear" w:fill="FAFAFA"/>
+          <w:lang w:val="en-US" w:eastAsia="zh-CN" w:bidi="ar"/>
+        </w:rPr>
+        <w:t>(name)), </w:t>
+      </w:r>
+      <w:r>
+        <w:rPr>
+          <w:rFonts w:hint="default" w:ascii="Consolas" w:hAnsi="Consolas" w:eastAsia="Consolas" w:cs="Consolas"/>
+          <w:i w:val="0"/>
+          <w:iCs w:val="0"/>
+          <w:caps w:val="0"/>
+          <w:color w:val="C18401"/>
+          <w:spacing w:val="0"/>
+          <w:kern w:val="0"/>
+          <w:sz w:val="14"/>
+          <w:szCs w:val="14"/>
+          <w:bdr w:val="none" w:color="auto" w:sz="0" w:space="0"/>
+          <w:shd w:val="clear" w:fill="FAFAFA"/>
+          <w:lang w:val="en-US" w:eastAsia="zh-CN" w:bidi="ar"/>
+        </w:rPr>
+        <w:t>age</w:t>
+      </w:r>
+      <w:r>
+        <w:rPr>
+          <w:rFonts w:hint="default" w:ascii="Consolas" w:hAnsi="Consolas" w:eastAsia="Consolas" w:cs="Consolas"/>
+          <w:i w:val="0"/>
+          <w:iCs w:val="0"/>
+          <w:caps w:val="0"/>
+          <w:color w:val="383A42"/>
+          <w:spacing w:val="0"/>
+          <w:kern w:val="0"/>
+          <w:sz w:val="14"/>
+          <w:szCs w:val="14"/>
+          <w:bdr w:val="none" w:color="auto" w:sz="0" w:space="0"/>
+          <w:shd w:val="clear" w:fill="FAFAFA"/>
+          <w:lang w:val="en-US" w:eastAsia="zh-CN" w:bidi="ar"/>
+        </w:rPr>
+        <w:t>(age) {</w:t>
+      </w:r>
+    </w:p>
+    <w:p>
+      <w:pPr>
+        <w:keepNext w:val="0"/>
+        <w:keepLines w:val="0"/>
+        <w:widowControl/>
+        <w:suppressLineNumbers w:val="0"/>
+        <w:pBdr>
+          <w:top w:val="none" w:color="auto" w:sz="0" w:space="0"/>
+          <w:left w:val="none" w:color="auto" w:sz="0" w:space="0"/>
+          <w:bottom w:val="none" w:color="auto" w:sz="0" w:space="0"/>
+          <w:right w:val="none" w:color="auto" w:sz="0" w:space="0"/>
+        </w:pBdr>
+        <w:shd w:val="clear" w:fill="F8F8F8"/>
+        <w:spacing w:before="0" w:beforeAutospacing="0" w:after="0" w:afterAutospacing="0"/>
+        <w:ind w:left="0" w:firstLine="0"/>
+        <w:jc w:val="left"/>
+        <w:rPr>
+          <w:rFonts w:hint="default" w:ascii="Consolas" w:hAnsi="Consolas" w:eastAsia="Consolas" w:cs="Consolas"/>
+          <w:i w:val="0"/>
+          <w:iCs w:val="0"/>
+          <w:caps w:val="0"/>
+          <w:color w:val="383A42"/>
+          <w:spacing w:val="0"/>
+          <w:sz w:val="14"/>
+          <w:szCs w:val="14"/>
+        </w:rPr>
+      </w:pPr>
+      <w:r>
+        <w:rPr>
+          <w:rFonts w:hint="default" w:ascii="Consolas" w:hAnsi="Consolas" w:eastAsia="Consolas" w:cs="Consolas"/>
+          <w:i w:val="0"/>
+          <w:iCs w:val="0"/>
+          <w:caps w:val="0"/>
+          <w:color w:val="383A42"/>
+          <w:spacing w:val="0"/>
+          <w:kern w:val="0"/>
+          <w:sz w:val="14"/>
+          <w:szCs w:val="14"/>
+          <w:bdr w:val="none" w:color="auto" w:sz="0" w:space="0"/>
+          <w:shd w:val="clear" w:fill="F8F8F8"/>
+          <w:lang w:val="en-US" w:eastAsia="zh-CN" w:bidi="ar"/>
+        </w:rPr>
+        <w:t>                        std::cout &lt;&lt; </w:t>
+      </w:r>
+      <w:r>
+        <w:rPr>
+          <w:rFonts w:hint="default" w:ascii="Consolas" w:hAnsi="Consolas" w:eastAsia="Consolas" w:cs="Consolas"/>
+          <w:i w:val="0"/>
+          <w:iCs w:val="0"/>
+          <w:caps w:val="0"/>
+          <w:color w:val="50A14F"/>
+          <w:spacing w:val="0"/>
+          <w:kern w:val="0"/>
+          <w:sz w:val="14"/>
+          <w:szCs w:val="14"/>
+          <w:bdr w:val="none" w:color="auto" w:sz="0" w:space="0"/>
+          <w:shd w:val="clear" w:fill="F8F8F8"/>
+          <w:lang w:val="en-US" w:eastAsia="zh-CN" w:bidi="ar"/>
+        </w:rPr>
+        <w:t>"构造函数"</w:t>
+      </w:r>
+      <w:r>
+        <w:rPr>
+          <w:rFonts w:hint="default" w:ascii="Consolas" w:hAnsi="Consolas" w:eastAsia="Consolas" w:cs="Consolas"/>
+          <w:i w:val="0"/>
+          <w:iCs w:val="0"/>
+          <w:caps w:val="0"/>
+          <w:color w:val="383A42"/>
+          <w:spacing w:val="0"/>
+          <w:kern w:val="0"/>
+          <w:sz w:val="14"/>
+          <w:szCs w:val="14"/>
+          <w:bdr w:val="none" w:color="auto" w:sz="0" w:space="0"/>
+          <w:shd w:val="clear" w:fill="F8F8F8"/>
+          <w:lang w:val="en-US" w:eastAsia="zh-CN" w:bidi="ar"/>
+        </w:rPr>
+        <w:t> &lt;&lt; std::endl;</w:t>
+      </w:r>
+    </w:p>
+    <w:p>
+      <w:pPr>
+        <w:keepNext w:val="0"/>
+        <w:keepLines w:val="0"/>
+        <w:widowControl/>
+        <w:suppressLineNumbers w:val="0"/>
+        <w:pBdr>
+          <w:top w:val="none" w:color="auto" w:sz="0" w:space="0"/>
+          <w:left w:val="none" w:color="auto" w:sz="0" w:space="0"/>
+          <w:bottom w:val="none" w:color="auto" w:sz="0" w:space="0"/>
+          <w:right w:val="none" w:color="auto" w:sz="0" w:space="0"/>
+        </w:pBdr>
+        <w:shd w:val="clear" w:fill="FAFAFA"/>
+        <w:spacing w:before="0" w:beforeAutospacing="0" w:after="0" w:afterAutospacing="0"/>
+        <w:ind w:left="0" w:firstLine="0"/>
+        <w:jc w:val="left"/>
+        <w:rPr>
+          <w:rFonts w:hint="default" w:ascii="Consolas" w:hAnsi="Consolas" w:eastAsia="Consolas" w:cs="Consolas"/>
+          <w:i w:val="0"/>
+          <w:iCs w:val="0"/>
+          <w:caps w:val="0"/>
+          <w:color w:val="383A42"/>
+          <w:spacing w:val="0"/>
+          <w:sz w:val="14"/>
+          <w:szCs w:val="14"/>
+        </w:rPr>
+      </w:pPr>
+      <w:r>
+        <w:rPr>
+          <w:rFonts w:hint="default" w:ascii="Consolas" w:hAnsi="Consolas" w:eastAsia="Consolas" w:cs="Consolas"/>
+          <w:i w:val="0"/>
+          <w:iCs w:val="0"/>
+          <w:caps w:val="0"/>
+          <w:color w:val="383A42"/>
+          <w:spacing w:val="0"/>
+          <w:kern w:val="0"/>
+          <w:sz w:val="14"/>
+          <w:szCs w:val="14"/>
+          <w:bdr w:val="none" w:color="auto" w:sz="0" w:space="0"/>
+          <w:shd w:val="clear" w:fill="FAFAFA"/>
+          <w:lang w:val="en-US" w:eastAsia="zh-CN" w:bidi="ar"/>
+        </w:rPr>
+        <w:t>                }</w:t>
+      </w:r>
+    </w:p>
+    <w:p>
+      <w:pPr>
+        <w:keepNext w:val="0"/>
+        <w:keepLines w:val="0"/>
+        <w:widowControl/>
+        <w:suppressLineNumbers w:val="0"/>
+        <w:pBdr>
+          <w:top w:val="none" w:color="auto" w:sz="0" w:space="0"/>
+          <w:left w:val="none" w:color="auto" w:sz="0" w:space="0"/>
+          <w:bottom w:val="none" w:color="auto" w:sz="0" w:space="0"/>
+          <w:right w:val="none" w:color="auto" w:sz="0" w:space="0"/>
+        </w:pBdr>
+        <w:shd w:val="clear" w:fill="FAFAFA"/>
+        <w:spacing w:before="0" w:beforeAutospacing="0" w:after="0" w:afterAutospacing="0"/>
+        <w:ind w:left="0" w:firstLine="0"/>
+        <w:jc w:val="left"/>
+        <w:rPr>
+          <w:rFonts w:hint="default" w:ascii="Consolas" w:hAnsi="Consolas" w:eastAsia="Consolas" w:cs="Consolas"/>
+          <w:i w:val="0"/>
+          <w:iCs w:val="0"/>
+          <w:caps w:val="0"/>
+          <w:color w:val="383A42"/>
+          <w:spacing w:val="0"/>
+          <w:sz w:val="14"/>
+          <w:szCs w:val="14"/>
+        </w:rPr>
+      </w:pPr>
+      <w:r>
+        <w:rPr>
+          <w:rFonts w:hint="default" w:ascii="Consolas" w:hAnsi="Consolas" w:eastAsia="Consolas" w:cs="Consolas"/>
+          <w:i w:val="0"/>
+          <w:iCs w:val="0"/>
+          <w:caps w:val="0"/>
+          <w:color w:val="383A42"/>
+          <w:spacing w:val="0"/>
+          <w:kern w:val="0"/>
+          <w:sz w:val="14"/>
+          <w:szCs w:val="14"/>
+          <w:bdr w:val="none" w:color="auto" w:sz="0" w:space="0"/>
+          <w:shd w:val="clear" w:fill="FAFAFA"/>
+          <w:lang w:val="en-US" w:eastAsia="zh-CN" w:bidi="ar"/>
+        </w:rPr>
+        <w:t>                </w:t>
+      </w:r>
+      <w:r>
+        <w:rPr>
+          <w:rFonts w:hint="default" w:ascii="Consolas" w:hAnsi="Consolas" w:eastAsia="Consolas" w:cs="Consolas"/>
+          <w:i w:val="0"/>
+          <w:iCs w:val="0"/>
+          <w:caps w:val="0"/>
+          <w:color w:val="C18401"/>
+          <w:spacing w:val="0"/>
+          <w:kern w:val="0"/>
+          <w:sz w:val="14"/>
+          <w:szCs w:val="14"/>
+          <w:bdr w:val="none" w:color="auto" w:sz="0" w:space="0"/>
+          <w:shd w:val="clear" w:fill="FAFAFA"/>
+          <w:lang w:val="en-US" w:eastAsia="zh-CN" w:bidi="ar"/>
+        </w:rPr>
+        <w:t>Person</w:t>
+      </w:r>
+      <w:r>
+        <w:rPr>
+          <w:rFonts w:hint="default" w:ascii="Consolas" w:hAnsi="Consolas" w:eastAsia="Consolas" w:cs="Consolas"/>
+          <w:i w:val="0"/>
+          <w:iCs w:val="0"/>
+          <w:caps w:val="0"/>
+          <w:color w:val="383A42"/>
+          <w:spacing w:val="0"/>
+          <w:kern w:val="0"/>
+          <w:sz w:val="14"/>
+          <w:szCs w:val="14"/>
+          <w:bdr w:val="none" w:color="auto" w:sz="0" w:space="0"/>
+          <w:shd w:val="clear" w:fill="FAFAFA"/>
+          <w:lang w:val="en-US" w:eastAsia="zh-CN" w:bidi="ar"/>
+        </w:rPr>
+        <w:t>(</w:t>
+      </w:r>
+      <w:r>
+        <w:rPr>
+          <w:rFonts w:hint="default" w:ascii="Consolas" w:hAnsi="Consolas" w:eastAsia="Consolas" w:cs="Consolas"/>
+          <w:i w:val="0"/>
+          <w:iCs w:val="0"/>
+          <w:caps w:val="0"/>
+          <w:color w:val="986801"/>
+          <w:spacing w:val="0"/>
+          <w:kern w:val="0"/>
+          <w:sz w:val="14"/>
+          <w:szCs w:val="14"/>
+          <w:bdr w:val="none" w:color="auto" w:sz="0" w:space="0"/>
+          <w:shd w:val="clear" w:fill="FAFAFA"/>
+          <w:lang w:val="en-US" w:eastAsia="zh-CN" w:bidi="ar"/>
+        </w:rPr>
+        <w:t>const</w:t>
+      </w:r>
+      <w:r>
+        <w:rPr>
+          <w:rFonts w:hint="default" w:ascii="Consolas" w:hAnsi="Consolas" w:eastAsia="Consolas" w:cs="Consolas"/>
+          <w:i w:val="0"/>
+          <w:iCs w:val="0"/>
+          <w:caps w:val="0"/>
+          <w:color w:val="383A42"/>
+          <w:spacing w:val="0"/>
+          <w:kern w:val="0"/>
+          <w:sz w:val="14"/>
+          <w:szCs w:val="14"/>
+          <w:bdr w:val="none" w:color="auto" w:sz="0" w:space="0"/>
+          <w:shd w:val="clear" w:fill="FAFAFA"/>
+          <w:lang w:val="en-US" w:eastAsia="zh-CN" w:bidi="ar"/>
+        </w:rPr>
+        <w:t> Person &amp;ptr): </w:t>
+      </w:r>
+      <w:r>
+        <w:rPr>
+          <w:rFonts w:hint="default" w:ascii="Consolas" w:hAnsi="Consolas" w:eastAsia="Consolas" w:cs="Consolas"/>
+          <w:i w:val="0"/>
+          <w:iCs w:val="0"/>
+          <w:caps w:val="0"/>
+          <w:color w:val="C18401"/>
+          <w:spacing w:val="0"/>
+          <w:kern w:val="0"/>
+          <w:sz w:val="14"/>
+          <w:szCs w:val="14"/>
+          <w:bdr w:val="none" w:color="auto" w:sz="0" w:space="0"/>
+          <w:shd w:val="clear" w:fill="FAFAFA"/>
+          <w:lang w:val="en-US" w:eastAsia="zh-CN" w:bidi="ar"/>
+        </w:rPr>
+        <w:t>name</w:t>
+      </w:r>
+      <w:r>
+        <w:rPr>
+          <w:rFonts w:hint="default" w:ascii="Consolas" w:hAnsi="Consolas" w:eastAsia="Consolas" w:cs="Consolas"/>
+          <w:i w:val="0"/>
+          <w:iCs w:val="0"/>
+          <w:caps w:val="0"/>
+          <w:color w:val="383A42"/>
+          <w:spacing w:val="0"/>
+          <w:kern w:val="0"/>
+          <w:sz w:val="14"/>
+          <w:szCs w:val="14"/>
+          <w:bdr w:val="none" w:color="auto" w:sz="0" w:space="0"/>
+          <w:shd w:val="clear" w:fill="FAFAFA"/>
+          <w:lang w:val="en-US" w:eastAsia="zh-CN" w:bidi="ar"/>
+        </w:rPr>
+        <w:t>(ptr.name), </w:t>
+      </w:r>
+      <w:r>
+        <w:rPr>
+          <w:rFonts w:hint="default" w:ascii="Consolas" w:hAnsi="Consolas" w:eastAsia="Consolas" w:cs="Consolas"/>
+          <w:i w:val="0"/>
+          <w:iCs w:val="0"/>
+          <w:caps w:val="0"/>
+          <w:color w:val="C18401"/>
+          <w:spacing w:val="0"/>
+          <w:kern w:val="0"/>
+          <w:sz w:val="14"/>
+          <w:szCs w:val="14"/>
+          <w:bdr w:val="none" w:color="auto" w:sz="0" w:space="0"/>
+          <w:shd w:val="clear" w:fill="FAFAFA"/>
+          <w:lang w:val="en-US" w:eastAsia="zh-CN" w:bidi="ar"/>
+        </w:rPr>
+        <w:t>age</w:t>
+      </w:r>
+      <w:r>
+        <w:rPr>
+          <w:rFonts w:hint="default" w:ascii="Consolas" w:hAnsi="Consolas" w:eastAsia="Consolas" w:cs="Consolas"/>
+          <w:i w:val="0"/>
+          <w:iCs w:val="0"/>
+          <w:caps w:val="0"/>
+          <w:color w:val="383A42"/>
+          <w:spacing w:val="0"/>
+          <w:kern w:val="0"/>
+          <w:sz w:val="14"/>
+          <w:szCs w:val="14"/>
+          <w:bdr w:val="none" w:color="auto" w:sz="0" w:space="0"/>
+          <w:shd w:val="clear" w:fill="FAFAFA"/>
+          <w:lang w:val="en-US" w:eastAsia="zh-CN" w:bidi="ar"/>
+        </w:rPr>
+        <w:t>(ptr.age) {</w:t>
+      </w:r>
+    </w:p>
+    <w:p>
+      <w:pPr>
+        <w:keepNext w:val="0"/>
+        <w:keepLines w:val="0"/>
+        <w:widowControl/>
+        <w:suppressLineNumbers w:val="0"/>
+        <w:pBdr>
+          <w:top w:val="none" w:color="auto" w:sz="0" w:space="0"/>
+          <w:left w:val="none" w:color="auto" w:sz="0" w:space="0"/>
+          <w:bottom w:val="none" w:color="auto" w:sz="0" w:space="0"/>
+          <w:right w:val="none" w:color="auto" w:sz="0" w:space="0"/>
+        </w:pBdr>
+        <w:shd w:val="clear" w:fill="F8F8F8"/>
+        <w:spacing w:before="0" w:beforeAutospacing="0" w:after="0" w:afterAutospacing="0"/>
+        <w:ind w:left="0" w:firstLine="0"/>
+        <w:jc w:val="left"/>
+        <w:rPr>
+          <w:rFonts w:hint="default" w:ascii="Consolas" w:hAnsi="Consolas" w:eastAsia="Consolas" w:cs="Consolas"/>
+          <w:i w:val="0"/>
+          <w:iCs w:val="0"/>
+          <w:caps w:val="0"/>
+          <w:color w:val="383A42"/>
+          <w:spacing w:val="0"/>
+          <w:sz w:val="14"/>
+          <w:szCs w:val="14"/>
+        </w:rPr>
+      </w:pPr>
+      <w:r>
+        <w:rPr>
+          <w:rFonts w:hint="default" w:ascii="Consolas" w:hAnsi="Consolas" w:eastAsia="Consolas" w:cs="Consolas"/>
+          <w:i w:val="0"/>
+          <w:iCs w:val="0"/>
+          <w:caps w:val="0"/>
+          <w:color w:val="383A42"/>
+          <w:spacing w:val="0"/>
+          <w:kern w:val="0"/>
+          <w:sz w:val="14"/>
+          <w:szCs w:val="14"/>
+          <w:bdr w:val="none" w:color="auto" w:sz="0" w:space="0"/>
+          <w:shd w:val="clear" w:fill="F8F8F8"/>
+          <w:lang w:val="en-US" w:eastAsia="zh-CN" w:bidi="ar"/>
+        </w:rPr>
+        <w:t>                        std::cout &lt;&lt; </w:t>
+      </w:r>
+      <w:r>
+        <w:rPr>
+          <w:rFonts w:hint="default" w:ascii="Consolas" w:hAnsi="Consolas" w:eastAsia="Consolas" w:cs="Consolas"/>
+          <w:i w:val="0"/>
+          <w:iCs w:val="0"/>
+          <w:caps w:val="0"/>
+          <w:color w:val="50A14F"/>
+          <w:spacing w:val="0"/>
+          <w:kern w:val="0"/>
+          <w:sz w:val="14"/>
+          <w:szCs w:val="14"/>
+          <w:bdr w:val="none" w:color="auto" w:sz="0" w:space="0"/>
+          <w:shd w:val="clear" w:fill="F8F8F8"/>
+          <w:lang w:val="en-US" w:eastAsia="zh-CN" w:bidi="ar"/>
+        </w:rPr>
+        <w:t>"拷贝构造函数"</w:t>
+      </w:r>
+      <w:r>
+        <w:rPr>
+          <w:rFonts w:hint="default" w:ascii="Consolas" w:hAnsi="Consolas" w:eastAsia="Consolas" w:cs="Consolas"/>
+          <w:i w:val="0"/>
+          <w:iCs w:val="0"/>
+          <w:caps w:val="0"/>
+          <w:color w:val="383A42"/>
+          <w:spacing w:val="0"/>
+          <w:kern w:val="0"/>
+          <w:sz w:val="14"/>
+          <w:szCs w:val="14"/>
+          <w:bdr w:val="none" w:color="auto" w:sz="0" w:space="0"/>
+          <w:shd w:val="clear" w:fill="F8F8F8"/>
+          <w:lang w:val="en-US" w:eastAsia="zh-CN" w:bidi="ar"/>
+        </w:rPr>
+        <w:t> &lt;&lt; std::endl;</w:t>
+      </w:r>
+    </w:p>
+    <w:p>
+      <w:pPr>
+        <w:keepNext w:val="0"/>
+        <w:keepLines w:val="0"/>
+        <w:widowControl/>
+        <w:suppressLineNumbers w:val="0"/>
+        <w:pBdr>
+          <w:top w:val="none" w:color="auto" w:sz="0" w:space="0"/>
+          <w:left w:val="none" w:color="auto" w:sz="0" w:space="0"/>
+          <w:bottom w:val="none" w:color="auto" w:sz="0" w:space="0"/>
+          <w:right w:val="none" w:color="auto" w:sz="0" w:space="0"/>
+        </w:pBdr>
+        <w:shd w:val="clear" w:fill="FAFAFA"/>
+        <w:spacing w:before="0" w:beforeAutospacing="0" w:after="0" w:afterAutospacing="0"/>
+        <w:ind w:left="0" w:firstLine="0"/>
+        <w:jc w:val="left"/>
+        <w:rPr>
+          <w:rFonts w:hint="default" w:ascii="Consolas" w:hAnsi="Consolas" w:eastAsia="Consolas" w:cs="Consolas"/>
+          <w:i w:val="0"/>
+          <w:iCs w:val="0"/>
+          <w:caps w:val="0"/>
+          <w:color w:val="383A42"/>
+          <w:spacing w:val="0"/>
+          <w:sz w:val="14"/>
+          <w:szCs w:val="14"/>
+        </w:rPr>
+      </w:pPr>
+      <w:r>
+        <w:rPr>
+          <w:rFonts w:hint="default" w:ascii="Consolas" w:hAnsi="Consolas" w:eastAsia="Consolas" w:cs="Consolas"/>
+          <w:i w:val="0"/>
+          <w:iCs w:val="0"/>
+          <w:caps w:val="0"/>
+          <w:color w:val="383A42"/>
+          <w:spacing w:val="0"/>
+          <w:kern w:val="0"/>
+          <w:sz w:val="14"/>
+          <w:szCs w:val="14"/>
+          <w:bdr w:val="none" w:color="auto" w:sz="0" w:space="0"/>
+          <w:shd w:val="clear" w:fill="FAFAFA"/>
+          <w:lang w:val="en-US" w:eastAsia="zh-CN" w:bidi="ar"/>
+        </w:rPr>
+        <w:t>                }</w:t>
+      </w:r>
+    </w:p>
+    <w:p>
+      <w:pPr>
+        <w:keepNext w:val="0"/>
+        <w:keepLines w:val="0"/>
+        <w:widowControl/>
+        <w:suppressLineNumbers w:val="0"/>
+        <w:pBdr>
+          <w:top w:val="none" w:color="auto" w:sz="0" w:space="0"/>
+          <w:left w:val="none" w:color="auto" w:sz="0" w:space="0"/>
+          <w:bottom w:val="none" w:color="auto" w:sz="0" w:space="0"/>
+          <w:right w:val="none" w:color="auto" w:sz="0" w:space="0"/>
+        </w:pBdr>
+        <w:shd w:val="clear" w:fill="F8F8F8"/>
+        <w:spacing w:before="0" w:beforeAutospacing="0" w:after="0" w:afterAutospacing="0"/>
+        <w:ind w:left="0" w:firstLine="0"/>
+        <w:jc w:val="left"/>
+        <w:rPr>
+          <w:rFonts w:hint="default" w:ascii="Consolas" w:hAnsi="Consolas" w:eastAsia="Consolas" w:cs="Consolas"/>
+          <w:i w:val="0"/>
+          <w:iCs w:val="0"/>
+          <w:caps w:val="0"/>
+          <w:color w:val="383A42"/>
+          <w:spacing w:val="0"/>
+          <w:sz w:val="14"/>
+          <w:szCs w:val="14"/>
+        </w:rPr>
+      </w:pPr>
+      <w:r>
+        <w:rPr>
+          <w:rFonts w:hint="default" w:ascii="Consolas" w:hAnsi="Consolas" w:eastAsia="Consolas" w:cs="Consolas"/>
+          <w:i w:val="0"/>
+          <w:iCs w:val="0"/>
+          <w:caps w:val="0"/>
+          <w:color w:val="383A42"/>
+          <w:spacing w:val="0"/>
+          <w:kern w:val="0"/>
+          <w:sz w:val="14"/>
+          <w:szCs w:val="14"/>
+          <w:bdr w:val="none" w:color="auto" w:sz="0" w:space="0"/>
+          <w:shd w:val="clear" w:fill="F8F8F8"/>
+          <w:lang w:val="en-US" w:eastAsia="zh-CN" w:bidi="ar"/>
+        </w:rPr>
+        <w:t>                </w:t>
+      </w:r>
+      <w:r>
+        <w:rPr>
+          <w:rFonts w:hint="default" w:ascii="Consolas" w:hAnsi="Consolas" w:eastAsia="Consolas" w:cs="Consolas"/>
+          <w:i w:val="0"/>
+          <w:iCs w:val="0"/>
+          <w:caps w:val="0"/>
+          <w:color w:val="C18401"/>
+          <w:spacing w:val="0"/>
+          <w:kern w:val="0"/>
+          <w:sz w:val="14"/>
+          <w:szCs w:val="14"/>
+          <w:bdr w:val="none" w:color="auto" w:sz="0" w:space="0"/>
+          <w:shd w:val="clear" w:fill="F8F8F8"/>
+          <w:lang w:val="en-US" w:eastAsia="zh-CN" w:bidi="ar"/>
+        </w:rPr>
+        <w:t>Person</w:t>
+      </w:r>
+      <w:r>
+        <w:rPr>
+          <w:rFonts w:hint="default" w:ascii="Consolas" w:hAnsi="Consolas" w:eastAsia="Consolas" w:cs="Consolas"/>
+          <w:i w:val="0"/>
+          <w:iCs w:val="0"/>
+          <w:caps w:val="0"/>
+          <w:color w:val="383A42"/>
+          <w:spacing w:val="0"/>
+          <w:kern w:val="0"/>
+          <w:sz w:val="14"/>
+          <w:szCs w:val="14"/>
+          <w:bdr w:val="none" w:color="auto" w:sz="0" w:space="0"/>
+          <w:shd w:val="clear" w:fill="F8F8F8"/>
+          <w:lang w:val="en-US" w:eastAsia="zh-CN" w:bidi="ar"/>
+        </w:rPr>
+        <w:t>(Person &amp;&amp;ptr) </w:t>
+      </w:r>
+      <w:r>
+        <w:rPr>
+          <w:rFonts w:hint="default" w:ascii="Consolas" w:hAnsi="Consolas" w:eastAsia="Consolas" w:cs="Consolas"/>
+          <w:i w:val="0"/>
+          <w:iCs w:val="0"/>
+          <w:caps w:val="0"/>
+          <w:color w:val="A626A4"/>
+          <w:spacing w:val="0"/>
+          <w:kern w:val="0"/>
+          <w:sz w:val="14"/>
+          <w:szCs w:val="14"/>
+          <w:bdr w:val="none" w:color="auto" w:sz="0" w:space="0"/>
+          <w:shd w:val="clear" w:fill="F8F8F8"/>
+          <w:lang w:val="en-US" w:eastAsia="zh-CN" w:bidi="ar"/>
+        </w:rPr>
+        <w:t>noexcept</w:t>
+      </w:r>
+      <w:r>
+        <w:rPr>
+          <w:rFonts w:hint="default" w:ascii="Consolas" w:hAnsi="Consolas" w:eastAsia="Consolas" w:cs="Consolas"/>
+          <w:i w:val="0"/>
+          <w:iCs w:val="0"/>
+          <w:caps w:val="0"/>
+          <w:color w:val="383A42"/>
+          <w:spacing w:val="0"/>
+          <w:kern w:val="0"/>
+          <w:sz w:val="14"/>
+          <w:szCs w:val="14"/>
+          <w:bdr w:val="none" w:color="auto" w:sz="0" w:space="0"/>
+          <w:shd w:val="clear" w:fill="F8F8F8"/>
+          <w:lang w:val="en-US" w:eastAsia="zh-CN" w:bidi="ar"/>
+        </w:rPr>
+        <w:t>: </w:t>
+      </w:r>
+      <w:r>
+        <w:rPr>
+          <w:rFonts w:hint="default" w:ascii="Consolas" w:hAnsi="Consolas" w:eastAsia="Consolas" w:cs="Consolas"/>
+          <w:i w:val="0"/>
+          <w:iCs w:val="0"/>
+          <w:caps w:val="0"/>
+          <w:color w:val="C18401"/>
+          <w:spacing w:val="0"/>
+          <w:kern w:val="0"/>
+          <w:sz w:val="14"/>
+          <w:szCs w:val="14"/>
+          <w:bdr w:val="none" w:color="auto" w:sz="0" w:space="0"/>
+          <w:shd w:val="clear" w:fill="F8F8F8"/>
+          <w:lang w:val="en-US" w:eastAsia="zh-CN" w:bidi="ar"/>
+        </w:rPr>
+        <w:t>name</w:t>
+      </w:r>
+      <w:r>
+        <w:rPr>
+          <w:rFonts w:hint="default" w:ascii="Consolas" w:hAnsi="Consolas" w:eastAsia="Consolas" w:cs="Consolas"/>
+          <w:i w:val="0"/>
+          <w:iCs w:val="0"/>
+          <w:caps w:val="0"/>
+          <w:color w:val="383A42"/>
+          <w:spacing w:val="0"/>
+          <w:kern w:val="0"/>
+          <w:sz w:val="14"/>
+          <w:szCs w:val="14"/>
+          <w:bdr w:val="none" w:color="auto" w:sz="0" w:space="0"/>
+          <w:shd w:val="clear" w:fill="F8F8F8"/>
+          <w:lang w:val="en-US" w:eastAsia="zh-CN" w:bidi="ar"/>
+        </w:rPr>
+        <w:t>(std::</w:t>
+      </w:r>
+      <w:r>
+        <w:rPr>
+          <w:rFonts w:hint="default" w:ascii="Consolas" w:hAnsi="Consolas" w:eastAsia="Consolas" w:cs="Consolas"/>
+          <w:i w:val="0"/>
+          <w:iCs w:val="0"/>
+          <w:caps w:val="0"/>
+          <w:color w:val="C18401"/>
+          <w:spacing w:val="0"/>
+          <w:kern w:val="0"/>
+          <w:sz w:val="14"/>
+          <w:szCs w:val="14"/>
+          <w:bdr w:val="none" w:color="auto" w:sz="0" w:space="0"/>
+          <w:shd w:val="clear" w:fill="F8F8F8"/>
+          <w:lang w:val="en-US" w:eastAsia="zh-CN" w:bidi="ar"/>
+        </w:rPr>
+        <w:t>move</w:t>
+      </w:r>
+      <w:r>
+        <w:rPr>
+          <w:rFonts w:hint="default" w:ascii="Consolas" w:hAnsi="Consolas" w:eastAsia="Consolas" w:cs="Consolas"/>
+          <w:i w:val="0"/>
+          <w:iCs w:val="0"/>
+          <w:caps w:val="0"/>
+          <w:color w:val="383A42"/>
+          <w:spacing w:val="0"/>
+          <w:kern w:val="0"/>
+          <w:sz w:val="14"/>
+          <w:szCs w:val="14"/>
+          <w:bdr w:val="none" w:color="auto" w:sz="0" w:space="0"/>
+          <w:shd w:val="clear" w:fill="F8F8F8"/>
+          <w:lang w:val="en-US" w:eastAsia="zh-CN" w:bidi="ar"/>
+        </w:rPr>
+        <w:t>(ptr.name)), </w:t>
+      </w:r>
+      <w:r>
+        <w:rPr>
+          <w:rFonts w:hint="default" w:ascii="Consolas" w:hAnsi="Consolas" w:eastAsia="Consolas" w:cs="Consolas"/>
+          <w:i w:val="0"/>
+          <w:iCs w:val="0"/>
+          <w:caps w:val="0"/>
+          <w:color w:val="C18401"/>
+          <w:spacing w:val="0"/>
+          <w:kern w:val="0"/>
+          <w:sz w:val="14"/>
+          <w:szCs w:val="14"/>
+          <w:bdr w:val="none" w:color="auto" w:sz="0" w:space="0"/>
+          <w:shd w:val="clear" w:fill="F8F8F8"/>
+          <w:lang w:val="en-US" w:eastAsia="zh-CN" w:bidi="ar"/>
+        </w:rPr>
+        <w:t>age</w:t>
+      </w:r>
+      <w:r>
+        <w:rPr>
+          <w:rFonts w:hint="default" w:ascii="Consolas" w:hAnsi="Consolas" w:eastAsia="Consolas" w:cs="Consolas"/>
+          <w:i w:val="0"/>
+          <w:iCs w:val="0"/>
+          <w:caps w:val="0"/>
+          <w:color w:val="383A42"/>
+          <w:spacing w:val="0"/>
+          <w:kern w:val="0"/>
+          <w:sz w:val="14"/>
+          <w:szCs w:val="14"/>
+          <w:bdr w:val="none" w:color="auto" w:sz="0" w:space="0"/>
+          <w:shd w:val="clear" w:fill="F8F8F8"/>
+          <w:lang w:val="en-US" w:eastAsia="zh-CN" w:bidi="ar"/>
+        </w:rPr>
+        <w:t>(ptr.age) {</w:t>
+      </w:r>
+    </w:p>
+    <w:p>
+      <w:pPr>
+        <w:keepNext w:val="0"/>
+        <w:keepLines w:val="0"/>
+        <w:widowControl/>
+        <w:suppressLineNumbers w:val="0"/>
+        <w:pBdr>
+          <w:top w:val="none" w:color="auto" w:sz="0" w:space="0"/>
+          <w:left w:val="none" w:color="auto" w:sz="0" w:space="0"/>
+          <w:bottom w:val="none" w:color="auto" w:sz="0" w:space="0"/>
+          <w:right w:val="none" w:color="auto" w:sz="0" w:space="0"/>
+        </w:pBdr>
+        <w:shd w:val="clear" w:fill="FAFAFA"/>
+        <w:spacing w:before="0" w:beforeAutospacing="0" w:after="0" w:afterAutospacing="0"/>
+        <w:ind w:left="0" w:firstLine="0"/>
+        <w:jc w:val="left"/>
+        <w:rPr>
+          <w:rFonts w:hint="default" w:ascii="Consolas" w:hAnsi="Consolas" w:eastAsia="Consolas" w:cs="Consolas"/>
+          <w:i w:val="0"/>
+          <w:iCs w:val="0"/>
+          <w:caps w:val="0"/>
+          <w:color w:val="383A42"/>
+          <w:spacing w:val="0"/>
+          <w:sz w:val="14"/>
+          <w:szCs w:val="14"/>
+        </w:rPr>
+      </w:pPr>
+      <w:r>
+        <w:rPr>
+          <w:rFonts w:hint="default" w:ascii="Consolas" w:hAnsi="Consolas" w:eastAsia="Consolas" w:cs="Consolas"/>
+          <w:i w:val="0"/>
+          <w:iCs w:val="0"/>
+          <w:caps w:val="0"/>
+          <w:color w:val="383A42"/>
+          <w:spacing w:val="0"/>
+          <w:kern w:val="0"/>
+          <w:sz w:val="14"/>
+          <w:szCs w:val="14"/>
+          <w:bdr w:val="none" w:color="auto" w:sz="0" w:space="0"/>
+          <w:shd w:val="clear" w:fill="FAFAFA"/>
+          <w:lang w:val="en-US" w:eastAsia="zh-CN" w:bidi="ar"/>
+        </w:rPr>
+        <w:t>                        std::cout &lt;&lt; </w:t>
+      </w:r>
+      <w:r>
+        <w:rPr>
+          <w:rFonts w:hint="default" w:ascii="Consolas" w:hAnsi="Consolas" w:eastAsia="Consolas" w:cs="Consolas"/>
+          <w:i w:val="0"/>
+          <w:iCs w:val="0"/>
+          <w:caps w:val="0"/>
+          <w:color w:val="50A14F"/>
+          <w:spacing w:val="0"/>
+          <w:kern w:val="0"/>
+          <w:sz w:val="14"/>
+          <w:szCs w:val="14"/>
+          <w:bdr w:val="none" w:color="auto" w:sz="0" w:space="0"/>
+          <w:shd w:val="clear" w:fill="FAFAFA"/>
+          <w:lang w:val="en-US" w:eastAsia="zh-CN" w:bidi="ar"/>
+        </w:rPr>
+        <w:t>"移动构造函数"</w:t>
+      </w:r>
+      <w:r>
+        <w:rPr>
+          <w:rFonts w:hint="default" w:ascii="Consolas" w:hAnsi="Consolas" w:eastAsia="Consolas" w:cs="Consolas"/>
+          <w:i w:val="0"/>
+          <w:iCs w:val="0"/>
+          <w:caps w:val="0"/>
+          <w:color w:val="383A42"/>
+          <w:spacing w:val="0"/>
+          <w:kern w:val="0"/>
+          <w:sz w:val="14"/>
+          <w:szCs w:val="14"/>
+          <w:bdr w:val="none" w:color="auto" w:sz="0" w:space="0"/>
+          <w:shd w:val="clear" w:fill="FAFAFA"/>
+          <w:lang w:val="en-US" w:eastAsia="zh-CN" w:bidi="ar"/>
+        </w:rPr>
+        <w:t> &lt;&lt; std::endl;</w:t>
+      </w:r>
+    </w:p>
+    <w:p>
+      <w:pPr>
+        <w:keepNext w:val="0"/>
+        <w:keepLines w:val="0"/>
+        <w:widowControl/>
+        <w:suppressLineNumbers w:val="0"/>
+        <w:pBdr>
+          <w:top w:val="none" w:color="auto" w:sz="0" w:space="0"/>
+          <w:left w:val="none" w:color="auto" w:sz="0" w:space="0"/>
+          <w:bottom w:val="none" w:color="auto" w:sz="0" w:space="0"/>
+          <w:right w:val="none" w:color="auto" w:sz="0" w:space="0"/>
+        </w:pBdr>
+        <w:shd w:val="clear" w:fill="F8F8F8"/>
+        <w:spacing w:before="0" w:beforeAutospacing="0" w:after="0" w:afterAutospacing="0"/>
+        <w:ind w:left="0" w:firstLine="0"/>
+        <w:jc w:val="left"/>
+        <w:rPr>
+          <w:rFonts w:hint="default" w:ascii="Consolas" w:hAnsi="Consolas" w:eastAsia="Consolas" w:cs="Consolas"/>
+          <w:i w:val="0"/>
+          <w:iCs w:val="0"/>
+          <w:caps w:val="0"/>
+          <w:color w:val="383A42"/>
+          <w:spacing w:val="0"/>
+          <w:sz w:val="14"/>
+          <w:szCs w:val="14"/>
+        </w:rPr>
+      </w:pPr>
+      <w:r>
+        <w:rPr>
+          <w:rFonts w:hint="default" w:ascii="Consolas" w:hAnsi="Consolas" w:eastAsia="Consolas" w:cs="Consolas"/>
+          <w:i w:val="0"/>
+          <w:iCs w:val="0"/>
+          <w:caps w:val="0"/>
+          <w:color w:val="383A42"/>
+          <w:spacing w:val="0"/>
+          <w:kern w:val="0"/>
+          <w:sz w:val="14"/>
+          <w:szCs w:val="14"/>
+          <w:bdr w:val="none" w:color="auto" w:sz="0" w:space="0"/>
+          <w:shd w:val="clear" w:fill="F8F8F8"/>
+          <w:lang w:val="en-US" w:eastAsia="zh-CN" w:bidi="ar"/>
+        </w:rPr>
+        <w:t>                }</w:t>
+      </w:r>
+    </w:p>
+    <w:p>
+      <w:pPr>
+        <w:keepNext w:val="0"/>
+        <w:keepLines w:val="0"/>
+        <w:widowControl/>
+        <w:suppressLineNumbers w:val="0"/>
+        <w:pBdr>
+          <w:top w:val="none" w:color="auto" w:sz="0" w:space="0"/>
+          <w:left w:val="none" w:color="auto" w:sz="0" w:space="0"/>
+          <w:bottom w:val="none" w:color="auto" w:sz="0" w:space="0"/>
+          <w:right w:val="none" w:color="auto" w:sz="0" w:space="0"/>
+        </w:pBdr>
+        <w:shd w:val="clear" w:fill="FAFAFA"/>
+        <w:spacing w:before="0" w:beforeAutospacing="0" w:after="0" w:afterAutospacing="0"/>
+        <w:ind w:left="0" w:firstLine="0"/>
+        <w:jc w:val="left"/>
+        <w:rPr>
+          <w:rFonts w:hint="default" w:ascii="Consolas" w:hAnsi="Consolas" w:eastAsia="Consolas" w:cs="Consolas"/>
+          <w:i w:val="0"/>
+          <w:iCs w:val="0"/>
+          <w:caps w:val="0"/>
+          <w:color w:val="383A42"/>
+          <w:spacing w:val="0"/>
+          <w:sz w:val="14"/>
+          <w:szCs w:val="14"/>
+        </w:rPr>
+      </w:pPr>
+      <w:r>
+        <w:rPr>
+          <w:rFonts w:hint="default" w:ascii="Consolas" w:hAnsi="Consolas" w:eastAsia="Consolas" w:cs="Consolas"/>
+          <w:i w:val="0"/>
+          <w:iCs w:val="0"/>
+          <w:caps w:val="0"/>
+          <w:color w:val="383A42"/>
+          <w:spacing w:val="0"/>
+          <w:kern w:val="0"/>
+          <w:sz w:val="14"/>
+          <w:szCs w:val="14"/>
+          <w:bdr w:val="none" w:color="auto" w:sz="0" w:space="0"/>
+          <w:shd w:val="clear" w:fill="FAFAFA"/>
+          <w:lang w:val="en-US" w:eastAsia="zh-CN" w:bidi="ar"/>
+        </w:rPr>
+        <w:t>        </w:t>
+      </w:r>
+      <w:r>
+        <w:rPr>
+          <w:rFonts w:hint="default" w:ascii="Consolas" w:hAnsi="Consolas" w:eastAsia="Consolas" w:cs="Consolas"/>
+          <w:i w:val="0"/>
+          <w:iCs w:val="0"/>
+          <w:caps w:val="0"/>
+          <w:color w:val="A626A4"/>
+          <w:spacing w:val="0"/>
+          <w:kern w:val="0"/>
+          <w:sz w:val="14"/>
+          <w:szCs w:val="14"/>
+          <w:bdr w:val="none" w:color="auto" w:sz="0" w:space="0"/>
+          <w:shd w:val="clear" w:fill="FAFAFA"/>
+          <w:lang w:val="en-US" w:eastAsia="zh-CN" w:bidi="ar"/>
+        </w:rPr>
+        <w:t>private</w:t>
+      </w:r>
+      <w:r>
+        <w:rPr>
+          <w:rFonts w:hint="default" w:ascii="Consolas" w:hAnsi="Consolas" w:eastAsia="Consolas" w:cs="Consolas"/>
+          <w:i w:val="0"/>
+          <w:iCs w:val="0"/>
+          <w:caps w:val="0"/>
+          <w:color w:val="383A42"/>
+          <w:spacing w:val="0"/>
+          <w:kern w:val="0"/>
+          <w:sz w:val="14"/>
+          <w:szCs w:val="14"/>
+          <w:bdr w:val="none" w:color="auto" w:sz="0" w:space="0"/>
+          <w:shd w:val="clear" w:fill="FAFAFA"/>
+          <w:lang w:val="en-US" w:eastAsia="zh-CN" w:bidi="ar"/>
+        </w:rPr>
+        <w:t>:</w:t>
+      </w:r>
+    </w:p>
+    <w:p>
+      <w:pPr>
+        <w:keepNext w:val="0"/>
+        <w:keepLines w:val="0"/>
+        <w:widowControl/>
+        <w:suppressLineNumbers w:val="0"/>
+        <w:pBdr>
+          <w:top w:val="none" w:color="auto" w:sz="0" w:space="0"/>
+          <w:left w:val="none" w:color="auto" w:sz="0" w:space="0"/>
+          <w:bottom w:val="none" w:color="auto" w:sz="0" w:space="0"/>
+          <w:right w:val="none" w:color="auto" w:sz="0" w:space="0"/>
+        </w:pBdr>
+        <w:shd w:val="clear" w:fill="F8F8F8"/>
+        <w:spacing w:before="0" w:beforeAutospacing="0" w:after="0" w:afterAutospacing="0"/>
+        <w:ind w:left="0" w:firstLine="0"/>
+        <w:jc w:val="left"/>
+        <w:rPr>
+          <w:rFonts w:hint="default" w:ascii="Consolas" w:hAnsi="Consolas" w:eastAsia="Consolas" w:cs="Consolas"/>
+          <w:i w:val="0"/>
+          <w:iCs w:val="0"/>
+          <w:caps w:val="0"/>
+          <w:color w:val="383A42"/>
+          <w:spacing w:val="0"/>
+          <w:sz w:val="14"/>
+          <w:szCs w:val="14"/>
+        </w:rPr>
+      </w:pPr>
+      <w:r>
+        <w:rPr>
+          <w:rFonts w:hint="default" w:ascii="Consolas" w:hAnsi="Consolas" w:eastAsia="Consolas" w:cs="Consolas"/>
+          <w:i w:val="0"/>
+          <w:iCs w:val="0"/>
+          <w:caps w:val="0"/>
+          <w:color w:val="383A42"/>
+          <w:spacing w:val="0"/>
+          <w:kern w:val="0"/>
+          <w:sz w:val="14"/>
+          <w:szCs w:val="14"/>
+          <w:bdr w:val="none" w:color="auto" w:sz="0" w:space="0"/>
+          <w:shd w:val="clear" w:fill="F8F8F8"/>
+          <w:lang w:val="en-US" w:eastAsia="zh-CN" w:bidi="ar"/>
+        </w:rPr>
+        <w:t>                std::string name;</w:t>
+      </w:r>
+    </w:p>
+    <w:p>
+      <w:pPr>
+        <w:keepNext w:val="0"/>
+        <w:keepLines w:val="0"/>
+        <w:widowControl/>
+        <w:suppressLineNumbers w:val="0"/>
+        <w:pBdr>
+          <w:top w:val="none" w:color="auto" w:sz="0" w:space="0"/>
+          <w:left w:val="none" w:color="auto" w:sz="0" w:space="0"/>
+          <w:bottom w:val="none" w:color="auto" w:sz="0" w:space="0"/>
+          <w:right w:val="none" w:color="auto" w:sz="0" w:space="0"/>
+        </w:pBdr>
+        <w:shd w:val="clear" w:fill="FAFAFA"/>
+        <w:spacing w:before="0" w:beforeAutospacing="0" w:after="0" w:afterAutospacing="0"/>
+        <w:ind w:left="0" w:firstLine="0"/>
+        <w:jc w:val="left"/>
+        <w:rPr>
+          <w:rFonts w:hint="default" w:ascii="Consolas" w:hAnsi="Consolas" w:eastAsia="Consolas" w:cs="Consolas"/>
+          <w:i w:val="0"/>
+          <w:iCs w:val="0"/>
+          <w:caps w:val="0"/>
+          <w:color w:val="383A42"/>
+          <w:spacing w:val="0"/>
+          <w:sz w:val="14"/>
+          <w:szCs w:val="14"/>
+        </w:rPr>
+      </w:pPr>
+      <w:r>
+        <w:rPr>
+          <w:rFonts w:hint="default" w:ascii="Consolas" w:hAnsi="Consolas" w:eastAsia="Consolas" w:cs="Consolas"/>
+          <w:i w:val="0"/>
+          <w:iCs w:val="0"/>
+          <w:caps w:val="0"/>
+          <w:color w:val="383A42"/>
+          <w:spacing w:val="0"/>
+          <w:kern w:val="0"/>
+          <w:sz w:val="14"/>
+          <w:szCs w:val="14"/>
+          <w:bdr w:val="none" w:color="auto" w:sz="0" w:space="0"/>
+          <w:shd w:val="clear" w:fill="FAFAFA"/>
+          <w:lang w:val="en-US" w:eastAsia="zh-CN" w:bidi="ar"/>
+        </w:rPr>
+        <w:t>                </w:t>
+      </w:r>
+      <w:r>
+        <w:rPr>
+          <w:rFonts w:hint="default" w:ascii="Consolas" w:hAnsi="Consolas" w:eastAsia="Consolas" w:cs="Consolas"/>
+          <w:i w:val="0"/>
+          <w:iCs w:val="0"/>
+          <w:caps w:val="0"/>
+          <w:color w:val="986801"/>
+          <w:spacing w:val="0"/>
+          <w:kern w:val="0"/>
+          <w:sz w:val="14"/>
+          <w:szCs w:val="14"/>
+          <w:bdr w:val="none" w:color="auto" w:sz="0" w:space="0"/>
+          <w:shd w:val="clear" w:fill="FAFAFA"/>
+          <w:lang w:val="en-US" w:eastAsia="zh-CN" w:bidi="ar"/>
+        </w:rPr>
+        <w:t>int</w:t>
+      </w:r>
+      <w:r>
+        <w:rPr>
+          <w:rFonts w:hint="default" w:ascii="Consolas" w:hAnsi="Consolas" w:eastAsia="Consolas" w:cs="Consolas"/>
+          <w:i w:val="0"/>
+          <w:iCs w:val="0"/>
+          <w:caps w:val="0"/>
+          <w:color w:val="383A42"/>
+          <w:spacing w:val="0"/>
+          <w:kern w:val="0"/>
+          <w:sz w:val="14"/>
+          <w:szCs w:val="14"/>
+          <w:bdr w:val="none" w:color="auto" w:sz="0" w:space="0"/>
+          <w:shd w:val="clear" w:fill="FAFAFA"/>
+          <w:lang w:val="en-US" w:eastAsia="zh-CN" w:bidi="ar"/>
+        </w:rPr>
+        <w:t> age;</w:t>
+      </w:r>
+    </w:p>
+    <w:p>
+      <w:pPr>
+        <w:keepNext w:val="0"/>
+        <w:keepLines w:val="0"/>
+        <w:widowControl/>
+        <w:suppressLineNumbers w:val="0"/>
+        <w:pBdr>
+          <w:top w:val="none" w:color="auto" w:sz="0" w:space="0"/>
+          <w:left w:val="none" w:color="auto" w:sz="0" w:space="0"/>
+          <w:bottom w:val="none" w:color="auto" w:sz="0" w:space="0"/>
+          <w:right w:val="none" w:color="auto" w:sz="0" w:space="0"/>
+        </w:pBdr>
+        <w:shd w:val="clear" w:fill="F8F8F8"/>
+        <w:spacing w:before="0" w:beforeAutospacing="0" w:after="0" w:afterAutospacing="0"/>
+        <w:ind w:left="0" w:firstLine="0"/>
+        <w:jc w:val="left"/>
+        <w:rPr>
+          <w:rFonts w:hint="default" w:ascii="Consolas" w:hAnsi="Consolas" w:eastAsia="Consolas" w:cs="Consolas"/>
+          <w:i w:val="0"/>
+          <w:iCs w:val="0"/>
+          <w:caps w:val="0"/>
+          <w:color w:val="383A42"/>
+          <w:spacing w:val="0"/>
+          <w:sz w:val="14"/>
+          <w:szCs w:val="14"/>
+        </w:rPr>
+      </w:pPr>
+      <w:r>
+        <w:rPr>
+          <w:rFonts w:hint="default" w:ascii="Consolas" w:hAnsi="Consolas" w:eastAsia="Consolas" w:cs="Consolas"/>
+          <w:i w:val="0"/>
+          <w:iCs w:val="0"/>
+          <w:caps w:val="0"/>
+          <w:color w:val="383A42"/>
+          <w:spacing w:val="0"/>
+          <w:kern w:val="0"/>
+          <w:sz w:val="14"/>
+          <w:szCs w:val="14"/>
+          <w:bdr w:val="none" w:color="auto" w:sz="0" w:space="0"/>
+          <w:shd w:val="clear" w:fill="F8F8F8"/>
+          <w:lang w:val="en-US" w:eastAsia="zh-CN" w:bidi="ar"/>
+        </w:rPr>
+        <w:t>};</w:t>
+      </w:r>
+    </w:p>
+    <w:p>
+      <w:pPr>
+        <w:keepNext w:val="0"/>
+        <w:keepLines w:val="0"/>
+        <w:widowControl/>
+        <w:suppressLineNumbers w:val="0"/>
+        <w:pBdr>
+          <w:top w:val="none" w:color="auto" w:sz="0" w:space="0"/>
+          <w:left w:val="none" w:color="auto" w:sz="0" w:space="0"/>
+          <w:bottom w:val="none" w:color="auto" w:sz="0" w:space="0"/>
+          <w:right w:val="none" w:color="auto" w:sz="0" w:space="0"/>
+        </w:pBdr>
+        <w:shd w:val="clear" w:fill="F8F8F8"/>
+        <w:spacing w:before="0" w:beforeAutospacing="0" w:after="0" w:afterAutospacing="0"/>
+        <w:ind w:left="0" w:firstLine="0"/>
+        <w:jc w:val="left"/>
+        <w:rPr>
+          <w:rFonts w:hint="default" w:ascii="Consolas" w:hAnsi="Consolas" w:eastAsia="Consolas" w:cs="Consolas"/>
+          <w:i w:val="0"/>
+          <w:iCs w:val="0"/>
+          <w:caps w:val="0"/>
+          <w:color w:val="383A42"/>
+          <w:spacing w:val="0"/>
+          <w:sz w:val="14"/>
+          <w:szCs w:val="14"/>
+        </w:rPr>
+      </w:pPr>
+      <w:r>
+        <w:rPr>
+          <w:rFonts w:hint="default" w:ascii="Consolas" w:hAnsi="Consolas" w:eastAsia="Consolas" w:cs="Consolas"/>
+          <w:i w:val="0"/>
+          <w:iCs w:val="0"/>
+          <w:caps w:val="0"/>
+          <w:color w:val="986801"/>
+          <w:spacing w:val="0"/>
+          <w:kern w:val="0"/>
+          <w:sz w:val="14"/>
+          <w:szCs w:val="14"/>
+          <w:bdr w:val="none" w:color="auto" w:sz="0" w:space="0"/>
+          <w:shd w:val="clear" w:fill="F8F8F8"/>
+          <w:lang w:val="en-US" w:eastAsia="zh-CN" w:bidi="ar"/>
+        </w:rPr>
+        <w:t>int</w:t>
+      </w:r>
+      <w:r>
+        <w:rPr>
+          <w:rFonts w:hint="default" w:ascii="Consolas" w:hAnsi="Consolas" w:eastAsia="Consolas" w:cs="Consolas"/>
+          <w:i w:val="0"/>
+          <w:iCs w:val="0"/>
+          <w:caps w:val="0"/>
+          <w:color w:val="383A42"/>
+          <w:spacing w:val="0"/>
+          <w:kern w:val="0"/>
+          <w:sz w:val="14"/>
+          <w:szCs w:val="14"/>
+          <w:bdr w:val="none" w:color="auto" w:sz="0" w:space="0"/>
+          <w:shd w:val="clear" w:fill="F8F8F8"/>
+          <w:lang w:val="en-US" w:eastAsia="zh-CN" w:bidi="ar"/>
+        </w:rPr>
+        <w:t> </w:t>
+      </w:r>
+      <w:r>
+        <w:rPr>
+          <w:rFonts w:hint="default" w:ascii="Consolas" w:hAnsi="Consolas" w:eastAsia="Consolas" w:cs="Consolas"/>
+          <w:i w:val="0"/>
+          <w:iCs w:val="0"/>
+          <w:caps w:val="0"/>
+          <w:color w:val="4078F2"/>
+          <w:spacing w:val="0"/>
+          <w:kern w:val="0"/>
+          <w:sz w:val="14"/>
+          <w:szCs w:val="14"/>
+          <w:bdr w:val="none" w:color="auto" w:sz="0" w:space="0"/>
+          <w:shd w:val="clear" w:fill="F8F8F8"/>
+          <w:lang w:val="en-US" w:eastAsia="zh-CN" w:bidi="ar"/>
+        </w:rPr>
+        <w:t>main</w:t>
+      </w:r>
+      <w:r>
+        <w:rPr>
+          <w:rFonts w:hint="default" w:ascii="Consolas" w:hAnsi="Consolas" w:eastAsia="Consolas" w:cs="Consolas"/>
+          <w:i w:val="0"/>
+          <w:iCs w:val="0"/>
+          <w:caps w:val="0"/>
+          <w:color w:val="383A42"/>
+          <w:spacing w:val="0"/>
+          <w:kern w:val="0"/>
+          <w:sz w:val="14"/>
+          <w:szCs w:val="14"/>
+          <w:bdr w:val="none" w:color="auto" w:sz="0" w:space="0"/>
+          <w:shd w:val="clear" w:fill="F8F8F8"/>
+          <w:lang w:val="en-US" w:eastAsia="zh-CN" w:bidi="ar"/>
+        </w:rPr>
+        <w:t>() {</w:t>
+      </w:r>
+    </w:p>
+    <w:p>
+      <w:pPr>
+        <w:keepNext w:val="0"/>
+        <w:keepLines w:val="0"/>
+        <w:widowControl/>
+        <w:suppressLineNumbers w:val="0"/>
+        <w:pBdr>
+          <w:top w:val="none" w:color="auto" w:sz="0" w:space="0"/>
+          <w:left w:val="none" w:color="auto" w:sz="0" w:space="0"/>
+          <w:bottom w:val="none" w:color="auto" w:sz="0" w:space="0"/>
+          <w:right w:val="none" w:color="auto" w:sz="0" w:space="0"/>
+        </w:pBdr>
+        <w:shd w:val="clear" w:fill="FAFAFA"/>
+        <w:spacing w:before="0" w:beforeAutospacing="0" w:after="0" w:afterAutospacing="0"/>
+        <w:ind w:left="0" w:firstLine="0"/>
+        <w:jc w:val="left"/>
+        <w:rPr>
+          <w:rFonts w:hint="default" w:ascii="Consolas" w:hAnsi="Consolas" w:eastAsia="Consolas" w:cs="Consolas"/>
+          <w:i w:val="0"/>
+          <w:iCs w:val="0"/>
+          <w:caps w:val="0"/>
+          <w:color w:val="383A42"/>
+          <w:spacing w:val="0"/>
+          <w:sz w:val="14"/>
+          <w:szCs w:val="14"/>
+        </w:rPr>
+      </w:pPr>
+      <w:r>
+        <w:rPr>
+          <w:rFonts w:hint="default" w:ascii="Consolas" w:hAnsi="Consolas" w:eastAsia="Consolas" w:cs="Consolas"/>
+          <w:i w:val="0"/>
+          <w:iCs w:val="0"/>
+          <w:caps w:val="0"/>
+          <w:color w:val="383A42"/>
+          <w:spacing w:val="0"/>
+          <w:kern w:val="0"/>
+          <w:sz w:val="14"/>
+          <w:szCs w:val="14"/>
+          <w:bdr w:val="none" w:color="auto" w:sz="0" w:space="0"/>
+          <w:shd w:val="clear" w:fill="FAFAFA"/>
+          <w:lang w:val="en-US" w:eastAsia="zh-CN" w:bidi="ar"/>
+        </w:rPr>
+        <w:t>        std::vector&lt;Person&gt; vec;</w:t>
+      </w:r>
+    </w:p>
+    <w:p>
+      <w:pPr>
+        <w:keepNext w:val="0"/>
+        <w:keepLines w:val="0"/>
+        <w:widowControl/>
+        <w:suppressLineNumbers w:val="0"/>
+        <w:pBdr>
+          <w:top w:val="none" w:color="auto" w:sz="0" w:space="0"/>
+          <w:left w:val="none" w:color="auto" w:sz="0" w:space="0"/>
+          <w:bottom w:val="none" w:color="auto" w:sz="0" w:space="0"/>
+          <w:right w:val="none" w:color="auto" w:sz="0" w:space="0"/>
+        </w:pBdr>
+        <w:shd w:val="clear" w:fill="F8F8F8"/>
+        <w:spacing w:before="0" w:beforeAutospacing="0" w:after="0" w:afterAutospacing="0"/>
+        <w:ind w:left="0" w:firstLine="0"/>
+        <w:jc w:val="left"/>
+        <w:rPr>
+          <w:rFonts w:hint="default" w:ascii="Consolas" w:hAnsi="Consolas" w:eastAsia="Consolas" w:cs="Consolas"/>
+          <w:i w:val="0"/>
+          <w:iCs w:val="0"/>
+          <w:caps w:val="0"/>
+          <w:color w:val="383A42"/>
+          <w:spacing w:val="0"/>
+          <w:sz w:val="14"/>
+          <w:szCs w:val="14"/>
+        </w:rPr>
+      </w:pPr>
+      <w:r>
+        <w:rPr>
+          <w:rFonts w:hint="default" w:ascii="Consolas" w:hAnsi="Consolas" w:eastAsia="Consolas" w:cs="Consolas"/>
+          <w:i w:val="0"/>
+          <w:iCs w:val="0"/>
+          <w:caps w:val="0"/>
+          <w:color w:val="383A42"/>
+          <w:spacing w:val="0"/>
+          <w:kern w:val="0"/>
+          <w:sz w:val="14"/>
+          <w:szCs w:val="14"/>
+          <w:bdr w:val="none" w:color="auto" w:sz="0" w:space="0"/>
+          <w:shd w:val="clear" w:fill="F8F8F8"/>
+          <w:lang w:val="en-US" w:eastAsia="zh-CN" w:bidi="ar"/>
+        </w:rPr>
+        <w:t>        vec.</w:t>
+      </w:r>
+      <w:r>
+        <w:rPr>
+          <w:rFonts w:hint="default" w:ascii="Consolas" w:hAnsi="Consolas" w:eastAsia="Consolas" w:cs="Consolas"/>
+          <w:i w:val="0"/>
+          <w:iCs w:val="0"/>
+          <w:caps w:val="0"/>
+          <w:color w:val="C18401"/>
+          <w:spacing w:val="0"/>
+          <w:kern w:val="0"/>
+          <w:sz w:val="14"/>
+          <w:szCs w:val="14"/>
+          <w:bdr w:val="none" w:color="auto" w:sz="0" w:space="0"/>
+          <w:shd w:val="clear" w:fill="F8F8F8"/>
+          <w:lang w:val="en-US" w:eastAsia="zh-CN" w:bidi="ar"/>
+        </w:rPr>
+        <w:t>reserve</w:t>
+      </w:r>
+      <w:r>
+        <w:rPr>
+          <w:rFonts w:hint="default" w:ascii="Consolas" w:hAnsi="Consolas" w:eastAsia="Consolas" w:cs="Consolas"/>
+          <w:i w:val="0"/>
+          <w:iCs w:val="0"/>
+          <w:caps w:val="0"/>
+          <w:color w:val="383A42"/>
+          <w:spacing w:val="0"/>
+          <w:kern w:val="0"/>
+          <w:sz w:val="14"/>
+          <w:szCs w:val="14"/>
+          <w:bdr w:val="none" w:color="auto" w:sz="0" w:space="0"/>
+          <w:shd w:val="clear" w:fill="F8F8F8"/>
+          <w:lang w:val="en-US" w:eastAsia="zh-CN" w:bidi="ar"/>
+        </w:rPr>
+        <w:t>(</w:t>
+      </w:r>
+      <w:r>
+        <w:rPr>
+          <w:rFonts w:hint="default" w:ascii="Consolas" w:hAnsi="Consolas" w:eastAsia="Consolas" w:cs="Consolas"/>
+          <w:i w:val="0"/>
+          <w:iCs w:val="0"/>
+          <w:caps w:val="0"/>
+          <w:color w:val="986801"/>
+          <w:spacing w:val="0"/>
+          <w:kern w:val="0"/>
+          <w:sz w:val="14"/>
+          <w:szCs w:val="14"/>
+          <w:bdr w:val="none" w:color="auto" w:sz="0" w:space="0"/>
+          <w:shd w:val="clear" w:fill="F8F8F8"/>
+          <w:lang w:val="en-US" w:eastAsia="zh-CN" w:bidi="ar"/>
+        </w:rPr>
+        <w:t>10</w:t>
+      </w:r>
+      <w:r>
+        <w:rPr>
+          <w:rFonts w:hint="default" w:ascii="Consolas" w:hAnsi="Consolas" w:eastAsia="Consolas" w:cs="Consolas"/>
+          <w:i w:val="0"/>
+          <w:iCs w:val="0"/>
+          <w:caps w:val="0"/>
+          <w:color w:val="383A42"/>
+          <w:spacing w:val="0"/>
+          <w:kern w:val="0"/>
+          <w:sz w:val="14"/>
+          <w:szCs w:val="14"/>
+          <w:bdr w:val="none" w:color="auto" w:sz="0" w:space="0"/>
+          <w:shd w:val="clear" w:fill="F8F8F8"/>
+          <w:lang w:val="en-US" w:eastAsia="zh-CN" w:bidi="ar"/>
+        </w:rPr>
+        <w:t>);</w:t>
+      </w:r>
+    </w:p>
+    <w:p>
+      <w:pPr>
+        <w:keepNext w:val="0"/>
+        <w:keepLines w:val="0"/>
+        <w:widowControl/>
+        <w:suppressLineNumbers w:val="0"/>
+        <w:pBdr>
+          <w:top w:val="none" w:color="auto" w:sz="0" w:space="0"/>
+          <w:left w:val="none" w:color="auto" w:sz="0" w:space="0"/>
+          <w:bottom w:val="none" w:color="auto" w:sz="0" w:space="0"/>
+          <w:right w:val="none" w:color="auto" w:sz="0" w:space="0"/>
+        </w:pBdr>
+        <w:shd w:val="clear" w:fill="F8F8F8"/>
+        <w:spacing w:before="0" w:beforeAutospacing="0" w:after="0" w:afterAutospacing="0"/>
+        <w:ind w:left="0" w:firstLine="0"/>
+        <w:jc w:val="left"/>
+        <w:rPr>
+          <w:rFonts w:hint="default" w:ascii="Consolas" w:hAnsi="Consolas" w:eastAsia="Consolas" w:cs="Consolas"/>
+          <w:i w:val="0"/>
+          <w:iCs w:val="0"/>
+          <w:caps w:val="0"/>
+          <w:color w:val="383A42"/>
+          <w:spacing w:val="0"/>
+          <w:sz w:val="14"/>
+          <w:szCs w:val="14"/>
+        </w:rPr>
+      </w:pPr>
+      <w:r>
+        <w:rPr>
+          <w:rFonts w:hint="default" w:ascii="Consolas" w:hAnsi="Consolas" w:eastAsia="Consolas" w:cs="Consolas"/>
+          <w:i w:val="0"/>
+          <w:iCs w:val="0"/>
+          <w:caps w:val="0"/>
+          <w:color w:val="383A42"/>
+          <w:spacing w:val="0"/>
+          <w:kern w:val="0"/>
+          <w:sz w:val="14"/>
+          <w:szCs w:val="14"/>
+          <w:bdr w:val="none" w:color="auto" w:sz="0" w:space="0"/>
+          <w:shd w:val="clear" w:fill="F8F8F8"/>
+          <w:lang w:val="en-US" w:eastAsia="zh-CN" w:bidi="ar"/>
+        </w:rPr>
+        <w:t>        vec.</w:t>
+      </w:r>
+      <w:r>
+        <w:rPr>
+          <w:rFonts w:hint="default" w:ascii="Consolas" w:hAnsi="Consolas" w:eastAsia="Consolas" w:cs="Consolas"/>
+          <w:i w:val="0"/>
+          <w:iCs w:val="0"/>
+          <w:caps w:val="0"/>
+          <w:color w:val="C18401"/>
+          <w:spacing w:val="0"/>
+          <w:kern w:val="0"/>
+          <w:sz w:val="14"/>
+          <w:szCs w:val="14"/>
+          <w:bdr w:val="none" w:color="auto" w:sz="0" w:space="0"/>
+          <w:shd w:val="clear" w:fill="F8F8F8"/>
+          <w:lang w:val="en-US" w:eastAsia="zh-CN" w:bidi="ar"/>
+        </w:rPr>
+        <w:t>push_back</w:t>
+      </w:r>
+      <w:r>
+        <w:rPr>
+          <w:rFonts w:hint="default" w:ascii="Consolas" w:hAnsi="Consolas" w:eastAsia="Consolas" w:cs="Consolas"/>
+          <w:i w:val="0"/>
+          <w:iCs w:val="0"/>
+          <w:caps w:val="0"/>
+          <w:color w:val="383A42"/>
+          <w:spacing w:val="0"/>
+          <w:kern w:val="0"/>
+          <w:sz w:val="14"/>
+          <w:szCs w:val="14"/>
+          <w:bdr w:val="none" w:color="auto" w:sz="0" w:space="0"/>
+          <w:shd w:val="clear" w:fill="F8F8F8"/>
+          <w:lang w:val="en-US" w:eastAsia="zh-CN" w:bidi="ar"/>
+        </w:rPr>
+        <w:t>(</w:t>
+      </w:r>
+      <w:r>
+        <w:rPr>
+          <w:rFonts w:hint="default" w:ascii="Consolas" w:hAnsi="Consolas" w:eastAsia="Consolas" w:cs="Consolas"/>
+          <w:i w:val="0"/>
+          <w:iCs w:val="0"/>
+          <w:caps w:val="0"/>
+          <w:color w:val="C18401"/>
+          <w:spacing w:val="0"/>
+          <w:kern w:val="0"/>
+          <w:sz w:val="14"/>
+          <w:szCs w:val="14"/>
+          <w:bdr w:val="none" w:color="auto" w:sz="0" w:space="0"/>
+          <w:shd w:val="clear" w:fill="F8F8F8"/>
+          <w:lang w:val="en-US" w:eastAsia="zh-CN" w:bidi="ar"/>
+        </w:rPr>
+        <w:t>Person</w:t>
+      </w:r>
+      <w:r>
+        <w:rPr>
+          <w:rFonts w:hint="default" w:ascii="Consolas" w:hAnsi="Consolas" w:eastAsia="Consolas" w:cs="Consolas"/>
+          <w:i w:val="0"/>
+          <w:iCs w:val="0"/>
+          <w:caps w:val="0"/>
+          <w:color w:val="383A42"/>
+          <w:spacing w:val="0"/>
+          <w:kern w:val="0"/>
+          <w:sz w:val="14"/>
+          <w:szCs w:val="14"/>
+          <w:bdr w:val="none" w:color="auto" w:sz="0" w:space="0"/>
+          <w:shd w:val="clear" w:fill="F8F8F8"/>
+          <w:lang w:val="en-US" w:eastAsia="zh-CN" w:bidi="ar"/>
+        </w:rPr>
+        <w:t>(</w:t>
+      </w:r>
+      <w:r>
+        <w:rPr>
+          <w:rFonts w:hint="default" w:ascii="Consolas" w:hAnsi="Consolas" w:eastAsia="Consolas" w:cs="Consolas"/>
+          <w:i w:val="0"/>
+          <w:iCs w:val="0"/>
+          <w:caps w:val="0"/>
+          <w:color w:val="50A14F"/>
+          <w:spacing w:val="0"/>
+          <w:kern w:val="0"/>
+          <w:sz w:val="14"/>
+          <w:szCs w:val="14"/>
+          <w:bdr w:val="none" w:color="auto" w:sz="0" w:space="0"/>
+          <w:shd w:val="clear" w:fill="F8F8F8"/>
+          <w:lang w:val="en-US" w:eastAsia="zh-CN" w:bidi="ar"/>
+        </w:rPr>
+        <w:t>"manbo"</w:t>
+      </w:r>
+      <w:r>
+        <w:rPr>
+          <w:rFonts w:hint="default" w:ascii="Consolas" w:hAnsi="Consolas" w:eastAsia="Consolas" w:cs="Consolas"/>
+          <w:i w:val="0"/>
+          <w:iCs w:val="0"/>
+          <w:caps w:val="0"/>
+          <w:color w:val="383A42"/>
+          <w:spacing w:val="0"/>
+          <w:kern w:val="0"/>
+          <w:sz w:val="14"/>
+          <w:szCs w:val="14"/>
+          <w:bdr w:val="none" w:color="auto" w:sz="0" w:space="0"/>
+          <w:shd w:val="clear" w:fill="F8F8F8"/>
+          <w:lang w:val="en-US" w:eastAsia="zh-CN" w:bidi="ar"/>
+        </w:rPr>
+        <w:t>, </w:t>
+      </w:r>
+      <w:r>
+        <w:rPr>
+          <w:rFonts w:hint="default" w:ascii="Consolas" w:hAnsi="Consolas" w:eastAsia="Consolas" w:cs="Consolas"/>
+          <w:i w:val="0"/>
+          <w:iCs w:val="0"/>
+          <w:caps w:val="0"/>
+          <w:color w:val="986801"/>
+          <w:spacing w:val="0"/>
+          <w:kern w:val="0"/>
+          <w:sz w:val="14"/>
+          <w:szCs w:val="14"/>
+          <w:bdr w:val="none" w:color="auto" w:sz="0" w:space="0"/>
+          <w:shd w:val="clear" w:fill="F8F8F8"/>
+          <w:lang w:val="en-US" w:eastAsia="zh-CN" w:bidi="ar"/>
+        </w:rPr>
+        <w:t>16</w:t>
+      </w:r>
+      <w:r>
+        <w:rPr>
+          <w:rFonts w:hint="default" w:ascii="Consolas" w:hAnsi="Consolas" w:eastAsia="Consolas" w:cs="Consolas"/>
+          <w:i w:val="0"/>
+          <w:iCs w:val="0"/>
+          <w:caps w:val="0"/>
+          <w:color w:val="383A42"/>
+          <w:spacing w:val="0"/>
+          <w:kern w:val="0"/>
+          <w:sz w:val="14"/>
+          <w:szCs w:val="14"/>
+          <w:bdr w:val="none" w:color="auto" w:sz="0" w:space="0"/>
+          <w:shd w:val="clear" w:fill="F8F8F8"/>
+          <w:lang w:val="en-US" w:eastAsia="zh-CN" w:bidi="ar"/>
+        </w:rPr>
+        <w:t>));</w:t>
+      </w:r>
+    </w:p>
+    <w:p>
+      <w:pPr>
+        <w:keepNext w:val="0"/>
+        <w:keepLines w:val="0"/>
+        <w:widowControl/>
+        <w:suppressLineNumbers w:val="0"/>
+        <w:pBdr>
+          <w:top w:val="none" w:color="auto" w:sz="0" w:space="0"/>
+          <w:left w:val="none" w:color="auto" w:sz="0" w:space="0"/>
+          <w:bottom w:val="none" w:color="auto" w:sz="0" w:space="0"/>
+          <w:right w:val="none" w:color="auto" w:sz="0" w:space="0"/>
+        </w:pBdr>
+        <w:shd w:val="clear" w:fill="F8F8F8"/>
+        <w:spacing w:before="0" w:beforeAutospacing="0" w:after="0" w:afterAutospacing="0"/>
+        <w:ind w:left="0" w:firstLine="0"/>
+        <w:jc w:val="left"/>
+        <w:rPr>
+          <w:rFonts w:hint="default" w:ascii="Consolas" w:hAnsi="Consolas" w:eastAsia="Consolas" w:cs="Consolas"/>
+          <w:i w:val="0"/>
+          <w:iCs w:val="0"/>
+          <w:caps w:val="0"/>
+          <w:color w:val="383A42"/>
+          <w:spacing w:val="0"/>
+          <w:sz w:val="14"/>
+          <w:szCs w:val="14"/>
+        </w:rPr>
+      </w:pPr>
+      <w:r>
+        <w:rPr>
+          <w:rFonts w:hint="default" w:ascii="Consolas" w:hAnsi="Consolas" w:eastAsia="Consolas" w:cs="Consolas"/>
+          <w:i w:val="0"/>
+          <w:iCs w:val="0"/>
+          <w:caps w:val="0"/>
+          <w:color w:val="383A42"/>
+          <w:spacing w:val="0"/>
+          <w:kern w:val="0"/>
+          <w:sz w:val="14"/>
+          <w:szCs w:val="14"/>
+          <w:bdr w:val="none" w:color="auto" w:sz="0" w:space="0"/>
+          <w:shd w:val="clear" w:fill="F8F8F8"/>
+          <w:lang w:val="en-US" w:eastAsia="zh-CN" w:bidi="ar"/>
+        </w:rPr>
+        <w:t>        Person </w:t>
+      </w:r>
+      <w:r>
+        <w:rPr>
+          <w:rFonts w:hint="default" w:ascii="Consolas" w:hAnsi="Consolas" w:eastAsia="Consolas" w:cs="Consolas"/>
+          <w:i w:val="0"/>
+          <w:iCs w:val="0"/>
+          <w:caps w:val="0"/>
+          <w:color w:val="4078F2"/>
+          <w:spacing w:val="0"/>
+          <w:kern w:val="0"/>
+          <w:sz w:val="14"/>
+          <w:szCs w:val="14"/>
+          <w:bdr w:val="none" w:color="auto" w:sz="0" w:space="0"/>
+          <w:shd w:val="clear" w:fill="F8F8F8"/>
+          <w:lang w:val="en-US" w:eastAsia="zh-CN" w:bidi="ar"/>
+        </w:rPr>
+        <w:t>per</w:t>
+      </w:r>
+      <w:r>
+        <w:rPr>
+          <w:rFonts w:hint="default" w:ascii="Consolas" w:hAnsi="Consolas" w:eastAsia="Consolas" w:cs="Consolas"/>
+          <w:i w:val="0"/>
+          <w:iCs w:val="0"/>
+          <w:caps w:val="0"/>
+          <w:color w:val="383A42"/>
+          <w:spacing w:val="0"/>
+          <w:kern w:val="0"/>
+          <w:sz w:val="14"/>
+          <w:szCs w:val="14"/>
+          <w:bdr w:val="none" w:color="auto" w:sz="0" w:space="0"/>
+          <w:shd w:val="clear" w:fill="F8F8F8"/>
+          <w:lang w:val="en-US" w:eastAsia="zh-CN" w:bidi="ar"/>
+        </w:rPr>
+        <w:t>(</w:t>
+      </w:r>
+      <w:r>
+        <w:rPr>
+          <w:rFonts w:hint="default" w:ascii="Consolas" w:hAnsi="Consolas" w:eastAsia="Consolas" w:cs="Consolas"/>
+          <w:i w:val="0"/>
+          <w:iCs w:val="0"/>
+          <w:caps w:val="0"/>
+          <w:color w:val="50A14F"/>
+          <w:spacing w:val="0"/>
+          <w:kern w:val="0"/>
+          <w:sz w:val="14"/>
+          <w:szCs w:val="14"/>
+          <w:bdr w:val="none" w:color="auto" w:sz="0" w:space="0"/>
+          <w:shd w:val="clear" w:fill="F8F8F8"/>
+          <w:lang w:val="en-US" w:eastAsia="zh-CN" w:bidi="ar"/>
+        </w:rPr>
+        <w:t>"hami"</w:t>
+      </w:r>
+      <w:r>
+        <w:rPr>
+          <w:rFonts w:hint="default" w:ascii="Consolas" w:hAnsi="Consolas" w:eastAsia="Consolas" w:cs="Consolas"/>
+          <w:i w:val="0"/>
+          <w:iCs w:val="0"/>
+          <w:caps w:val="0"/>
+          <w:color w:val="383A42"/>
+          <w:spacing w:val="0"/>
+          <w:kern w:val="0"/>
+          <w:sz w:val="14"/>
+          <w:szCs w:val="14"/>
+          <w:bdr w:val="none" w:color="auto" w:sz="0" w:space="0"/>
+          <w:shd w:val="clear" w:fill="F8F8F8"/>
+          <w:lang w:val="en-US" w:eastAsia="zh-CN" w:bidi="ar"/>
+        </w:rPr>
+        <w:t>, </w:t>
+      </w:r>
+      <w:r>
+        <w:rPr>
+          <w:rFonts w:hint="default" w:ascii="Consolas" w:hAnsi="Consolas" w:eastAsia="Consolas" w:cs="Consolas"/>
+          <w:i w:val="0"/>
+          <w:iCs w:val="0"/>
+          <w:caps w:val="0"/>
+          <w:color w:val="986801"/>
+          <w:spacing w:val="0"/>
+          <w:kern w:val="0"/>
+          <w:sz w:val="14"/>
+          <w:szCs w:val="14"/>
+          <w:bdr w:val="none" w:color="auto" w:sz="0" w:space="0"/>
+          <w:shd w:val="clear" w:fill="F8F8F8"/>
+          <w:lang w:val="en-US" w:eastAsia="zh-CN" w:bidi="ar"/>
+        </w:rPr>
+        <w:t>15</w:t>
+      </w:r>
+      <w:r>
+        <w:rPr>
+          <w:rFonts w:hint="default" w:ascii="Consolas" w:hAnsi="Consolas" w:eastAsia="Consolas" w:cs="Consolas"/>
+          <w:i w:val="0"/>
+          <w:iCs w:val="0"/>
+          <w:caps w:val="0"/>
+          <w:color w:val="383A42"/>
+          <w:spacing w:val="0"/>
+          <w:kern w:val="0"/>
+          <w:sz w:val="14"/>
+          <w:szCs w:val="14"/>
+          <w:bdr w:val="none" w:color="auto" w:sz="0" w:space="0"/>
+          <w:shd w:val="clear" w:fill="F8F8F8"/>
+          <w:lang w:val="en-US" w:eastAsia="zh-CN" w:bidi="ar"/>
+        </w:rPr>
+        <w:t>);</w:t>
+      </w:r>
+    </w:p>
+    <w:p>
+      <w:pPr>
+        <w:keepNext w:val="0"/>
+        <w:keepLines w:val="0"/>
+        <w:widowControl/>
+        <w:suppressLineNumbers w:val="0"/>
+        <w:pBdr>
+          <w:top w:val="none" w:color="auto" w:sz="0" w:space="0"/>
+          <w:left w:val="none" w:color="auto" w:sz="0" w:space="0"/>
+          <w:bottom w:val="none" w:color="auto" w:sz="0" w:space="0"/>
+          <w:right w:val="none" w:color="auto" w:sz="0" w:space="0"/>
+        </w:pBdr>
+        <w:shd w:val="clear" w:fill="FAFAFA"/>
+        <w:spacing w:before="0" w:beforeAutospacing="0" w:after="0" w:afterAutospacing="0"/>
+        <w:ind w:left="0" w:firstLine="0"/>
+        <w:jc w:val="left"/>
+        <w:rPr>
+          <w:rFonts w:hint="default" w:ascii="Consolas" w:hAnsi="Consolas" w:eastAsia="Consolas" w:cs="Consolas"/>
+          <w:i w:val="0"/>
+          <w:iCs w:val="0"/>
+          <w:caps w:val="0"/>
+          <w:color w:val="383A42"/>
+          <w:spacing w:val="0"/>
+          <w:sz w:val="14"/>
+          <w:szCs w:val="14"/>
+        </w:rPr>
+      </w:pPr>
+      <w:r>
+        <w:rPr>
+          <w:rFonts w:hint="default" w:ascii="Consolas" w:hAnsi="Consolas" w:eastAsia="Consolas" w:cs="Consolas"/>
+          <w:i w:val="0"/>
+          <w:iCs w:val="0"/>
+          <w:caps w:val="0"/>
+          <w:color w:val="383A42"/>
+          <w:spacing w:val="0"/>
+          <w:kern w:val="0"/>
+          <w:sz w:val="14"/>
+          <w:szCs w:val="14"/>
+          <w:bdr w:val="none" w:color="auto" w:sz="0" w:space="0"/>
+          <w:shd w:val="clear" w:fill="FAFAFA"/>
+          <w:lang w:val="en-US" w:eastAsia="zh-CN" w:bidi="ar"/>
+        </w:rPr>
+        <w:t>        vec.</w:t>
+      </w:r>
+      <w:r>
+        <w:rPr>
+          <w:rFonts w:hint="default" w:ascii="Consolas" w:hAnsi="Consolas" w:eastAsia="Consolas" w:cs="Consolas"/>
+          <w:i w:val="0"/>
+          <w:iCs w:val="0"/>
+          <w:caps w:val="0"/>
+          <w:color w:val="C18401"/>
+          <w:spacing w:val="0"/>
+          <w:kern w:val="0"/>
+          <w:sz w:val="14"/>
+          <w:szCs w:val="14"/>
+          <w:bdr w:val="none" w:color="auto" w:sz="0" w:space="0"/>
+          <w:shd w:val="clear" w:fill="FAFAFA"/>
+          <w:lang w:val="en-US" w:eastAsia="zh-CN" w:bidi="ar"/>
+        </w:rPr>
+        <w:t>push_back</w:t>
+      </w:r>
+      <w:r>
+        <w:rPr>
+          <w:rFonts w:hint="default" w:ascii="Consolas" w:hAnsi="Consolas" w:eastAsia="Consolas" w:cs="Consolas"/>
+          <w:i w:val="0"/>
+          <w:iCs w:val="0"/>
+          <w:caps w:val="0"/>
+          <w:color w:val="383A42"/>
+          <w:spacing w:val="0"/>
+          <w:kern w:val="0"/>
+          <w:sz w:val="14"/>
+          <w:szCs w:val="14"/>
+          <w:bdr w:val="none" w:color="auto" w:sz="0" w:space="0"/>
+          <w:shd w:val="clear" w:fill="FAFAFA"/>
+          <w:lang w:val="en-US" w:eastAsia="zh-CN" w:bidi="ar"/>
+        </w:rPr>
+        <w:t>(per);</w:t>
+      </w:r>
+    </w:p>
+    <w:p>
+      <w:pPr>
+        <w:keepNext w:val="0"/>
+        <w:keepLines w:val="0"/>
+        <w:widowControl/>
+        <w:suppressLineNumbers w:val="0"/>
+        <w:pBdr>
+          <w:top w:val="none" w:color="auto" w:sz="0" w:space="0"/>
+          <w:left w:val="none" w:color="auto" w:sz="0" w:space="0"/>
+          <w:bottom w:val="none" w:color="auto" w:sz="0" w:space="0"/>
+          <w:right w:val="none" w:color="auto" w:sz="0" w:space="0"/>
+        </w:pBdr>
+        <w:shd w:val="clear" w:fill="FAFAFA"/>
+        <w:spacing w:before="0" w:beforeAutospacing="0" w:after="0" w:afterAutospacing="0"/>
+        <w:ind w:left="0" w:firstLine="0"/>
+        <w:jc w:val="left"/>
+        <w:rPr>
+          <w:rFonts w:hint="default" w:ascii="Consolas" w:hAnsi="Consolas" w:eastAsia="Consolas" w:cs="Consolas"/>
+          <w:i w:val="0"/>
+          <w:iCs w:val="0"/>
+          <w:caps w:val="0"/>
+          <w:color w:val="383A42"/>
+          <w:spacing w:val="0"/>
+          <w:sz w:val="14"/>
+          <w:szCs w:val="14"/>
+        </w:rPr>
+      </w:pPr>
+      <w:r>
+        <w:rPr>
+          <w:rFonts w:hint="default" w:ascii="Consolas" w:hAnsi="Consolas" w:eastAsia="Consolas" w:cs="Consolas"/>
+          <w:i w:val="0"/>
+          <w:iCs w:val="0"/>
+          <w:caps w:val="0"/>
+          <w:color w:val="383A42"/>
+          <w:spacing w:val="0"/>
+          <w:kern w:val="0"/>
+          <w:sz w:val="14"/>
+          <w:szCs w:val="14"/>
+          <w:bdr w:val="none" w:color="auto" w:sz="0" w:space="0"/>
+          <w:shd w:val="clear" w:fill="FAFAFA"/>
+          <w:lang w:val="en-US" w:eastAsia="zh-CN" w:bidi="ar"/>
+        </w:rPr>
+        <w:t>        </w:t>
+      </w:r>
+      <w:r>
+        <w:rPr>
+          <w:rFonts w:hint="default" w:ascii="Consolas" w:hAnsi="Consolas" w:eastAsia="Consolas" w:cs="Consolas"/>
+          <w:i w:val="0"/>
+          <w:iCs w:val="0"/>
+          <w:caps w:val="0"/>
+          <w:color w:val="A626A4"/>
+          <w:spacing w:val="0"/>
+          <w:kern w:val="0"/>
+          <w:sz w:val="14"/>
+          <w:szCs w:val="14"/>
+          <w:bdr w:val="none" w:color="auto" w:sz="0" w:space="0"/>
+          <w:shd w:val="clear" w:fill="FAFAFA"/>
+          <w:lang w:val="en-US" w:eastAsia="zh-CN" w:bidi="ar"/>
+        </w:rPr>
+        <w:t>return</w:t>
+      </w:r>
+      <w:r>
+        <w:rPr>
+          <w:rFonts w:hint="default" w:ascii="Consolas" w:hAnsi="Consolas" w:eastAsia="Consolas" w:cs="Consolas"/>
+          <w:i w:val="0"/>
+          <w:iCs w:val="0"/>
+          <w:caps w:val="0"/>
+          <w:color w:val="383A42"/>
+          <w:spacing w:val="0"/>
+          <w:kern w:val="0"/>
+          <w:sz w:val="14"/>
+          <w:szCs w:val="14"/>
+          <w:bdr w:val="none" w:color="auto" w:sz="0" w:space="0"/>
+          <w:shd w:val="clear" w:fill="FAFAFA"/>
+          <w:lang w:val="en-US" w:eastAsia="zh-CN" w:bidi="ar"/>
+        </w:rPr>
+        <w:t> </w:t>
+      </w:r>
+      <w:r>
+        <w:rPr>
+          <w:rFonts w:hint="default" w:ascii="Consolas" w:hAnsi="Consolas" w:eastAsia="Consolas" w:cs="Consolas"/>
+          <w:i w:val="0"/>
+          <w:iCs w:val="0"/>
+          <w:caps w:val="0"/>
+          <w:color w:val="986801"/>
+          <w:spacing w:val="0"/>
+          <w:kern w:val="0"/>
+          <w:sz w:val="14"/>
+          <w:szCs w:val="14"/>
+          <w:bdr w:val="none" w:color="auto" w:sz="0" w:space="0"/>
+          <w:shd w:val="clear" w:fill="FAFAFA"/>
+          <w:lang w:val="en-US" w:eastAsia="zh-CN" w:bidi="ar"/>
+        </w:rPr>
+        <w:t>0</w:t>
+      </w:r>
+      <w:r>
+        <w:rPr>
+          <w:rFonts w:hint="default" w:ascii="Consolas" w:hAnsi="Consolas" w:eastAsia="Consolas" w:cs="Consolas"/>
+          <w:i w:val="0"/>
+          <w:iCs w:val="0"/>
+          <w:caps w:val="0"/>
+          <w:color w:val="383A42"/>
+          <w:spacing w:val="0"/>
+          <w:kern w:val="0"/>
+          <w:sz w:val="14"/>
+          <w:szCs w:val="14"/>
+          <w:bdr w:val="none" w:color="auto" w:sz="0" w:space="0"/>
+          <w:shd w:val="clear" w:fill="FAFAFA"/>
+          <w:lang w:val="en-US" w:eastAsia="zh-CN" w:bidi="ar"/>
+        </w:rPr>
+        <w:t>;</w:t>
+      </w:r>
+    </w:p>
+    <w:p>
+      <w:pPr>
+        <w:keepNext w:val="0"/>
+        <w:keepLines w:val="0"/>
+        <w:widowControl/>
+        <w:suppressLineNumbers w:val="0"/>
+        <w:pBdr>
+          <w:top w:val="none" w:color="auto" w:sz="0" w:space="0"/>
+          <w:left w:val="none" w:color="auto" w:sz="0" w:space="0"/>
+          <w:bottom w:val="none" w:color="auto" w:sz="0" w:space="0"/>
+          <w:right w:val="none" w:color="auto" w:sz="0" w:space="0"/>
+        </w:pBdr>
+        <w:shd w:val="clear" w:fill="F8F8F8"/>
+        <w:spacing w:before="0" w:beforeAutospacing="0" w:after="0" w:afterAutospacing="0"/>
+        <w:ind w:left="0" w:firstLine="0"/>
+        <w:jc w:val="left"/>
+        <w:rPr>
+          <w:rFonts w:hint="default" w:ascii="Consolas" w:hAnsi="Consolas" w:eastAsia="Consolas" w:cs="Consolas"/>
+          <w:i w:val="0"/>
+          <w:iCs w:val="0"/>
+          <w:caps w:val="0"/>
+          <w:color w:val="383A42"/>
+          <w:spacing w:val="0"/>
+          <w:sz w:val="14"/>
+          <w:szCs w:val="14"/>
+        </w:rPr>
+      </w:pPr>
+      <w:r>
+        <w:rPr>
+          <w:rFonts w:hint="default" w:ascii="Consolas" w:hAnsi="Consolas" w:eastAsia="Consolas" w:cs="Consolas"/>
+          <w:i w:val="0"/>
+          <w:iCs w:val="0"/>
+          <w:caps w:val="0"/>
+          <w:color w:val="383A42"/>
+          <w:spacing w:val="0"/>
+          <w:kern w:val="0"/>
+          <w:sz w:val="14"/>
+          <w:szCs w:val="14"/>
+          <w:bdr w:val="none" w:color="auto" w:sz="0" w:space="0"/>
+          <w:shd w:val="clear" w:fill="F8F8F8"/>
+          <w:lang w:val="en-US" w:eastAsia="zh-CN" w:bidi="ar"/>
+        </w:rPr>
+        <w:t>}</w:t>
+      </w:r>
+    </w:p>
+    <w:p>
+      <w:pPr>
+        <w:widowControl w:val="0"/>
+        <w:numPr>
+          <w:ilvl w:val="0"/>
+          <w:numId w:val="0"/>
+        </w:numPr>
+        <w:jc w:val="both"/>
+        <w:rPr>
+          <w:rFonts w:hint="default"/>
+          <w:b w:val="0"/>
+          <w:bCs w:val="0"/>
+          <w:sz w:val="21"/>
+          <w:szCs w:val="24"/>
+          <w:lang w:val="en-US" w:eastAsia="zh-CN"/>
+        </w:rPr>
+      </w:pPr>
+    </w:p>
+    <w:p>
+      <w:pPr>
+        <w:widowControl w:val="0"/>
+        <w:numPr>
+          <w:ilvl w:val="0"/>
+          <w:numId w:val="0"/>
+        </w:numPr>
+        <w:ind w:left="420" w:leftChars="0" w:firstLine="420" w:firstLineChars="0"/>
+        <w:jc w:val="both"/>
+        <w:rPr>
+          <w:rFonts w:hint="eastAsia"/>
+          <w:b w:val="0"/>
+          <w:bCs w:val="0"/>
+          <w:sz w:val="21"/>
+          <w:szCs w:val="24"/>
+          <w:lang w:val="en-US" w:eastAsia="zh-CN"/>
+        </w:rPr>
+      </w:pPr>
+      <w:r>
+        <w:rPr>
+          <w:rFonts w:hint="eastAsia"/>
+          <w:b w:val="0"/>
+          <w:bCs w:val="0"/>
+          <w:color w:val="7030A0"/>
+          <w:sz w:val="21"/>
+          <w:szCs w:val="24"/>
+          <w:lang w:val="en-US" w:eastAsia="zh-CN"/>
+        </w:rPr>
+        <w:t>输出如下</w:t>
+      </w:r>
+      <w:r>
+        <w:rPr>
+          <w:rFonts w:hint="eastAsia"/>
+          <w:b w:val="0"/>
+          <w:bCs w:val="0"/>
+          <w:sz w:val="21"/>
+          <w:szCs w:val="24"/>
+          <w:lang w:val="en-US" w:eastAsia="zh-CN"/>
+        </w:rPr>
+        <w:t>：</w:t>
+      </w:r>
+    </w:p>
+    <w:p>
+      <w:pPr>
+        <w:widowControl w:val="0"/>
+        <w:numPr>
+          <w:ilvl w:val="0"/>
+          <w:numId w:val="0"/>
+        </w:numPr>
+        <w:jc w:val="both"/>
+        <w:rPr>
+          <w:rFonts w:hint="eastAsia"/>
+          <w:b w:val="0"/>
+          <w:bCs w:val="0"/>
+          <w:sz w:val="21"/>
+          <w:szCs w:val="24"/>
+          <w:lang w:val="en-US" w:eastAsia="zh-CN"/>
+        </w:rPr>
+      </w:pPr>
+      <w:r>
+        <w:rPr>
+          <w:rFonts w:hint="eastAsia"/>
+          <w:b w:val="0"/>
+          <w:bCs w:val="0"/>
+          <w:sz w:val="21"/>
+          <w:szCs w:val="24"/>
+          <w:lang w:val="en-US" w:eastAsia="zh-CN"/>
+        </w:rPr>
+        <w:drawing>
+          <wp:inline distT="0" distB="0" distL="114300" distR="114300">
+            <wp:extent cx="4210050" cy="958850"/>
+            <wp:effectExtent l="0" t="0" r="6350" b="6350"/>
+            <wp:docPr id="5" name="图片 1"/>
+            <wp:cNvGraphicFramePr>
+              <a:graphicFrameLocks xmlns:a="http://schemas.openxmlformats.org/drawingml/2006/main" noChangeAspect="1"/>
+            </wp:cNvGraphicFramePr>
+            <a:graphic xmlns:a="http://schemas.openxmlformats.org/drawingml/2006/main">
+              <a:graphicData uri="http://schemas.openxmlformats.org/drawingml/2006/picture">
+                <pic:pic xmlns:pic="http://schemas.openxmlformats.org/drawingml/2006/picture">
+                  <pic:nvPicPr>
+                    <pic:cNvPr id="5" name="图片 1"/>
+                    <pic:cNvPicPr>
+                      <a:picLocks noChangeAspect="1"/>
+                    </pic:cNvPicPr>
+                  </pic:nvPicPr>
+                  <pic:blipFill>
+                    <a:blip r:embed="rId7"/>
+                    <a:stretch>
+                      <a:fillRect/>
+                    </a:stretch>
+                  </pic:blipFill>
+                  <pic:spPr>
+                    <a:xfrm>
+                      <a:off x="0" y="0"/>
+                      <a:ext cx="4210050" cy="958850"/>
+                    </a:xfrm>
+                    <a:prstGeom prst="rect">
+                      <a:avLst/>
+                    </a:prstGeom>
+                    <a:noFill/>
+                    <a:ln>
+                      <a:noFill/>
+                    </a:ln>
+                  </pic:spPr>
+                </pic:pic>
+              </a:graphicData>
+            </a:graphic>
+          </wp:inline>
+        </w:drawing>
+      </w:r>
+    </w:p>
+    <w:p>
+      <w:pPr>
+        <w:widowControl w:val="0"/>
+        <w:numPr>
+          <w:ilvl w:val="0"/>
+          <w:numId w:val="0"/>
+        </w:numPr>
+        <w:ind w:left="840" w:leftChars="0" w:firstLine="420" w:firstLineChars="0"/>
+        <w:jc w:val="both"/>
+        <w:rPr>
+          <w:rFonts w:hint="eastAsia"/>
+          <w:b w:val="0"/>
+          <w:bCs w:val="0"/>
+          <w:sz w:val="21"/>
+          <w:szCs w:val="24"/>
+          <w:lang w:val="en-US" w:eastAsia="zh-CN"/>
+        </w:rPr>
+      </w:pPr>
+      <w:r>
+        <w:rPr>
+          <w:rFonts w:hint="eastAsia"/>
+          <w:b w:val="0"/>
+          <w:bCs w:val="0"/>
+          <w:sz w:val="21"/>
+          <w:szCs w:val="24"/>
+          <w:lang w:val="en-US" w:eastAsia="zh-CN"/>
+        </w:rPr>
+        <w:t>高阶主要是对于非标准构造和自定义构造来说。首先你需要清楚左值与右值的区别：</w:t>
+      </w:r>
+    </w:p>
+    <w:p>
+      <w:pPr>
+        <w:widowControl w:val="0"/>
+        <w:numPr>
+          <w:ilvl w:val="0"/>
+          <w:numId w:val="0"/>
+        </w:numPr>
+        <w:ind w:left="840" w:leftChars="0" w:firstLine="420" w:firstLineChars="0"/>
+        <w:jc w:val="both"/>
+        <w:rPr>
+          <w:rFonts w:hint="eastAsia"/>
+          <w:b w:val="0"/>
+          <w:bCs w:val="0"/>
+          <w:sz w:val="21"/>
+          <w:szCs w:val="24"/>
+          <w:lang w:val="en-US" w:eastAsia="zh-CN"/>
+        </w:rPr>
+      </w:pPr>
+      <w:r>
+        <w:rPr>
+          <w:rFonts w:hint="eastAsia"/>
+          <w:b w:val="0"/>
+          <w:bCs w:val="0"/>
+          <w:sz w:val="21"/>
+          <w:szCs w:val="24"/>
+          <w:lang w:val="en-US" w:eastAsia="zh-CN"/>
+        </w:rPr>
+        <w:t>·左值：有变量名、有存储地址的变量。</w:t>
+      </w:r>
+    </w:p>
+    <w:p>
+      <w:pPr>
+        <w:widowControl w:val="0"/>
+        <w:numPr>
+          <w:ilvl w:val="0"/>
+          <w:numId w:val="0"/>
+        </w:numPr>
+        <w:ind w:left="840" w:leftChars="0" w:firstLine="420" w:firstLineChars="0"/>
+        <w:jc w:val="both"/>
+        <w:rPr>
+          <w:rFonts w:hint="default"/>
+          <w:b w:val="0"/>
+          <w:bCs w:val="0"/>
+          <w:sz w:val="21"/>
+          <w:szCs w:val="24"/>
+          <w:lang w:val="en-US" w:eastAsia="zh-CN"/>
+        </w:rPr>
+      </w:pPr>
+      <w:r>
+        <w:rPr>
+          <w:rFonts w:hint="eastAsia"/>
+          <w:b w:val="0"/>
+          <w:bCs w:val="0"/>
+          <w:sz w:val="21"/>
+          <w:szCs w:val="24"/>
+          <w:lang w:val="en-US" w:eastAsia="zh-CN"/>
+        </w:rPr>
+        <w:t>·右值：没变量名、不能取地址的临时变量，用完就完全销毁，之后处于</w:t>
+      </w:r>
+      <w:r>
+        <w:rPr>
+          <w:rFonts w:hint="default"/>
+          <w:b w:val="0"/>
+          <w:bCs w:val="0"/>
+          <w:sz w:val="21"/>
+          <w:szCs w:val="24"/>
+          <w:lang w:val="en-US" w:eastAsia="zh-CN"/>
+        </w:rPr>
+        <w:t>”</w:t>
+      </w:r>
+      <w:r>
+        <w:rPr>
+          <w:rFonts w:hint="eastAsia"/>
+          <w:b w:val="0"/>
+          <w:bCs w:val="0"/>
+          <w:color w:val="FF0000"/>
+          <w:sz w:val="21"/>
+          <w:szCs w:val="24"/>
+          <w:lang w:val="en-US" w:eastAsia="zh-CN"/>
+        </w:rPr>
+        <w:t>有效但无定义</w:t>
+      </w:r>
+      <w:r>
+        <w:rPr>
+          <w:rFonts w:hint="default"/>
+          <w:b w:val="0"/>
+          <w:bCs w:val="0"/>
+          <w:sz w:val="21"/>
+          <w:szCs w:val="24"/>
+          <w:lang w:val="en-US" w:eastAsia="zh-CN"/>
+        </w:rPr>
+        <w:t>”</w:t>
+      </w:r>
+      <w:r>
+        <w:rPr>
+          <w:rFonts w:hint="eastAsia"/>
+          <w:b w:val="0"/>
+          <w:bCs w:val="0"/>
+          <w:sz w:val="21"/>
+          <w:szCs w:val="24"/>
+          <w:lang w:val="en-US" w:eastAsia="zh-CN"/>
+        </w:rPr>
+        <w:t>的状态。</w:t>
+      </w:r>
+    </w:p>
+    <w:p>
+      <w:pPr>
+        <w:widowControl w:val="0"/>
+        <w:numPr>
+          <w:ilvl w:val="0"/>
+          <w:numId w:val="0"/>
+        </w:numPr>
+        <w:ind w:left="840" w:leftChars="0" w:firstLine="420" w:firstLineChars="0"/>
+        <w:jc w:val="both"/>
+        <w:rPr>
+          <w:rFonts w:hint="eastAsia"/>
+          <w:b w:val="0"/>
+          <w:bCs w:val="0"/>
+          <w:sz w:val="21"/>
+          <w:szCs w:val="24"/>
+          <w:lang w:val="en-US" w:eastAsia="zh-CN"/>
+        </w:rPr>
+      </w:pPr>
+    </w:p>
+    <w:p>
+      <w:pPr>
+        <w:widowControl w:val="0"/>
+        <w:numPr>
+          <w:ilvl w:val="0"/>
+          <w:numId w:val="0"/>
+        </w:numPr>
+        <w:ind w:left="840" w:leftChars="0" w:firstLine="420" w:firstLineChars="0"/>
+        <w:jc w:val="both"/>
+        <w:rPr>
+          <w:rFonts w:hint="eastAsia"/>
+          <w:b w:val="0"/>
+          <w:bCs w:val="0"/>
+          <w:sz w:val="21"/>
+          <w:szCs w:val="24"/>
+          <w:lang w:val="en-US" w:eastAsia="zh-CN"/>
+        </w:rPr>
+      </w:pPr>
+      <w:r>
+        <w:rPr>
+          <w:rFonts w:hint="eastAsia"/>
+          <w:b w:val="0"/>
+          <w:bCs w:val="0"/>
+          <w:sz w:val="21"/>
+          <w:szCs w:val="24"/>
+          <w:lang w:val="en-US" w:eastAsia="zh-CN"/>
+        </w:rPr>
+        <w:t>常用类型引用：</w:t>
+      </w:r>
+    </w:p>
+    <w:p>
+      <w:pPr>
+        <w:widowControl w:val="0"/>
+        <w:numPr>
+          <w:ilvl w:val="0"/>
+          <w:numId w:val="0"/>
+        </w:numPr>
+        <w:ind w:left="840" w:leftChars="0" w:firstLine="420" w:firstLineChars="0"/>
+        <w:jc w:val="both"/>
+        <w:rPr>
+          <w:rFonts w:hint="eastAsia"/>
+          <w:b w:val="0"/>
+          <w:bCs w:val="0"/>
+          <w:sz w:val="21"/>
+          <w:szCs w:val="24"/>
+          <w:lang w:val="en-US" w:eastAsia="zh-CN"/>
+        </w:rPr>
+      </w:pPr>
+      <w:r>
+        <w:rPr>
+          <w:rFonts w:hint="eastAsia"/>
+          <w:b w:val="0"/>
+          <w:bCs w:val="0"/>
+          <w:sz w:val="21"/>
+          <w:szCs w:val="24"/>
+          <w:lang w:val="en-US" w:eastAsia="zh-CN"/>
+        </w:rPr>
+        <w:t>·const T&amp;：常量左值引用，可以绑定左值，也可以绑定右值(兼容旧代码)。</w:t>
+      </w:r>
+    </w:p>
+    <w:p>
+      <w:pPr>
+        <w:widowControl w:val="0"/>
+        <w:numPr>
+          <w:ilvl w:val="0"/>
+          <w:numId w:val="0"/>
+        </w:numPr>
+        <w:ind w:left="840" w:leftChars="0" w:firstLine="420" w:firstLineChars="0"/>
+        <w:jc w:val="both"/>
+        <w:rPr>
+          <w:rFonts w:hint="eastAsia"/>
+          <w:b w:val="0"/>
+          <w:bCs w:val="0"/>
+          <w:sz w:val="21"/>
+          <w:szCs w:val="24"/>
+          <w:lang w:val="en-US" w:eastAsia="zh-CN"/>
+        </w:rPr>
+      </w:pPr>
+      <w:r>
+        <w:rPr>
+          <w:rFonts w:hint="eastAsia"/>
+          <w:b w:val="0"/>
+          <w:bCs w:val="0"/>
+          <w:sz w:val="21"/>
+          <w:szCs w:val="24"/>
+          <w:lang w:val="en-US" w:eastAsia="zh-CN"/>
+        </w:rPr>
+        <w:t>·T&amp;&amp;：右值引用，只能绑定右值(或通过std::move转为为右值的左值)</w:t>
+      </w:r>
+    </w:p>
+    <w:p>
+      <w:pPr>
+        <w:widowControl w:val="0"/>
+        <w:numPr>
+          <w:ilvl w:val="0"/>
+          <w:numId w:val="0"/>
+        </w:numPr>
+        <w:ind w:left="840" w:leftChars="0" w:firstLine="420" w:firstLineChars="0"/>
+        <w:jc w:val="both"/>
+        <w:rPr>
+          <w:rFonts w:hint="eastAsia"/>
+          <w:b w:val="0"/>
+          <w:bCs w:val="0"/>
+          <w:sz w:val="21"/>
+          <w:szCs w:val="24"/>
+          <w:lang w:val="en-US" w:eastAsia="zh-CN"/>
+        </w:rPr>
+      </w:pPr>
+    </w:p>
+    <w:p>
+      <w:pPr>
+        <w:widowControl w:val="0"/>
+        <w:numPr>
+          <w:ilvl w:val="0"/>
+          <w:numId w:val="0"/>
+        </w:numPr>
+        <w:ind w:left="840" w:leftChars="0" w:firstLine="420" w:firstLineChars="0"/>
+        <w:jc w:val="both"/>
+        <w:rPr>
+          <w:rFonts w:hint="eastAsia"/>
+          <w:b w:val="0"/>
+          <w:bCs w:val="0"/>
+          <w:sz w:val="21"/>
+          <w:szCs w:val="24"/>
+          <w:lang w:val="en-US" w:eastAsia="zh-CN"/>
+        </w:rPr>
+      </w:pPr>
+      <w:r>
+        <w:rPr>
+          <w:rFonts w:hint="eastAsia"/>
+          <w:b w:val="0"/>
+          <w:bCs w:val="0"/>
+          <w:sz w:val="21"/>
+          <w:szCs w:val="24"/>
+          <w:lang w:val="en-US" w:eastAsia="zh-CN"/>
+        </w:rPr>
+        <w:t>push_back目前已知的两个版本:vec.push_back(const T&amp;)和vec.push_back(T &amp;&amp;)。</w:t>
+      </w:r>
+    </w:p>
+    <w:p>
+      <w:pPr>
+        <w:widowControl w:val="0"/>
+        <w:numPr>
+          <w:ilvl w:val="0"/>
+          <w:numId w:val="0"/>
+        </w:numPr>
+        <w:ind w:left="840" w:leftChars="0" w:firstLine="420" w:firstLineChars="0"/>
+        <w:jc w:val="both"/>
+        <w:rPr>
+          <w:rFonts w:hint="eastAsia"/>
+          <w:b w:val="0"/>
+          <w:bCs w:val="0"/>
+          <w:sz w:val="21"/>
+          <w:szCs w:val="24"/>
+          <w:lang w:val="en-US" w:eastAsia="zh-CN"/>
+        </w:rPr>
+      </w:pPr>
+    </w:p>
+    <w:p>
+      <w:pPr>
+        <w:widowControl w:val="0"/>
+        <w:numPr>
+          <w:ilvl w:val="0"/>
+          <w:numId w:val="0"/>
+        </w:numPr>
+        <w:ind w:left="840" w:leftChars="0" w:firstLine="420" w:firstLineChars="0"/>
+        <w:jc w:val="both"/>
+        <w:rPr>
+          <w:rFonts w:hint="eastAsia"/>
+          <w:b/>
+          <w:bCs/>
+          <w:sz w:val="21"/>
+          <w:szCs w:val="24"/>
+          <w:lang w:val="en-US" w:eastAsia="zh-CN"/>
+        </w:rPr>
+      </w:pPr>
+      <w:r>
+        <w:rPr>
+          <w:rFonts w:hint="eastAsia"/>
+          <w:b w:val="0"/>
+          <w:bCs w:val="0"/>
+          <w:color w:val="E54C5E" w:themeColor="accent6"/>
+          <w:sz w:val="21"/>
+          <w:szCs w:val="24"/>
+          <w:lang w:val="en-US" w:eastAsia="zh-CN"/>
+          <w14:textFill>
+            <w14:solidFill>
+              <w14:schemeClr w14:val="accent6"/>
+            </w14:solidFill>
+          </w14:textFill>
+        </w:rPr>
+        <w:t>首先说第一个版本</w:t>
+      </w:r>
+      <w:r>
+        <w:rPr>
+          <w:rFonts w:hint="eastAsia"/>
+          <w:b w:val="0"/>
+          <w:bCs w:val="0"/>
+          <w:sz w:val="21"/>
+          <w:szCs w:val="24"/>
+          <w:lang w:val="en-US" w:eastAsia="zh-CN"/>
+        </w:rPr>
+        <w:t>：</w:t>
+      </w:r>
+      <w:r>
+        <w:rPr>
+          <w:rFonts w:hint="eastAsia"/>
+          <w:b/>
+          <w:bCs/>
+          <w:sz w:val="21"/>
+          <w:szCs w:val="24"/>
+          <w:lang w:val="en-US" w:eastAsia="zh-CN"/>
+        </w:rPr>
+        <w:t>vec.push_back(const T&amp;)</w:t>
+      </w:r>
+    </w:p>
+    <w:p>
+      <w:pPr>
+        <w:widowControl w:val="0"/>
+        <w:numPr>
+          <w:ilvl w:val="0"/>
+          <w:numId w:val="0"/>
+        </w:numPr>
+        <w:ind w:left="840" w:leftChars="0" w:firstLine="420" w:firstLineChars="0"/>
+        <w:jc w:val="both"/>
+        <w:rPr>
+          <w:rFonts w:hint="eastAsia"/>
+          <w:b w:val="0"/>
+          <w:bCs w:val="0"/>
+          <w:sz w:val="21"/>
+          <w:szCs w:val="24"/>
+          <w:lang w:val="en-US" w:eastAsia="zh-CN"/>
+        </w:rPr>
+      </w:pPr>
+      <w:r>
+        <w:rPr>
+          <w:rFonts w:hint="eastAsia"/>
+          <w:b w:val="0"/>
+          <w:bCs w:val="0"/>
+          <w:sz w:val="21"/>
+          <w:szCs w:val="24"/>
+          <w:lang w:val="en-US" w:eastAsia="zh-CN"/>
+        </w:rPr>
+        <w:t>接受一个常量左值，会把传入的参数完整的拷贝一份，将拷贝后的新对象添加到vector的尾部。</w:t>
+      </w:r>
+    </w:p>
+    <w:p>
+      <w:pPr>
+        <w:widowControl w:val="0"/>
+        <w:numPr>
+          <w:ilvl w:val="0"/>
+          <w:numId w:val="0"/>
+        </w:numPr>
+        <w:ind w:left="840" w:leftChars="0" w:firstLine="420" w:firstLineChars="0"/>
+        <w:jc w:val="both"/>
+        <w:rPr>
+          <w:rFonts w:hint="eastAsia"/>
+          <w:b w:val="0"/>
+          <w:bCs w:val="0"/>
+          <w:sz w:val="21"/>
+          <w:szCs w:val="24"/>
+          <w:lang w:val="en-US" w:eastAsia="zh-CN"/>
+        </w:rPr>
+      </w:pPr>
+      <w:r>
+        <w:rPr>
+          <w:rFonts w:hint="eastAsia"/>
+          <w:b/>
+          <w:bCs/>
+          <w:color w:val="92D050"/>
+          <w:sz w:val="21"/>
+          <w:szCs w:val="24"/>
+          <w:lang w:val="en-US" w:eastAsia="zh-CN"/>
+        </w:rPr>
+        <w:t>拷贝的本质</w:t>
+      </w:r>
+      <w:r>
+        <w:rPr>
+          <w:rFonts w:hint="eastAsia"/>
+          <w:b w:val="0"/>
+          <w:bCs w:val="0"/>
+          <w:sz w:val="21"/>
+          <w:szCs w:val="24"/>
+          <w:lang w:val="en-US" w:eastAsia="zh-CN"/>
+        </w:rPr>
+        <w:t>: 为新对象分配新的内存，把原有对象的所有数据逐字节复制到新内存中。源对象不受影响，仍可继续使用。</w:t>
+      </w:r>
+    </w:p>
+    <w:p>
+      <w:pPr>
+        <w:widowControl w:val="0"/>
+        <w:numPr>
+          <w:ilvl w:val="0"/>
+          <w:numId w:val="0"/>
+        </w:numPr>
+        <w:ind w:left="840" w:leftChars="0" w:firstLine="420" w:firstLineChars="0"/>
+        <w:jc w:val="both"/>
+        <w:rPr>
+          <w:rFonts w:hint="eastAsia"/>
+          <w:b w:val="0"/>
+          <w:bCs w:val="0"/>
+          <w:sz w:val="21"/>
+          <w:szCs w:val="24"/>
+          <w:lang w:val="en-US" w:eastAsia="zh-CN"/>
+        </w:rPr>
+      </w:pPr>
+      <w:r>
+        <w:rPr>
+          <w:rFonts w:hint="eastAsia"/>
+          <w:b w:val="0"/>
+          <w:bCs w:val="0"/>
+          <w:sz w:val="21"/>
+          <w:szCs w:val="24"/>
+          <w:lang w:val="en-US" w:eastAsia="zh-CN"/>
+        </w:rPr>
+        <w:t>当你想继续要这个变量可以直接调用push_back(),否则的话(销毁原变量，请在内部加入std::move())。</w:t>
+      </w:r>
+    </w:p>
+    <w:p>
+      <w:pPr>
+        <w:widowControl w:val="0"/>
+        <w:numPr>
+          <w:ilvl w:val="0"/>
+          <w:numId w:val="0"/>
+        </w:numPr>
+        <w:ind w:left="840" w:leftChars="0" w:firstLine="420" w:firstLineChars="0"/>
+        <w:jc w:val="both"/>
+        <w:rPr>
+          <w:rFonts w:hint="eastAsia"/>
+          <w:b w:val="0"/>
+          <w:bCs w:val="0"/>
+          <w:sz w:val="21"/>
+          <w:szCs w:val="24"/>
+          <w:lang w:val="en-US" w:eastAsia="zh-CN"/>
+        </w:rPr>
+      </w:pPr>
+      <w:r>
+        <w:rPr>
+          <w:rFonts w:hint="eastAsia"/>
+          <w:b w:val="0"/>
+          <w:bCs w:val="0"/>
+          <w:color w:val="E54C5E" w:themeColor="accent6"/>
+          <w:sz w:val="21"/>
+          <w:szCs w:val="24"/>
+          <w:lang w:val="en-US" w:eastAsia="zh-CN"/>
+          <w14:textFill>
+            <w14:solidFill>
+              <w14:schemeClr w14:val="accent6"/>
+            </w14:solidFill>
+          </w14:textFill>
+        </w:rPr>
+        <w:t>其次说第二个版本</w:t>
+      </w:r>
+      <w:r>
+        <w:rPr>
+          <w:rFonts w:hint="eastAsia"/>
+          <w:b w:val="0"/>
+          <w:bCs w:val="0"/>
+          <w:sz w:val="21"/>
+          <w:szCs w:val="24"/>
+          <w:lang w:val="en-US" w:eastAsia="zh-CN"/>
+        </w:rPr>
+        <w:t>：vec.push_back(T &amp;&amp;)</w:t>
+      </w:r>
+    </w:p>
+    <w:p>
+      <w:pPr>
+        <w:widowControl w:val="0"/>
+        <w:numPr>
+          <w:ilvl w:val="0"/>
+          <w:numId w:val="0"/>
+        </w:numPr>
+        <w:ind w:left="840" w:leftChars="0" w:firstLine="420" w:firstLineChars="0"/>
+        <w:jc w:val="both"/>
+        <w:rPr>
+          <w:rFonts w:hint="eastAsia"/>
+          <w:b w:val="0"/>
+          <w:bCs w:val="0"/>
+          <w:sz w:val="21"/>
+          <w:szCs w:val="24"/>
+          <w:lang w:val="en-US" w:eastAsia="zh-CN"/>
+        </w:rPr>
+      </w:pPr>
+      <w:r>
+        <w:rPr>
+          <w:rFonts w:hint="eastAsia"/>
+          <w:b w:val="0"/>
+          <w:bCs w:val="0"/>
+          <w:sz w:val="21"/>
+          <w:szCs w:val="24"/>
+          <w:lang w:val="en-US" w:eastAsia="zh-CN"/>
+        </w:rPr>
+        <w:t>接受一个右值引用，会把value的资源所有权(</w:t>
+      </w:r>
+      <w:r>
+        <w:rPr>
+          <w:rFonts w:hint="eastAsia"/>
+          <w:b/>
+          <w:bCs/>
+          <w:color w:val="FF0000"/>
+          <w:sz w:val="21"/>
+          <w:szCs w:val="24"/>
+          <w:lang w:val="en-US" w:eastAsia="zh-CN"/>
+        </w:rPr>
+        <w:t>移动</w:t>
+      </w:r>
+      <w:r>
+        <w:rPr>
+          <w:rFonts w:hint="eastAsia"/>
+          <w:b w:val="0"/>
+          <w:bCs w:val="0"/>
+          <w:sz w:val="21"/>
+          <w:szCs w:val="24"/>
+          <w:lang w:val="en-US" w:eastAsia="zh-CN"/>
+        </w:rPr>
+        <w:t>)到vector尾部新对象，而不是拷贝。</w:t>
+      </w:r>
+    </w:p>
+    <w:p>
+      <w:pPr>
+        <w:widowControl w:val="0"/>
+        <w:numPr>
+          <w:ilvl w:val="0"/>
+          <w:numId w:val="0"/>
+        </w:numPr>
+        <w:ind w:left="840" w:leftChars="0" w:firstLine="420" w:firstLineChars="0"/>
+        <w:jc w:val="both"/>
+        <w:rPr>
+          <w:rFonts w:hint="eastAsia"/>
+          <w:b w:val="0"/>
+          <w:bCs w:val="0"/>
+          <w:sz w:val="21"/>
+          <w:szCs w:val="24"/>
+          <w:lang w:val="en-US" w:eastAsia="zh-CN"/>
+        </w:rPr>
+      </w:pPr>
+      <w:r>
+        <w:rPr>
+          <w:rFonts w:hint="eastAsia"/>
+          <w:b w:val="0"/>
+          <w:bCs w:val="0"/>
+          <w:color w:val="92D050"/>
+          <w:sz w:val="21"/>
+          <w:szCs w:val="24"/>
+          <w:lang w:val="en-US" w:eastAsia="zh-CN"/>
+        </w:rPr>
+        <w:t>移动的本质</w:t>
+      </w:r>
+      <w:r>
+        <w:rPr>
+          <w:rFonts w:hint="eastAsia"/>
+          <w:b w:val="0"/>
+          <w:bCs w:val="0"/>
+          <w:sz w:val="21"/>
+          <w:szCs w:val="24"/>
+          <w:lang w:val="en-US" w:eastAsia="zh-CN"/>
+        </w:rPr>
+        <w:t>：不复制数据，只转移资源的所有权。</w:t>
+      </w:r>
+    </w:p>
+    <w:p>
+      <w:pPr>
+        <w:widowControl w:val="0"/>
+        <w:numPr>
+          <w:ilvl w:val="0"/>
+          <w:numId w:val="0"/>
+        </w:numPr>
+        <w:ind w:left="840" w:leftChars="0" w:firstLine="420" w:firstLineChars="0"/>
+        <w:jc w:val="both"/>
+        <w:rPr>
+          <w:rFonts w:hint="eastAsia"/>
+          <w:b w:val="0"/>
+          <w:bCs w:val="0"/>
+          <w:sz w:val="21"/>
+          <w:szCs w:val="24"/>
+          <w:lang w:val="en-US" w:eastAsia="zh-CN"/>
+        </w:rPr>
+      </w:pPr>
+    </w:p>
+    <w:p>
+      <w:pPr>
+        <w:widowControl w:val="0"/>
+        <w:numPr>
+          <w:ilvl w:val="0"/>
+          <w:numId w:val="0"/>
+        </w:numPr>
+        <w:ind w:left="840" w:leftChars="0" w:firstLine="420" w:firstLineChars="0"/>
+        <w:jc w:val="both"/>
+        <w:rPr>
+          <w:rFonts w:hint="eastAsia"/>
+          <w:b/>
+          <w:bCs/>
+          <w:color w:val="FF0000"/>
+          <w:sz w:val="22"/>
+          <w:szCs w:val="28"/>
+          <w:lang w:val="en-US" w:eastAsia="zh-CN"/>
+        </w:rPr>
+      </w:pPr>
+      <w:r>
+        <w:rPr>
+          <w:rFonts w:hint="eastAsia"/>
+          <w:b/>
+          <w:bCs/>
+          <w:color w:val="FF0000"/>
+          <w:sz w:val="22"/>
+          <w:szCs w:val="28"/>
+          <w:lang w:val="en-US" w:eastAsia="zh-CN"/>
+        </w:rPr>
+        <w:t>**分析上述高级代码**</w:t>
+      </w:r>
+    </w:p>
+    <w:p>
+      <w:pPr>
+        <w:widowControl w:val="0"/>
+        <w:numPr>
+          <w:ilvl w:val="0"/>
+          <w:numId w:val="0"/>
+        </w:numPr>
+        <w:ind w:left="840" w:leftChars="0" w:firstLine="420" w:firstLineChars="0"/>
+        <w:jc w:val="both"/>
+        <w:rPr>
+          <w:rFonts w:hint="eastAsia"/>
+          <w:b w:val="0"/>
+          <w:bCs w:val="0"/>
+          <w:color w:val="auto"/>
+          <w:sz w:val="21"/>
+          <w:szCs w:val="24"/>
+          <w:lang w:val="en-US" w:eastAsia="zh-CN"/>
+        </w:rPr>
+      </w:pPr>
+      <w:r>
+        <w:rPr>
+          <w:rFonts w:hint="eastAsia"/>
+          <w:b w:val="0"/>
+          <w:bCs w:val="0"/>
+          <w:color w:val="auto"/>
+          <w:sz w:val="21"/>
+          <w:szCs w:val="24"/>
+          <w:lang w:val="en-US" w:eastAsia="zh-CN"/>
+        </w:rPr>
+        <w:t>在上述自定义构造函数中，分别展示了普通构造函数、移动构造函数、拷贝构造函数。可能你会有如下几个问题？</w:t>
+      </w:r>
+    </w:p>
+    <w:p>
+      <w:pPr>
+        <w:widowControl w:val="0"/>
+        <w:numPr>
+          <w:ilvl w:val="0"/>
+          <w:numId w:val="7"/>
+        </w:numPr>
+        <w:ind w:left="840" w:leftChars="0" w:firstLine="420" w:firstLineChars="0"/>
+        <w:jc w:val="both"/>
+        <w:rPr>
+          <w:rFonts w:hint="default"/>
+          <w:b w:val="0"/>
+          <w:bCs w:val="0"/>
+          <w:color w:val="auto"/>
+          <w:sz w:val="21"/>
+          <w:szCs w:val="24"/>
+          <w:lang w:val="en-US" w:eastAsia="zh-CN"/>
+        </w:rPr>
+      </w:pPr>
+      <w:r>
+        <w:rPr>
+          <w:rFonts w:hint="eastAsia"/>
+          <w:b/>
+          <w:bCs/>
+          <w:color w:val="FF0000"/>
+          <w:sz w:val="21"/>
+          <w:szCs w:val="24"/>
+          <w:lang w:val="en-US" w:eastAsia="zh-CN"/>
+        </w:rPr>
+        <w:t>移动构造函数中的noexcept是什么意思?</w:t>
+      </w:r>
+    </w:p>
+    <w:p>
+      <w:pPr>
+        <w:widowControl w:val="0"/>
+        <w:numPr>
+          <w:numId w:val="0"/>
+        </w:numPr>
+        <w:ind w:left="840" w:leftChars="0" w:firstLine="420" w:firstLineChars="0"/>
+        <w:jc w:val="both"/>
+        <w:rPr>
+          <w:rFonts w:hint="eastAsia"/>
+          <w:b w:val="0"/>
+          <w:bCs w:val="0"/>
+          <w:color w:val="auto"/>
+          <w:sz w:val="21"/>
+          <w:szCs w:val="24"/>
+          <w:lang w:val="en-US" w:eastAsia="zh-CN"/>
+        </w:rPr>
+      </w:pPr>
+      <w:r>
+        <w:rPr>
+          <w:rFonts w:hint="eastAsia"/>
+          <w:b w:val="0"/>
+          <w:bCs w:val="0"/>
+          <w:color w:val="auto"/>
+          <w:sz w:val="21"/>
+          <w:szCs w:val="24"/>
+          <w:lang w:val="en-US" w:eastAsia="zh-CN"/>
+        </w:rPr>
+        <w:t>·如果移动构造函数没有noexcept。vector为保证异常安全，会退而使用拷贝构造(低效，复制资源)。</w:t>
+      </w:r>
+    </w:p>
+    <w:p>
+      <w:pPr>
+        <w:widowControl w:val="0"/>
+        <w:numPr>
+          <w:numId w:val="0"/>
+        </w:numPr>
+        <w:ind w:left="840" w:leftChars="0" w:firstLine="420" w:firstLineChars="0"/>
+        <w:jc w:val="both"/>
+        <w:rPr>
+          <w:rFonts w:hint="eastAsia"/>
+          <w:b w:val="0"/>
+          <w:bCs w:val="0"/>
+          <w:color w:val="auto"/>
+          <w:sz w:val="21"/>
+          <w:szCs w:val="24"/>
+          <w:lang w:val="en-US" w:eastAsia="zh-CN"/>
+        </w:rPr>
+      </w:pPr>
+      <w:r>
+        <w:rPr>
+          <w:rFonts w:hint="eastAsia"/>
+          <w:b w:val="0"/>
+          <w:bCs w:val="0"/>
+          <w:color w:val="auto"/>
+          <w:sz w:val="21"/>
+          <w:szCs w:val="24"/>
+          <w:lang w:val="en-US" w:eastAsia="zh-CN"/>
+        </w:rPr>
+        <w:t>·如果移动构造函数有noexcept。vector在扩容时会优先使用移动构造函数。</w:t>
+      </w:r>
+    </w:p>
+    <w:p>
+      <w:pPr>
+        <w:widowControl w:val="0"/>
+        <w:numPr>
+          <w:numId w:val="0"/>
+        </w:numPr>
+        <w:ind w:left="840" w:leftChars="0" w:firstLine="420" w:firstLineChars="0"/>
+        <w:jc w:val="both"/>
+        <w:rPr>
+          <w:rFonts w:hint="eastAsia"/>
+          <w:b w:val="0"/>
+          <w:bCs w:val="0"/>
+          <w:color w:val="auto"/>
+          <w:sz w:val="21"/>
+          <w:szCs w:val="24"/>
+          <w:lang w:val="en-US" w:eastAsia="zh-CN"/>
+        </w:rPr>
+      </w:pPr>
+    </w:p>
+    <w:p>
+      <w:pPr>
+        <w:widowControl w:val="0"/>
+        <w:numPr>
+          <w:numId w:val="0"/>
+        </w:numPr>
+        <w:ind w:left="840" w:leftChars="0" w:firstLine="420" w:firstLineChars="0"/>
+        <w:jc w:val="both"/>
+        <w:rPr>
+          <w:rFonts w:hint="eastAsia"/>
+          <w:b w:val="0"/>
+          <w:bCs w:val="0"/>
+          <w:color w:val="auto"/>
+          <w:sz w:val="21"/>
+          <w:szCs w:val="24"/>
+          <w:lang w:val="en-US" w:eastAsia="zh-CN"/>
+        </w:rPr>
+      </w:pPr>
+      <w:r>
+        <w:rPr>
+          <w:rFonts w:hint="eastAsia"/>
+          <w:b w:val="0"/>
+          <w:bCs w:val="0"/>
+          <w:color w:val="auto"/>
+          <w:sz w:val="21"/>
+          <w:szCs w:val="24"/>
+          <w:lang w:val="en-US" w:eastAsia="zh-CN"/>
+        </w:rPr>
+        <w:t>各种操作如下影响：</w:t>
+      </w:r>
+    </w:p>
+    <w:p>
+      <w:pPr>
+        <w:widowControl w:val="0"/>
+        <w:numPr>
+          <w:numId w:val="0"/>
+        </w:numPr>
+        <w:ind w:left="840" w:leftChars="0" w:firstLine="420" w:firstLineChars="0"/>
+        <w:jc w:val="both"/>
+        <w:rPr>
+          <w:rFonts w:hint="eastAsia"/>
+          <w:b w:val="0"/>
+          <w:bCs w:val="0"/>
+          <w:color w:val="auto"/>
+          <w:sz w:val="21"/>
+          <w:szCs w:val="24"/>
+          <w:lang w:val="en-US" w:eastAsia="zh-CN"/>
+        </w:rPr>
+      </w:pPr>
+      <w:r>
+        <w:rPr>
+          <w:rFonts w:hint="eastAsia"/>
+          <w:b w:val="0"/>
+          <w:bCs w:val="0"/>
+          <w:color w:val="auto"/>
+          <w:sz w:val="21"/>
+          <w:szCs w:val="24"/>
+          <w:lang w:val="en-US" w:eastAsia="zh-CN"/>
+        </w:rPr>
+        <w:t>·容量够(提前用vec.reserve()留够）)：无需管是否有noexcept都会使用移动构造函数</w:t>
+      </w:r>
+    </w:p>
+    <w:p>
+      <w:pPr>
+        <w:widowControl w:val="0"/>
+        <w:numPr>
+          <w:numId w:val="0"/>
+        </w:numPr>
+        <w:ind w:left="840" w:leftChars="0" w:firstLine="420" w:firstLineChars="0"/>
+        <w:jc w:val="both"/>
+        <w:rPr>
+          <w:rFonts w:hint="default"/>
+          <w:b w:val="0"/>
+          <w:bCs w:val="0"/>
+          <w:color w:val="auto"/>
+          <w:sz w:val="21"/>
+          <w:szCs w:val="24"/>
+          <w:lang w:val="en-US" w:eastAsia="zh-CN"/>
+        </w:rPr>
+      </w:pPr>
+      <w:r>
+        <w:rPr>
+          <w:rFonts w:hint="eastAsia"/>
+          <w:b w:val="0"/>
+          <w:bCs w:val="0"/>
+          <w:color w:val="auto"/>
+          <w:sz w:val="21"/>
+          <w:szCs w:val="24"/>
+          <w:lang w:val="en-US" w:eastAsia="zh-CN"/>
+        </w:rPr>
+        <w:t>·容量不够:  vector 容量从 1→2，需要把原有元素（wang）从旧内存移动 / 拷贝到新内存，因此会额外触发一次移动构造（如果移动构造有noexcept）或拷贝构造。</w:t>
+      </w:r>
+    </w:p>
+    <w:p>
+      <w:pPr>
+        <w:widowControl w:val="0"/>
+        <w:numPr>
+          <w:numId w:val="0"/>
+        </w:numPr>
+        <w:ind w:left="840" w:leftChars="0" w:firstLine="420" w:firstLineChars="0"/>
+        <w:jc w:val="both"/>
+        <w:rPr>
+          <w:rFonts w:hint="eastAsia"/>
+          <w:b w:val="0"/>
+          <w:bCs w:val="0"/>
+          <w:color w:val="FF0000"/>
+          <w:sz w:val="21"/>
+          <w:szCs w:val="24"/>
+          <w:lang w:val="en-US" w:eastAsia="zh-CN"/>
+        </w:rPr>
+      </w:pPr>
+      <w:r>
+        <w:rPr>
+          <w:rFonts w:hint="eastAsia"/>
+          <w:b w:val="0"/>
+          <w:bCs w:val="0"/>
+          <w:color w:val="FF0000"/>
+          <w:sz w:val="21"/>
+          <w:szCs w:val="24"/>
+          <w:lang w:val="en-US" w:eastAsia="zh-CN"/>
+        </w:rPr>
+        <w:t>(有noexcept)结果</w:t>
+      </w:r>
+    </w:p>
+    <w:p>
+      <w:pPr>
+        <w:widowControl w:val="0"/>
+        <w:numPr>
+          <w:numId w:val="0"/>
+        </w:numPr>
+        <w:jc w:val="both"/>
+        <w:rPr>
+          <w:rFonts w:hint="default"/>
+          <w:b w:val="0"/>
+          <w:bCs w:val="0"/>
+          <w:color w:val="auto"/>
+          <w:sz w:val="21"/>
+          <w:szCs w:val="24"/>
+          <w:lang w:val="en-US" w:eastAsia="zh-CN"/>
+        </w:rPr>
+      </w:pPr>
+      <w:r>
+        <w:rPr>
+          <w:rFonts w:hint="default"/>
+          <w:b w:val="0"/>
+          <w:bCs w:val="0"/>
+          <w:color w:val="auto"/>
+          <w:sz w:val="21"/>
+          <w:szCs w:val="24"/>
+          <w:lang w:val="en-US" w:eastAsia="zh-CN"/>
+        </w:rPr>
+        <w:drawing>
+          <wp:inline distT="0" distB="0" distL="114300" distR="114300">
+            <wp:extent cx="4597400" cy="1016000"/>
+            <wp:effectExtent l="0" t="0" r="0" b="0"/>
+            <wp:docPr id="6" name="图片 2"/>
+            <wp:cNvGraphicFramePr>
+              <a:graphicFrameLocks xmlns:a="http://schemas.openxmlformats.org/drawingml/2006/main" noChangeAspect="1"/>
+            </wp:cNvGraphicFramePr>
+            <a:graphic xmlns:a="http://schemas.openxmlformats.org/drawingml/2006/main">
+              <a:graphicData uri="http://schemas.openxmlformats.org/drawingml/2006/picture">
+                <pic:pic xmlns:pic="http://schemas.openxmlformats.org/drawingml/2006/picture">
+                  <pic:nvPicPr>
+                    <pic:cNvPr id="6" name="图片 2"/>
+                    <pic:cNvPicPr>
+                      <a:picLocks noChangeAspect="1"/>
+                    </pic:cNvPicPr>
+                  </pic:nvPicPr>
+                  <pic:blipFill>
+                    <a:blip r:embed="rId8"/>
+                    <a:stretch>
+                      <a:fillRect/>
+                    </a:stretch>
+                  </pic:blipFill>
+                  <pic:spPr>
+                    <a:xfrm>
+                      <a:off x="0" y="0"/>
+                      <a:ext cx="4597400" cy="1016000"/>
+                    </a:xfrm>
+                    <a:prstGeom prst="rect">
+                      <a:avLst/>
+                    </a:prstGeom>
+                    <a:noFill/>
+                    <a:ln>
+                      <a:noFill/>
+                    </a:ln>
+                  </pic:spPr>
+                </pic:pic>
+              </a:graphicData>
+            </a:graphic>
+          </wp:inline>
+        </w:drawing>
+      </w:r>
+    </w:p>
+    <w:p>
+      <w:pPr>
+        <w:widowControl w:val="0"/>
+        <w:numPr>
+          <w:numId w:val="0"/>
+        </w:numPr>
+        <w:ind w:left="840" w:leftChars="0" w:firstLine="420" w:firstLineChars="0"/>
+        <w:jc w:val="both"/>
+        <w:rPr>
+          <w:rFonts w:hint="eastAsia"/>
+          <w:b w:val="0"/>
+          <w:bCs w:val="0"/>
+          <w:color w:val="auto"/>
+          <w:sz w:val="21"/>
+          <w:szCs w:val="24"/>
+          <w:lang w:val="en-US" w:eastAsia="zh-CN"/>
+        </w:rPr>
+      </w:pPr>
+      <w:r>
+        <w:rPr>
+          <w:rFonts w:hint="eastAsia"/>
+          <w:b w:val="0"/>
+          <w:bCs w:val="0"/>
+          <w:color w:val="FF0000"/>
+          <w:sz w:val="21"/>
+          <w:szCs w:val="24"/>
+          <w:lang w:val="en-US" w:eastAsia="zh-CN"/>
+        </w:rPr>
+        <w:t>(无noexcept)结果</w:t>
+      </w:r>
+    </w:p>
+    <w:p>
+      <w:pPr>
+        <w:widowControl w:val="0"/>
+        <w:numPr>
+          <w:numId w:val="0"/>
+        </w:numPr>
+        <w:jc w:val="both"/>
+        <w:rPr>
+          <w:rFonts w:hint="default"/>
+          <w:b w:val="0"/>
+          <w:bCs w:val="0"/>
+          <w:color w:val="auto"/>
+          <w:sz w:val="21"/>
+          <w:szCs w:val="24"/>
+          <w:lang w:val="en-US" w:eastAsia="zh-CN"/>
+        </w:rPr>
+      </w:pPr>
+      <w:r>
+        <w:rPr>
+          <w:rFonts w:hint="default"/>
+          <w:b w:val="0"/>
+          <w:bCs w:val="0"/>
+          <w:color w:val="auto"/>
+          <w:sz w:val="21"/>
+          <w:szCs w:val="24"/>
+          <w:lang w:val="en-US" w:eastAsia="zh-CN"/>
+        </w:rPr>
+        <w:drawing>
+          <wp:inline distT="0" distB="0" distL="114300" distR="114300">
+            <wp:extent cx="4514850" cy="1047750"/>
+            <wp:effectExtent l="0" t="0" r="6350" b="6350"/>
+            <wp:docPr id="7" name="图片 3"/>
+            <wp:cNvGraphicFramePr>
+              <a:graphicFrameLocks xmlns:a="http://schemas.openxmlformats.org/drawingml/2006/main" noChangeAspect="1"/>
+            </wp:cNvGraphicFramePr>
+            <a:graphic xmlns:a="http://schemas.openxmlformats.org/drawingml/2006/main">
+              <a:graphicData uri="http://schemas.openxmlformats.org/drawingml/2006/picture">
+                <pic:pic xmlns:pic="http://schemas.openxmlformats.org/drawingml/2006/picture">
+                  <pic:nvPicPr>
+                    <pic:cNvPr id="7" name="图片 3"/>
+                    <pic:cNvPicPr>
+                      <a:picLocks noChangeAspect="1"/>
+                    </pic:cNvPicPr>
+                  </pic:nvPicPr>
+                  <pic:blipFill>
+                    <a:blip r:embed="rId9"/>
+                    <a:stretch>
+                      <a:fillRect/>
+                    </a:stretch>
+                  </pic:blipFill>
+                  <pic:spPr>
+                    <a:xfrm>
+                      <a:off x="0" y="0"/>
+                      <a:ext cx="4514850" cy="1047750"/>
+                    </a:xfrm>
+                    <a:prstGeom prst="rect">
+                      <a:avLst/>
+                    </a:prstGeom>
+                    <a:noFill/>
+                    <a:ln>
+                      <a:noFill/>
+                    </a:ln>
+                  </pic:spPr>
+                </pic:pic>
+              </a:graphicData>
+            </a:graphic>
+          </wp:inline>
+        </w:drawing>
+      </w:r>
+    </w:p>
+    <w:p>
+      <w:pPr>
+        <w:widowControl w:val="0"/>
+        <w:numPr>
+          <w:ilvl w:val="0"/>
+          <w:numId w:val="0"/>
+        </w:numPr>
+        <w:ind w:left="840" w:leftChars="0" w:firstLine="420" w:firstLineChars="0"/>
+        <w:jc w:val="both"/>
+        <w:rPr>
+          <w:rFonts w:hint="default"/>
+          <w:b w:val="0"/>
+          <w:bCs w:val="0"/>
+          <w:color w:val="auto"/>
+          <w:sz w:val="21"/>
+          <w:szCs w:val="24"/>
+          <w:lang w:val="en-US" w:eastAsia="zh-CN"/>
+        </w:rPr>
+      </w:pPr>
+    </w:p>
+    <w:p>
+      <w:pPr>
+        <w:widowControl w:val="0"/>
+        <w:numPr>
+          <w:ilvl w:val="0"/>
+          <w:numId w:val="0"/>
+        </w:numPr>
+        <w:ind w:left="840" w:leftChars="0" w:firstLine="420" w:firstLineChars="0"/>
+        <w:jc w:val="both"/>
+        <w:rPr>
+          <w:rFonts w:hint="default"/>
+          <w:b w:val="0"/>
+          <w:bCs w:val="0"/>
+          <w:sz w:val="21"/>
+          <w:szCs w:val="24"/>
+          <w:lang w:val="en-US" w:eastAsia="zh-CN"/>
+        </w:rPr>
+      </w:pPr>
     </w:p>
     <w:p>
       <w:pPr>
@@ -4171,7 +8032,7 @@
                     </pic:cNvPicPr>
                   </pic:nvPicPr>
                   <pic:blipFill>
-                    <a:blip r:embed="rId7"/>
+                    <a:blip r:embed="rId10"/>
                     <a:stretch>
                       <a:fillRect/>
                     </a:stretch>
@@ -6287,7 +10148,7 @@
                     </pic:cNvPicPr>
                   </pic:nvPicPr>
                   <pic:blipFill>
-                    <a:blip r:embed="rId8"/>
+                    <a:blip r:embed="rId11"/>
                     <a:stretch>
                       <a:fillRect/>
                     </a:stretch>
@@ -7785,7 +11646,7 @@
                     </pic:cNvPicPr>
                   </pic:nvPicPr>
                   <pic:blipFill>
-                    <a:blip r:embed="rId9"/>
+                    <a:blip r:embed="rId12"/>
                     <a:stretch>
                       <a:fillRect/>
                     </a:stretch>
@@ -7893,12 +11754,6 @@
             <w:insideH w:val="single" w:color="auto" w:sz="4" w:space="0"/>
             <w:insideV w:val="single" w:color="auto" w:sz="4" w:space="0"/>
           </w:tblBorders>
-          <w:tblCellMar>
-            <w:top w:w="0" w:type="dxa"/>
-            <w:left w:w="108" w:type="dxa"/>
-            <w:bottom w:w="0" w:type="dxa"/>
-            <w:right w:w="108" w:type="dxa"/>
-          </w:tblCellMar>
         </w:tblPrEx>
         <w:tc>
           <w:tcPr>
@@ -8934,7 +12789,7 @@
         <w:widowControl w:val="0"/>
         <w:numPr>
           <w:ilvl w:val="0"/>
-          <w:numId w:val="7"/>
+          <w:numId w:val="8"/>
         </w:numPr>
         <w:ind w:left="420" w:leftChars="0" w:firstLine="420" w:firstLineChars="0"/>
         <w:jc w:val="both"/>
@@ -8964,7 +12819,7 @@
         <w:widowControl w:val="0"/>
         <w:numPr>
           <w:ilvl w:val="0"/>
-          <w:numId w:val="7"/>
+          <w:numId w:val="8"/>
         </w:numPr>
         <w:ind w:left="420" w:leftChars="0" w:firstLine="420" w:firstLineChars="0"/>
         <w:jc w:val="both"/>
@@ -8994,7 +12849,7 @@
         <w:widowControl w:val="0"/>
         <w:numPr>
           <w:ilvl w:val="0"/>
-          <w:numId w:val="7"/>
+          <w:numId w:val="8"/>
         </w:numPr>
         <w:ind w:left="420" w:leftChars="0" w:firstLine="420" w:firstLineChars="0"/>
         <w:jc w:val="both"/>
@@ -9024,7 +12879,7 @@
         <w:widowControl w:val="0"/>
         <w:numPr>
           <w:ilvl w:val="0"/>
-          <w:numId w:val="7"/>
+          <w:numId w:val="8"/>
         </w:numPr>
         <w:ind w:left="420" w:leftChars="0" w:firstLine="420" w:firstLineChars="0"/>
         <w:jc w:val="both"/>
@@ -9094,7 +12949,7 @@
       <w:pPr>
         <w:numPr>
           <w:ilvl w:val="0"/>
-          <w:numId w:val="8"/>
+          <w:numId w:val="9"/>
         </w:numPr>
         <w:ind w:firstLine="420" w:firstLineChars="0"/>
         <w:rPr>
@@ -9306,7 +13161,7 @@
       <w:pPr>
         <w:numPr>
           <w:ilvl w:val="0"/>
-          <w:numId w:val="8"/>
+          <w:numId w:val="9"/>
         </w:numPr>
         <w:ind w:firstLine="420" w:firstLineChars="0"/>
         <w:rPr>
@@ -9334,7 +13189,7 @@
       <w:pPr>
         <w:numPr>
           <w:ilvl w:val="0"/>
-          <w:numId w:val="8"/>
+          <w:numId w:val="9"/>
         </w:numPr>
         <w:ind w:firstLine="420" w:firstLineChars="0"/>
         <w:rPr>
@@ -9362,7 +13217,7 @@
       <w:pPr>
         <w:numPr>
           <w:ilvl w:val="0"/>
-          <w:numId w:val="8"/>
+          <w:numId w:val="9"/>
         </w:numPr>
         <w:ind w:firstLine="420" w:firstLineChars="0"/>
         <w:rPr>
@@ -9390,7 +13245,7 @@
       <w:pPr>
         <w:numPr>
           <w:ilvl w:val="0"/>
-          <w:numId w:val="8"/>
+          <w:numId w:val="9"/>
         </w:numPr>
         <w:ind w:firstLine="420" w:firstLineChars="0"/>
         <w:rPr>
@@ -9554,6 +13409,157 @@
       </w:r>
     </w:p>
   </w:comment>
+  <w:comment w:id="3" w:author="ReoNa" w:date="2026-01-09T17:51:53Z" w:initials="">
+    <w:p>
+      <w:pPr>
+        <w:pStyle w:val="2"/>
+        <w:rPr>
+          <w:rFonts w:hint="eastAsia"/>
+          <w:lang w:val="en-US" w:eastAsia="zh-CN"/>
+        </w:rPr>
+      </w:pPr>
+      <w:r>
+        <w:t>emplace_back可以接收任意数量、任意类型的参数，只要这些参数能匹配对象的构造函数即可。比如对std::pair</w:t>
+      </w:r>
+      <w:r>
+        <w:br w:type="textWrapping"/>
+      </w:r>
+      <w:r>
+        <w:br w:type="textWrapping"/>
+      </w:r>
+      <w:r>
+        <w:rPr>
+          <w:rFonts w:hint="eastAsia"/>
+          <w:lang w:val="en-US" w:eastAsia="zh-CN"/>
+        </w:rPr>
+        <w:t>std::vector&lt;std::pair&lt;int, std::string&gt;&gt; vec;</w:t>
+      </w:r>
+    </w:p>
+    <w:p>
+      <w:pPr>
+        <w:pStyle w:val="2"/>
+        <w:rPr>
+          <w:rFonts w:hint="eastAsia"/>
+          <w:color w:val="92D050"/>
+          <w:lang w:val="en-US" w:eastAsia="zh-CN"/>
+        </w:rPr>
+      </w:pPr>
+      <w:r>
+        <w:rPr>
+          <w:rFonts w:hint="eastAsia"/>
+          <w:color w:val="92D050"/>
+          <w:lang w:val="en-US" w:eastAsia="zh-CN"/>
+        </w:rPr>
+        <w:t>// push_back需要先构造pair对象</w:t>
+      </w:r>
+    </w:p>
+    <w:p>
+      <w:pPr>
+        <w:pStyle w:val="2"/>
+        <w:rPr>
+          <w:rFonts w:hint="eastAsia"/>
+          <w:lang w:val="en-US" w:eastAsia="zh-CN"/>
+        </w:rPr>
+      </w:pPr>
+      <w:r>
+        <w:rPr>
+          <w:rFonts w:hint="eastAsia"/>
+          <w:lang w:val="en-US" w:eastAsia="zh-CN"/>
+        </w:rPr>
+        <w:t xml:space="preserve">vec.push_back(std::pair(0, </w:t>
+      </w:r>
+      <w:r>
+        <w:rPr>
+          <w:rFonts w:hint="default"/>
+          <w:lang w:val="en-US" w:eastAsia="zh-CN"/>
+        </w:rPr>
+        <w:t>“</w:t>
+      </w:r>
+      <w:r>
+        <w:rPr>
+          <w:rFonts w:hint="eastAsia"/>
+          <w:lang w:val="en-US" w:eastAsia="zh-CN"/>
+        </w:rPr>
+        <w:t>name</w:t>
+      </w:r>
+      <w:r>
+        <w:rPr>
+          <w:rFonts w:hint="default"/>
+          <w:lang w:val="en-US" w:eastAsia="zh-CN"/>
+        </w:rPr>
+        <w:t>”</w:t>
+      </w:r>
+      <w:r>
+        <w:rPr>
+          <w:rFonts w:hint="eastAsia"/>
+          <w:lang w:val="en-US" w:eastAsia="zh-CN"/>
+        </w:rPr>
+        <w:t>));</w:t>
+      </w:r>
+    </w:p>
+    <w:p>
+      <w:pPr>
+        <w:pStyle w:val="2"/>
+        <w:rPr>
+          <w:rFonts w:hint="eastAsia"/>
+          <w:color w:val="92D050"/>
+          <w:lang w:val="en-US" w:eastAsia="zh-CN"/>
+        </w:rPr>
+      </w:pPr>
+      <w:r>
+        <w:rPr>
+          <w:rFonts w:hint="eastAsia"/>
+          <w:color w:val="92D050"/>
+          <w:lang w:val="en-US" w:eastAsia="zh-CN"/>
+        </w:rPr>
+        <w:t>// emplace_back直接传参数，就地构造pair</w:t>
+      </w:r>
+    </w:p>
+    <w:p>
+      <w:pPr>
+        <w:pStyle w:val="2"/>
+        <w:rPr>
+          <w:rFonts w:hint="default"/>
+          <w:lang w:val="en-US" w:eastAsia="zh-CN"/>
+        </w:rPr>
+      </w:pPr>
+      <w:r>
+        <w:rPr>
+          <w:rFonts w:hint="eastAsia"/>
+          <w:lang w:val="en-US" w:eastAsia="zh-CN"/>
+        </w:rPr>
+        <w:t xml:space="preserve">Vec.emplace_back(1, </w:t>
+      </w:r>
+      <w:r>
+        <w:rPr>
+          <w:rFonts w:hint="default"/>
+          <w:lang w:val="en-US" w:eastAsia="zh-CN"/>
+        </w:rPr>
+        <w:t>“</w:t>
+      </w:r>
+      <w:r>
+        <w:rPr>
+          <w:rFonts w:hint="eastAsia"/>
+          <w:lang w:val="en-US" w:eastAsia="zh-CN"/>
+        </w:rPr>
+        <w:t>age</w:t>
+      </w:r>
+      <w:r>
+        <w:rPr>
+          <w:rFonts w:hint="default"/>
+          <w:lang w:val="en-US" w:eastAsia="zh-CN"/>
+        </w:rPr>
+        <w:t>”</w:t>
+      </w:r>
+      <w:r>
+        <w:rPr>
+          <w:rFonts w:hint="eastAsia"/>
+          <w:lang w:val="en-US" w:eastAsia="zh-CN"/>
+        </w:rPr>
+        <w:t>);</w:t>
+      </w:r>
+    </w:p>
+  </w:comment>
 </w:comments>
 </file>
 
@@ -9562,6 +13568,7 @@
   <w15:commentEx w15:paraId="70445296" w15:done="0"/>
   <w15:commentEx w15:paraId="74BA81F0" w15:done="0"/>
   <w15:commentEx w15:paraId="5B2B96F7" w15:done="0"/>
+  <w15:commentEx w15:paraId="7FFBA150" w15:done="0"/>
 </w15:commentsEx>
 </file>
 
@@ -9635,6 +13642,22 @@
     </w:lvl>
   </w:abstractNum>
   <w:abstractNum w:abstractNumId="5">
+    <w:nsid w:val="1398259A"/>
+    <w:multiLevelType w:val="singleLevel"/>
+    <w:tmpl w:val="1398259A"/>
+    <w:lvl w:ilvl="0" w:tentative="0">
+      <w:start w:val="1"/>
+      <w:numFmt w:val="decimal"/>
+      <w:lvlText w:val="%1."/>
+      <w:lvlJc w:val="left"/>
+      <w:pPr>
+        <w:tabs>
+          <w:tab w:val="left" w:pos="312"/>
+        </w:tabs>
+      </w:pPr>
+    </w:lvl>
+  </w:abstractNum>
+  <w:abstractNum w:abstractNumId="6">
     <w:nsid w:val="1DFCA73E"/>
     <w:multiLevelType w:val="singleLevel"/>
     <w:tmpl w:val="1DFCA73E"/>
@@ -9646,7 +13669,7 @@
       <w:lvlJc w:val="left"/>
     </w:lvl>
   </w:abstractNum>
-  <w:abstractNum w:abstractNumId="6">
+  <w:abstractNum w:abstractNumId="7">
     <w:nsid w:val="48310ED2"/>
     <w:multiLevelType w:val="singleLevel"/>
     <w:tmpl w:val="48310ED2"/>
@@ -9662,7 +13685,7 @@
       </w:pPr>
     </w:lvl>
   </w:abstractNum>
-  <w:abstractNum w:abstractNumId="7">
+  <w:abstractNum w:abstractNumId="8">
     <w:nsid w:val="5C4C2220"/>
     <w:multiLevelType w:val="singleLevel"/>
     <w:tmpl w:val="5C4C2220"/>
@@ -9678,7 +13701,7 @@
     <w:abstractNumId w:val="4"/>
   </w:num>
   <w:num w:numId="2">
-    <w:abstractNumId w:val="6"/>
+    <w:abstractNumId w:val="7"/>
   </w:num>
   <w:num w:numId="3">
     <w:abstractNumId w:val="0"/>
@@ -9687,7 +13710,7 @@
     <w:abstractNumId w:val="1"/>
   </w:num>
   <w:num w:numId="5">
-    <w:abstractNumId w:val="7"/>
+    <w:abstractNumId w:val="8"/>
   </w:num>
   <w:num w:numId="6">
     <w:abstractNumId w:val="3"/>
@@ -9696,6 +13719,9 @@
     <w:abstractNumId w:val="5"/>
   </w:num>
   <w:num w:numId="8">
+    <w:abstractNumId w:val="6"/>
+  </w:num>
+  <w:num w:numId="9">
     <w:abstractNumId w:val="2"/>
   </w:num>
 </w:numbering>
@@ -9868,7 +13894,7 @@
     <w:lsdException w:unhideWhenUsed="0" w:uiPriority="0" w:semiHidden="0" w:name="Table Web 2"/>
     <w:lsdException w:unhideWhenUsed="0" w:uiPriority="0" w:semiHidden="0" w:name="Table Web 3"/>
     <w:lsdException w:unhideWhenUsed="0" w:uiPriority="0" w:semiHidden="0" w:name="Balloon Text"/>
-    <w:lsdException w:unhideWhenUsed="0" w:uiPriority="0" w:semiHidden="0" w:name="Table Grid"/>
+    <w:lsdException w:qFormat="1" w:unhideWhenUsed="0" w:uiPriority="0" w:semiHidden="0" w:name="Table Grid"/>
     <w:lsdException w:unhideWhenUsed="0" w:uiPriority="0" w:semiHidden="0" w:name="Table Theme"/>
     <w:lsdException w:unhideWhenUsed="0" w:uiPriority="60" w:semiHidden="0" w:name="Light Shading"/>
     <w:lsdException w:unhideWhenUsed="0" w:uiPriority="61" w:semiHidden="0" w:name="Light List"/>
@@ -10047,6 +14073,7 @@
   <w:style w:type="table" w:styleId="5">
     <w:name w:val="Table Grid"/>
     <w:basedOn w:val="4"/>
+    <w:qFormat/>
     <w:uiPriority w:val="0"/>
     <w:pPr>
       <w:widowControl w:val="0"/>
@@ -10062,6 +14089,24 @@
         <w:insideV w:val="single" w:color="auto" w:sz="4" w:space="0"/>
       </w:tblBorders>
     </w:tblPr>
+  </w:style>
+  <w:style w:type="character" w:styleId="7">
+    <w:name w:val="Strong"/>
+    <w:basedOn w:val="6"/>
+    <w:qFormat/>
+    <w:uiPriority w:val="0"/>
+    <w:rPr>
+      <w:b/>
+    </w:rPr>
+  </w:style>
+  <w:style w:type="character" w:styleId="8">
+    <w:name w:val="HTML Code"/>
+    <w:basedOn w:val="6"/>
+    <w:uiPriority w:val="0"/>
+    <w:rPr>
+      <w:rFonts w:ascii="Courier New" w:hAnsi="Courier New"/>
+      <w:sz w:val="20"/>
+    </w:rPr>
   </w:style>
 </w:styles>
 </file>
